--- a/docs/profile/CV_ShengDong.docx
+++ b/docs/profile/CV_ShengDong.docx
@@ -496,13 +496,8 @@
         <w:t>P</w:t>
       </w:r>
       <w:r>
-        <w:t xml:space="preserve">lant Production Systems, </w:t>
-      </w:r>
-      <w:proofErr w:type="spellStart"/>
-      <w:r>
-        <w:t>Agroscope</w:t>
-      </w:r>
-      <w:proofErr w:type="spellEnd"/>
+        <w:t>lant Production Systems, Agroscope</w:t>
+      </w:r>
     </w:p>
     <w:p>
       <w:pPr>
@@ -631,15 +626,7 @@
         <w:ind w:leftChars="50" w:left="105" w:firstLine="420"/>
       </w:pPr>
       <w:r>
-        <w:t xml:space="preserve">Chu </w:t>
-      </w:r>
-      <w:proofErr w:type="spellStart"/>
-      <w:r>
-        <w:t>Kochen</w:t>
-      </w:r>
-      <w:proofErr w:type="spellEnd"/>
-      <w:r>
-        <w:t xml:space="preserve"> Honors College, Zhejiang University</w:t>
+        <w:t>Chu Kochen Honors College, Zhejiang University</w:t>
       </w:r>
     </w:p>
     <w:p>
@@ -813,21 +800,7 @@
         <w:rPr>
           <w:szCs w:val="21"/>
         </w:rPr>
-        <w:t xml:space="preserve">Xu, W., </w:t>
-      </w:r>
-      <w:proofErr w:type="spellStart"/>
-      <w:r>
-        <w:rPr>
-          <w:szCs w:val="21"/>
-        </w:rPr>
-        <w:t>Barzegar</w:t>
-      </w:r>
-      <w:proofErr w:type="spellEnd"/>
-      <w:r>
-        <w:rPr>
-          <w:szCs w:val="21"/>
-        </w:rPr>
-        <w:t xml:space="preserve">, S. G., </w:t>
+        <w:t xml:space="preserve">Xu, W., Barzegar, S. G., </w:t>
       </w:r>
       <w:r>
         <w:rPr>
@@ -1054,23 +1027,7 @@
         <w:t xml:space="preserve"> Chen, M., Chen, Q., Huang, Y. (2022). </w:t>
       </w:r>
       <w:r>
-        <w:t xml:space="preserve">Opposite selection effects of </w:t>
-      </w:r>
-      <w:proofErr w:type="spellStart"/>
-      <w:r>
-        <w:t>nZVI</w:t>
-      </w:r>
-      <w:proofErr w:type="spellEnd"/>
-      <w:r>
-        <w:t xml:space="preserve"> and PAHs on bacterial community composition revealed by universal and </w:t>
-      </w:r>
-      <w:proofErr w:type="spellStart"/>
-      <w:r>
-        <w:t>sphingomonads</w:t>
-      </w:r>
-      <w:proofErr w:type="spellEnd"/>
-      <w:r>
-        <w:t xml:space="preserve">-specific 16SrRNA primers. </w:t>
+        <w:t xml:space="preserve">Opposite selection effects of nZVI and PAHs on bacterial community composition revealed by universal and sphingomonads-specific 16SrRNA primers. </w:t>
       </w:r>
       <w:r>
         <w:rPr>
@@ -1209,15 +1166,7 @@
         <w:t>Sciences</w:t>
       </w:r>
       <w:r>
-        <w:t xml:space="preserve">, Hangzhou, </w:t>
-      </w:r>
-      <w:proofErr w:type="gramStart"/>
-      <w:r>
-        <w:t>Zhejiang ,</w:t>
-      </w:r>
-      <w:proofErr w:type="gramEnd"/>
-      <w:r>
-        <w:t xml:space="preserve"> China</w:t>
+        <w:t>, Hangzhou, Zhejiang , China</w:t>
       </w:r>
       <w:r>
         <w:t xml:space="preserve">. (2024, March 31). Title: </w:t>
@@ -1536,6 +1485,9 @@
                 <w:tab w:val="right" w:pos="9746"/>
               </w:tabs>
               <w:jc w:val="right"/>
+              <w:rPr>
+                <w:rFonts w:hint="eastAsia"/>
+              </w:rPr>
             </w:pPr>
             <w:r>
               <w:t>2024</w:t>
@@ -1670,14 +1622,12 @@
             <w:r>
               <w:t xml:space="preserve">ertificate of Chu </w:t>
             </w:r>
-            <w:proofErr w:type="spellStart"/>
             <w:r>
               <w:rPr>
                 <w:rFonts w:hint="eastAsia"/>
               </w:rPr>
               <w:t>Kochen</w:t>
             </w:r>
-            <w:proofErr w:type="spellEnd"/>
             <w:r>
               <w:t xml:space="preserve"> Honors Program </w:t>
             </w:r>
@@ -1915,11 +1865,9 @@
             <w:r>
               <w:t xml:space="preserve"> – </w:t>
             </w:r>
-            <w:proofErr w:type="spellStart"/>
             <w:r>
               <w:t>Jiande</w:t>
             </w:r>
-            <w:proofErr w:type="spellEnd"/>
             <w:r>
               <w:t xml:space="preserve"> </w:t>
             </w:r>
@@ -2309,7 +2257,6 @@
             <w:r>
               <w:t xml:space="preserve">Dr. </w:t>
             </w:r>
-            <w:proofErr w:type="spellStart"/>
             <w:r>
               <w:rPr>
                 <w:rFonts w:hint="eastAsia"/>
@@ -2317,11 +2264,7 @@
               <w:t>Yi</w:t>
             </w:r>
             <w:r>
-              <w:t>li</w:t>
-            </w:r>
-            <w:proofErr w:type="spellEnd"/>
-            <w:r>
-              <w:t xml:space="preserve"> Huang</w:t>
+              <w:t>li Huang</w:t>
             </w:r>
             <w:r>
               <w:t xml:space="preserve">) </w:t>

--- a/docs/profile/CV_ShengDong.docx
+++ b/docs/profile/CV_ShengDong.docx
@@ -15,73 +15,6 @@
       </w:pPr>
       <w:r>
         <w:rPr>
-          <w:noProof/>
-        </w:rPr>
-        <w:drawing>
-          <wp:anchor distT="0" distB="0" distL="114300" distR="114300" simplePos="0" relativeHeight="251658240" behindDoc="0" locked="0" layoutInCell="1" allowOverlap="1" wp14:anchorId="58B54483" wp14:editId="3BCD8F1F">
-            <wp:simplePos x="0" y="0"/>
-            <wp:positionH relativeFrom="column">
-              <wp:posOffset>4377236</wp:posOffset>
-            </wp:positionH>
-            <wp:positionV relativeFrom="paragraph">
-              <wp:posOffset>-497658</wp:posOffset>
-            </wp:positionV>
-            <wp:extent cx="1800000" cy="540037"/>
-            <wp:effectExtent l="0" t="0" r="0" b="0"/>
-            <wp:wrapNone/>
-            <wp:docPr id="1" name="图片 1"/>
-            <wp:cNvGraphicFramePr>
-              <a:graphicFrameLocks xmlns:a="http://schemas.openxmlformats.org/drawingml/2006/main" noChangeAspect="1"/>
-            </wp:cNvGraphicFramePr>
-            <a:graphic xmlns:a="http://schemas.openxmlformats.org/drawingml/2006/main">
-              <a:graphicData uri="http://schemas.openxmlformats.org/drawingml/2006/picture">
-                <pic:pic xmlns:pic="http://schemas.openxmlformats.org/drawingml/2006/picture">
-                  <pic:nvPicPr>
-                    <pic:cNvPr id="0" name="Picture 1"/>
-                    <pic:cNvPicPr>
-                      <a:picLocks noChangeAspect="1" noChangeArrowheads="1"/>
-                    </pic:cNvPicPr>
-                  </pic:nvPicPr>
-                  <pic:blipFill>
-                    <a:blip r:embed="rId6">
-                      <a:extLst>
-                        <a:ext uri="{28A0092B-C50C-407E-A947-70E740481C1C}">
-                          <a14:useLocalDpi xmlns:a14="http://schemas.microsoft.com/office/drawing/2010/main" val="0"/>
-                        </a:ext>
-                      </a:extLst>
-                    </a:blip>
-                    <a:srcRect/>
-                    <a:stretch>
-                      <a:fillRect/>
-                    </a:stretch>
-                  </pic:blipFill>
-                  <pic:spPr bwMode="auto">
-                    <a:xfrm>
-                      <a:off x="0" y="0"/>
-                      <a:ext cx="1800000" cy="540037"/>
-                    </a:xfrm>
-                    <a:prstGeom prst="rect">
-                      <a:avLst/>
-                    </a:prstGeom>
-                    <a:noFill/>
-                    <a:ln>
-                      <a:noFill/>
-                    </a:ln>
-                  </pic:spPr>
-                </pic:pic>
-              </a:graphicData>
-            </a:graphic>
-            <wp14:sizeRelH relativeFrom="margin">
-              <wp14:pctWidth>0</wp14:pctWidth>
-            </wp14:sizeRelH>
-            <wp14:sizeRelV relativeFrom="margin">
-              <wp14:pctHeight>0</wp14:pctHeight>
-            </wp14:sizeRelV>
-          </wp:anchor>
-        </w:drawing>
-      </w:r>
-      <w:r>
-        <w:rPr>
           <w:b/>
           <w:bCs/>
           <w:smallCaps/>
@@ -162,13 +95,19 @@
         <w:t>P</w:t>
       </w:r>
       <w:r>
-        <w:t xml:space="preserve">hD cand. @ </w:t>
+        <w:t>hD cand</w:t>
+      </w:r>
+      <w:r>
+        <w:t>idate</w:t>
+      </w:r>
+      <w:r>
+        <w:t xml:space="preserve"> @ </w:t>
       </w:r>
       <w:r>
         <w:t>School of Engineering, Westlake University</w:t>
       </w:r>
       <w:r>
-        <w:t>.</w:t>
+        <w:t>, China.</w:t>
       </w:r>
     </w:p>
     <w:p>
@@ -176,9 +115,47 @@
         <w:jc w:val="center"/>
       </w:pPr>
       <w:r>
+        <w:t>@</w:t>
+      </w:r>
+      <w:r>
+        <w:t xml:space="preserve"> </w:t>
+      </w:r>
+      <w:r>
+        <w:t>Dep</w:t>
+      </w:r>
+      <w:r>
+        <w:t>t.</w:t>
+      </w:r>
+      <w:r>
+        <w:t xml:space="preserve"> of </w:t>
+      </w:r>
+      <w:r>
         <w:rPr>
           <w:rFonts w:hint="eastAsia"/>
         </w:rPr>
+        <w:t>P</w:t>
+      </w:r>
+      <w:r>
+        <w:t xml:space="preserve">lant Production Systems, </w:t>
+      </w:r>
+      <w:r>
+        <w:rPr>
+          <w:rFonts w:hint="eastAsia"/>
+        </w:rPr>
+        <w:t>Ag</w:t>
+      </w:r>
+      <w:r>
+        <w:t>roscope, Switzerland.</w:t>
+      </w:r>
+    </w:p>
+    <w:p>
+      <w:pPr>
+        <w:jc w:val="center"/>
+      </w:pPr>
+      <w:r>
+        <w:rPr>
+          <w:rFonts w:hint="eastAsia"/>
+        </w:rPr>
         <w:t>E</w:t>
       </w:r>
       <w:r>
@@ -187,7 +164,7 @@
       <w:r>
         <w:t xml:space="preserve"> </w:t>
       </w:r>
-      <w:hyperlink r:id="rId7" w:history="1">
+      <w:hyperlink r:id="rId6" w:history="1">
         <w:r>
           <w:rPr>
             <w:rStyle w:val="a3"/>
@@ -204,7 +181,7 @@
         </w:rPr>
         <w:t xml:space="preserve">; </w:t>
       </w:r>
-      <w:hyperlink r:id="rId8" w:history="1">
+      <w:hyperlink r:id="rId7" w:history="1">
         <w:r>
           <w:rPr>
             <w:rStyle w:val="a3"/>
@@ -217,17 +194,22 @@
       <w:pPr>
         <w:jc w:val="center"/>
       </w:pPr>
-      <w:hyperlink r:id="rId9" w:history="1">
+      <w:hyperlink r:id="rId8" w:history="1">
         <w:r>
           <w:rPr>
             <w:rStyle w:val="a3"/>
-            <w:lang w:val="de-DE"/>
           </w:rPr>
           <w:t>Website</w:t>
         </w:r>
       </w:hyperlink>
       <w:r>
-        <w:t xml:space="preserve"> | </w:t>
+        <w:rPr>
+          <w:rStyle w:val="a3"/>
+        </w:rPr>
+        <w:t xml:space="preserve"> </w:t>
+      </w:r>
+      <w:r>
+        <w:t xml:space="preserve">| </w:t>
       </w:r>
       <w:r>
         <w:rPr>
@@ -281,28 +263,31 @@
         <w:t xml:space="preserve">Agroecology, </w:t>
       </w:r>
       <w:r>
+        <w:t>Microp</w:t>
+      </w:r>
+      <w:r>
+        <w:t>lastic</w:t>
+      </w:r>
+      <w:r>
+        <w:rPr>
+          <w:rFonts w:hint="eastAsia"/>
+        </w:rPr>
+        <w:t>s</w:t>
+      </w:r>
+      <w:r>
+        <w:t>, Climate Change</w:t>
+      </w:r>
+      <w:r>
+        <w:t xml:space="preserve">, </w:t>
+      </w:r>
+      <w:r>
         <w:t>Pollination</w:t>
       </w:r>
       <w:r>
-        <w:t xml:space="preserve">, </w:t>
-      </w:r>
-      <w:r>
-        <w:t>Microp</w:t>
-      </w:r>
-      <w:r>
-        <w:t>lastic</w:t>
-      </w:r>
-      <w:r>
-        <w:rPr>
-          <w:rFonts w:hint="eastAsia"/>
-        </w:rPr>
-        <w:t>s</w:t>
-      </w:r>
-      <w:r>
-        <w:t>, Climate Change</w:t>
-      </w:r>
-      <w:r>
-        <w:t xml:space="preserve">, </w:t>
+        <w:t>,</w:t>
+      </w:r>
+      <w:r>
+        <w:t xml:space="preserve"> </w:t>
       </w:r>
       <w:r>
         <w:t>Ecosystem Service</w:t>
@@ -479,7 +464,13 @@
       </w:r>
       <w:r>
         <w:tab/>
-        <w:t xml:space="preserve">2025 Sept – present </w:t>
+        <w:t xml:space="preserve">2025 </w:t>
+      </w:r>
+      <w:r>
+        <w:t>Oct</w:t>
+      </w:r>
+      <w:r>
+        <w:t xml:space="preserve"> – present </w:t>
       </w:r>
     </w:p>
     <w:p>
@@ -626,7 +617,15 @@
         <w:ind w:leftChars="50" w:left="105" w:firstLine="420"/>
       </w:pPr>
       <w:r>
-        <w:t>Chu Kochen Honors College, Zhejiang University</w:t>
+        <w:t xml:space="preserve">Chu </w:t>
+      </w:r>
+      <w:proofErr w:type="spellStart"/>
+      <w:r>
+        <w:t>Kochen</w:t>
+      </w:r>
+      <w:proofErr w:type="spellEnd"/>
+      <w:r>
+        <w:t xml:space="preserve"> Honors College, Zhejiang University</w:t>
       </w:r>
     </w:p>
     <w:p>
@@ -800,7 +799,21 @@
         <w:rPr>
           <w:szCs w:val="21"/>
         </w:rPr>
-        <w:t xml:space="preserve">Xu, W., Barzegar, S. G., </w:t>
+        <w:t xml:space="preserve">Xu, W., </w:t>
+      </w:r>
+      <w:proofErr w:type="spellStart"/>
+      <w:r>
+        <w:rPr>
+          <w:szCs w:val="21"/>
+        </w:rPr>
+        <w:t>Barzegar</w:t>
+      </w:r>
+      <w:proofErr w:type="spellEnd"/>
+      <w:r>
+        <w:rPr>
+          <w:szCs w:val="21"/>
+        </w:rPr>
+        <w:t xml:space="preserve">, S. G., </w:t>
       </w:r>
       <w:r>
         <w:rPr>
@@ -844,7 +857,7 @@
         </w:rPr>
         <w:t xml:space="preserve">(1), 1309. </w:t>
       </w:r>
-      <w:hyperlink r:id="rId10" w:history="1">
+      <w:hyperlink r:id="rId9" w:history="1">
         <w:r>
           <w:rPr>
             <w:rStyle w:val="a3"/>
@@ -909,7 +922,7 @@
         </w:rPr>
         <w:t xml:space="preserve">(1), 8413. </w:t>
       </w:r>
-      <w:hyperlink r:id="rId11" w:history="1">
+      <w:hyperlink r:id="rId10" w:history="1">
         <w:r>
           <w:rPr>
             <w:rStyle w:val="a3"/>
@@ -999,7 +1012,7 @@
         </w:rPr>
         <w:t xml:space="preserve">, 2041-210X.14436. </w:t>
       </w:r>
-      <w:hyperlink r:id="rId12" w:history="1">
+      <w:hyperlink r:id="rId11" w:history="1">
         <w:r>
           <w:rPr>
             <w:rStyle w:val="a3"/>
@@ -1027,7 +1040,23 @@
         <w:t xml:space="preserve"> Chen, M., Chen, Q., Huang, Y. (2022). </w:t>
       </w:r>
       <w:r>
-        <w:t xml:space="preserve">Opposite selection effects of nZVI and PAHs on bacterial community composition revealed by universal and sphingomonads-specific 16SrRNA primers. </w:t>
+        <w:t xml:space="preserve">Opposite selection effects of </w:t>
+      </w:r>
+      <w:proofErr w:type="spellStart"/>
+      <w:r>
+        <w:t>nZVI</w:t>
+      </w:r>
+      <w:proofErr w:type="spellEnd"/>
+      <w:r>
+        <w:t xml:space="preserve"> and PAHs on bacterial community composition revealed by universal and </w:t>
+      </w:r>
+      <w:proofErr w:type="spellStart"/>
+      <w:r>
+        <w:t>sphingomonads</w:t>
+      </w:r>
+      <w:proofErr w:type="spellEnd"/>
+      <w:r>
+        <w:t xml:space="preserve">-specific 16SrRNA primers. </w:t>
       </w:r>
       <w:r>
         <w:rPr>
@@ -1039,7 +1068,7 @@
       <w:r>
         <w:t xml:space="preserve">, 311, 119893. </w:t>
       </w:r>
-      <w:hyperlink r:id="rId13" w:history="1">
+      <w:hyperlink r:id="rId12" w:history="1">
         <w:r>
           <w:rPr>
             <w:rStyle w:val="a3"/>
@@ -1093,6 +1122,7 @@
         <w:ind w:leftChars="50" w:left="525" w:hangingChars="200" w:hanging="420"/>
       </w:pPr>
       <w:r>
+        <w:lastRenderedPageBreak/>
         <w:t xml:space="preserve">The </w:t>
       </w:r>
       <w:r>
@@ -1114,11 +1144,7 @@
         <w:t>.</w:t>
       </w:r>
       <w:r>
-        <w:t xml:space="preserve"> </w:t>
-      </w:r>
-      <w:r>
-        <w:lastRenderedPageBreak/>
-        <w:t>(2024, August</w:t>
+        <w:t xml:space="preserve"> (2024, August</w:t>
       </w:r>
       <w:r>
         <w:t xml:space="preserve"> 8</w:t>
@@ -1415,7 +1441,7 @@
         <w:tblLook w:val="04A0" w:firstRow="1" w:lastRow="0" w:firstColumn="1" w:lastColumn="0" w:noHBand="0" w:noVBand="1"/>
       </w:tblPr>
       <w:tblGrid>
-        <w:gridCol w:w="9037"/>
+        <w:gridCol w:w="9043"/>
         <w:gridCol w:w="709"/>
       </w:tblGrid>
       <w:tr>
@@ -1485,9 +1511,6 @@
                 <w:tab w:val="right" w:pos="9746"/>
               </w:tabs>
               <w:jc w:val="right"/>
-              <w:rPr>
-                <w:rFonts w:hint="eastAsia"/>
-              </w:rPr>
             </w:pPr>
             <w:r>
               <w:t>2024</w:t>
@@ -1622,12 +1645,14 @@
             <w:r>
               <w:t xml:space="preserve">ertificate of Chu </w:t>
             </w:r>
+            <w:proofErr w:type="spellStart"/>
             <w:r>
               <w:rPr>
                 <w:rFonts w:hint="eastAsia"/>
               </w:rPr>
               <w:t>Kochen</w:t>
             </w:r>
+            <w:proofErr w:type="spellEnd"/>
             <w:r>
               <w:t xml:space="preserve"> Honors Program </w:t>
             </w:r>
@@ -1865,9 +1890,11 @@
             <w:r>
               <w:t xml:space="preserve"> – </w:t>
             </w:r>
+            <w:proofErr w:type="spellStart"/>
             <w:r>
               <w:t>Jiande</w:t>
             </w:r>
+            <w:proofErr w:type="spellEnd"/>
             <w:r>
               <w:t xml:space="preserve"> </w:t>
             </w:r>
@@ -2257,6 +2284,7 @@
             <w:r>
               <w:t xml:space="preserve">Dr. </w:t>
             </w:r>
+            <w:proofErr w:type="spellStart"/>
             <w:r>
               <w:rPr>
                 <w:rFonts w:hint="eastAsia"/>
@@ -2264,7 +2292,11 @@
               <w:t>Yi</w:t>
             </w:r>
             <w:r>
-              <w:t>li Huang</w:t>
+              <w:t>li</w:t>
+            </w:r>
+            <w:proofErr w:type="spellEnd"/>
+            <w:r>
+              <w:t xml:space="preserve"> Huang</w:t>
             </w:r>
             <w:r>
               <w:t xml:space="preserve">) </w:t>
@@ -2556,11 +2588,12 @@
       </w:pPr>
     </w:p>
     <w:sectPr>
-      <w:headerReference w:type="default" r:id="rId14"/>
-      <w:footerReference w:type="default" r:id="rId15"/>
-      <w:pgSz w:w="11906" w:h="16838"/>
-      <w:pgMar w:top="1440" w:right="1080" w:bottom="1440" w:left="1080" w:header="851" w:footer="850" w:gutter="0"/>
+      <w:headerReference w:type="default" r:id="rId13"/>
+      <w:footerReference w:type="default" r:id="rId14"/>
+      <w:pgSz w:w="11906" w:h="16838" w:code="9"/>
+      <w:pgMar w:top="1440" w:right="1077" w:bottom="1440" w:left="1077" w:header="851" w:footer="851" w:gutter="0"/>
       <w:cols w:space="425"/>
+      <w:titlePg/>
       <w:docGrid w:type="lines" w:linePitch="312"/>
     </w:sectPr>
   </w:body>

--- a/docs/profile/CV_ShengDong.docx
+++ b/docs/profile/CV_ShengDong.docx
@@ -27,20 +27,20 @@
         <w:rPr>
           <w:b/>
           <w:bCs/>
+          <w:sz w:val="28"/>
+          <w:szCs w:val="32"/>
+        </w:rPr>
+        <w:t xml:space="preserve"> Dong</w:t>
+      </w:r>
+      <w:r>
+        <w:rPr>
+          <w:b/>
+          <w:bCs/>
           <w:smallCaps/>
           <w:sz w:val="28"/>
           <w:szCs w:val="32"/>
         </w:rPr>
-        <w:t>,</w:t>
-      </w:r>
-      <w:r>
-        <w:rPr>
-          <w:b/>
-          <w:bCs/>
-          <w:sz w:val="28"/>
-          <w:szCs w:val="32"/>
-        </w:rPr>
-        <w:t xml:space="preserve"> Dong</w:t>
+        <w:tab/>
       </w:r>
       <w:r>
         <w:rPr>
@@ -50,38 +50,60 @@
           <w:sz w:val="28"/>
           <w:szCs w:val="32"/>
         </w:rPr>
-        <w:tab/>
-      </w:r>
-      <w:r>
-        <w:rPr>
+        <w:t>盛</w:t>
+      </w:r>
+      <w:r>
+        <w:rPr>
+          <w:rFonts w:hint="eastAsia"/>
           <w:b/>
           <w:bCs/>
           <w:smallCaps/>
           <w:sz w:val="28"/>
           <w:szCs w:val="32"/>
         </w:rPr>
-        <w:t>盛</w:t>
-      </w:r>
-      <w:r>
-        <w:rPr>
-          <w:rFonts w:hint="eastAsia"/>
+        <w:t xml:space="preserve"> </w:t>
+      </w:r>
+      <w:r>
+        <w:rPr>
           <w:b/>
           <w:bCs/>
           <w:smallCaps/>
           <w:sz w:val="28"/>
           <w:szCs w:val="32"/>
         </w:rPr>
+        <w:t>东</w:t>
+      </w:r>
+    </w:p>
+    <w:p>
+      <w:pPr>
+        <w:jc w:val="center"/>
+      </w:pPr>
+      <w:r>
+        <w:t>Doctoral</w:t>
+      </w:r>
+      <w:r>
+        <w:t xml:space="preserve"> cand</w:t>
+      </w:r>
+      <w:r>
+        <w:t>idate</w:t>
+      </w:r>
+      <w:r>
         <w:t xml:space="preserve"> </w:t>
       </w:r>
       <w:r>
-        <w:rPr>
-          <w:b/>
-          <w:bCs/>
-          <w:smallCaps/>
-          <w:sz w:val="28"/>
-          <w:szCs w:val="32"/>
-        </w:rPr>
-        <w:t>东</w:t>
+        <w:t>at</w:t>
+      </w:r>
+      <w:r>
+        <w:t xml:space="preserve"> </w:t>
+      </w:r>
+      <w:r>
+        <w:t>School of Engineering, Westlake University</w:t>
+      </w:r>
+      <w:r>
+        <w:t>,</w:t>
+      </w:r>
+      <w:r>
+        <w:t xml:space="preserve"> China.</w:t>
       </w:r>
     </w:p>
     <w:p>
@@ -89,54 +111,16 @@
         <w:jc w:val="center"/>
       </w:pPr>
       <w:r>
-        <w:rPr>
-          <w:rFonts w:hint="eastAsia"/>
-        </w:rPr>
-        <w:t>P</w:t>
-      </w:r>
-      <w:r>
-        <w:t>hD cand</w:t>
-      </w:r>
-      <w:r>
-        <w:t>idate</w:t>
-      </w:r>
-      <w:r>
-        <w:t xml:space="preserve"> @ </w:t>
-      </w:r>
-      <w:r>
-        <w:t>School of Engineering, Westlake University</w:t>
-      </w:r>
-      <w:r>
-        <w:t>, China.</w:t>
-      </w:r>
-    </w:p>
-    <w:p>
-      <w:pPr>
-        <w:jc w:val="center"/>
-      </w:pPr>
-      <w:r>
-        <w:t>@</w:t>
+        <w:t xml:space="preserve">Visiting </w:t>
+      </w:r>
+      <w:r>
+        <w:t xml:space="preserve">student </w:t>
+      </w:r>
+      <w:r>
+        <w:t>at</w:t>
       </w:r>
       <w:r>
         <w:t xml:space="preserve"> </w:t>
-      </w:r>
-      <w:r>
-        <w:t>Dep</w:t>
-      </w:r>
-      <w:r>
-        <w:t>t.</w:t>
-      </w:r>
-      <w:r>
-        <w:t xml:space="preserve"> of </w:t>
-      </w:r>
-      <w:r>
-        <w:rPr>
-          <w:rFonts w:hint="eastAsia"/>
-        </w:rPr>
-        <w:t>P</w:t>
-      </w:r>
-      <w:r>
-        <w:t xml:space="preserve">lant Production Systems, </w:t>
       </w:r>
       <w:r>
         <w:rPr>
@@ -203,15 +187,12 @@
         </w:r>
       </w:hyperlink>
       <w:r>
-        <w:rPr>
-          <w:rStyle w:val="a3"/>
-        </w:rPr>
+        <w:t xml:space="preserve"> |</w:t>
+      </w:r>
+      <w:r>
         <w:t xml:space="preserve"> </w:t>
       </w:r>
       <w:r>
-        <w:t xml:space="preserve">| </w:t>
-      </w:r>
-      <w:r>
         <w:rPr>
           <w:rFonts w:hint="eastAsia"/>
         </w:rPr>
@@ -224,11 +205,19 @@
         <w:t>I</w:t>
       </w:r>
       <w:r>
-        <w:t xml:space="preserve">D: </w:t>
-      </w:r>
-      <w:r>
-        <w:t>0000-0001-5658-5771</w:t>
-      </w:r>
+        <w:t>D:</w:t>
+      </w:r>
+      <w:r>
+        <w:t xml:space="preserve"> </w:t>
+      </w:r>
+      <w:hyperlink r:id="rId9" w:history="1">
+        <w:r>
+          <w:rPr>
+            <w:rStyle w:val="a3"/>
+          </w:rPr>
+          <w:t>0000-0001-5658-5771</w:t>
+        </w:r>
+      </w:hyperlink>
     </w:p>
     <w:p/>
     <w:p>
@@ -260,19 +249,19 @@
         <w:ind w:leftChars="50" w:left="105"/>
       </w:pPr>
       <w:r>
-        <w:t xml:space="preserve">Agroecology, </w:t>
-      </w:r>
-      <w:r>
-        <w:t>Microp</w:t>
+        <w:t>P</w:t>
       </w:r>
       <w:r>
         <w:t>lastic</w:t>
       </w:r>
       <w:r>
+        <w:t xml:space="preserve"> P</w:t>
+      </w:r>
+      <w:r>
         <w:rPr>
           <w:rFonts w:hint="eastAsia"/>
         </w:rPr>
-        <w:t>s</w:t>
+        <w:t>ollution</w:t>
       </w:r>
       <w:r>
         <w:t>, Climate Change</w:t>
@@ -302,7 +291,16 @@
         <w:t xml:space="preserve">, </w:t>
       </w:r>
       <w:r>
-        <w:t>System modelling</w:t>
+        <w:t xml:space="preserve">Complex Systems, </w:t>
+      </w:r>
+      <w:r>
+        <w:t>M</w:t>
+      </w:r>
+      <w:r>
+        <w:t>odelling</w:t>
+      </w:r>
+      <w:r>
+        <w:t>, Science-Policy Interface</w:t>
       </w:r>
     </w:p>
     <w:p>
@@ -425,13 +423,19 @@
         <w:t xml:space="preserve">: </w:t>
       </w:r>
       <w:r>
-        <w:t>Thomas Cherico Wanger</w:t>
+        <w:t>Thomas Cherico W</w:t>
+      </w:r>
+      <w:r>
+        <w:t>ANGER</w:t>
       </w:r>
       <w:r>
         <w:t xml:space="preserve"> &amp; </w:t>
       </w:r>
       <w:r>
-        <w:t>Ling Li (</w:t>
+        <w:t xml:space="preserve">LI </w:t>
+      </w:r>
+      <w:r>
+        <w:t>Ling (</w:t>
       </w:r>
       <w:r>
         <w:t>李凌</w:t>
@@ -556,7 +560,7 @@
     </w:p>
     <w:p>
       <w:pPr>
-        <w:ind w:leftChars="50" w:left="105"/>
+        <w:ind w:leftChars="50" w:left="105" w:firstLineChars="200" w:firstLine="420"/>
         <w:rPr>
           <w:u w:val="single"/>
         </w:rPr>
@@ -573,7 +577,7 @@
     </w:p>
     <w:p>
       <w:pPr>
-        <w:ind w:leftChars="50" w:left="105"/>
+        <w:ind w:leftChars="50" w:left="105" w:firstLineChars="200" w:firstLine="420"/>
       </w:pPr>
       <w:r>
         <w:t xml:space="preserve">General </w:t>
@@ -583,6 +587,20 @@
       </w:r>
       <w:r>
         <w:t>0</w:t>
+      </w:r>
+    </w:p>
+    <w:p>
+      <w:pPr>
+        <w:ind w:leftChars="50" w:left="105" w:firstLineChars="200" w:firstLine="420"/>
+      </w:pPr>
+      <w:r>
+        <w:rPr>
+          <w:rFonts w:hint="eastAsia"/>
+        </w:rPr>
+        <w:t>S</w:t>
+      </w:r>
+      <w:r>
+        <w:t>upervisor: HUANG Yili</w:t>
       </w:r>
     </w:p>
     <w:p>
@@ -617,15 +635,7 @@
         <w:ind w:leftChars="50" w:left="105" w:firstLine="420"/>
       </w:pPr>
       <w:r>
-        <w:t xml:space="preserve">Chu </w:t>
-      </w:r>
-      <w:proofErr w:type="spellStart"/>
-      <w:r>
-        <w:t>Kochen</w:t>
-      </w:r>
-      <w:proofErr w:type="spellEnd"/>
-      <w:r>
-        <w:t xml:space="preserve"> Honors College, Zhejiang University</w:t>
+        <w:t>Chu Kochen Honors College, Zhejiang University</w:t>
       </w:r>
     </w:p>
     <w:p>
@@ -688,7 +698,13 @@
         <w:t>ember</w:t>
       </w:r>
       <w:r>
-        <w:t xml:space="preserve"> | </w:t>
+        <w:t xml:space="preserve"> </w:t>
+      </w:r>
+      <w:r>
+        <w:t>–</w:t>
+      </w:r>
+      <w:r>
+        <w:t xml:space="preserve"> </w:t>
       </w:r>
       <w:r>
         <w:rPr>
@@ -697,7 +713,13 @@
         <w:t>T</w:t>
       </w:r>
       <w:r>
-        <w:t>he Ecological Society of America</w:t>
+        <w:t>he</w:t>
+      </w:r>
+      <w:r>
+        <w:t xml:space="preserve"> </w:t>
+      </w:r>
+      <w:r>
+        <w:t>Ecological Society of America</w:t>
       </w:r>
       <w:r>
         <w:tab/>
@@ -727,10 +749,16 @@
         <w:t>M</w:t>
       </w:r>
       <w:r>
-        <w:t xml:space="preserve">ember | </w:t>
-      </w:r>
-      <w:r>
-        <w:t xml:space="preserve">The </w:t>
+        <w:t xml:space="preserve">ember </w:t>
+      </w:r>
+      <w:r>
+        <w:t xml:space="preserve">– </w:t>
+      </w:r>
+      <w:r>
+        <w:t>The</w:t>
+      </w:r>
+      <w:r>
+        <w:t xml:space="preserve"> </w:t>
       </w:r>
       <w:r>
         <w:t>Scientists’ Coalition for an Effective Plastics Treaty</w:t>
@@ -799,21 +827,7 @@
         <w:rPr>
           <w:szCs w:val="21"/>
         </w:rPr>
-        <w:t xml:space="preserve">Xu, W., </w:t>
-      </w:r>
-      <w:proofErr w:type="spellStart"/>
-      <w:r>
-        <w:rPr>
-          <w:szCs w:val="21"/>
-        </w:rPr>
-        <w:t>Barzegar</w:t>
-      </w:r>
-      <w:proofErr w:type="spellEnd"/>
-      <w:r>
-        <w:rPr>
-          <w:szCs w:val="21"/>
-        </w:rPr>
-        <w:t xml:space="preserve">, S. G., </w:t>
+        <w:t xml:space="preserve">Xu, W., Barzegar, S. G., </w:t>
       </w:r>
       <w:r>
         <w:rPr>
@@ -857,7 +871,7 @@
         </w:rPr>
         <w:t xml:space="preserve">(1), 1309. </w:t>
       </w:r>
-      <w:hyperlink r:id="rId9" w:history="1">
+      <w:hyperlink r:id="rId10" w:history="1">
         <w:r>
           <w:rPr>
             <w:rStyle w:val="a3"/>
@@ -922,7 +936,7 @@
         </w:rPr>
         <w:t xml:space="preserve">(1), 8413. </w:t>
       </w:r>
-      <w:hyperlink r:id="rId10" w:history="1">
+      <w:hyperlink r:id="rId11" w:history="1">
         <w:r>
           <w:rPr>
             <w:rStyle w:val="a3"/>
@@ -1012,7 +1026,7 @@
         </w:rPr>
         <w:t xml:space="preserve">, 2041-210X.14436. </w:t>
       </w:r>
-      <w:hyperlink r:id="rId11" w:history="1">
+      <w:hyperlink r:id="rId12" w:history="1">
         <w:r>
           <w:rPr>
             <w:rStyle w:val="a3"/>
@@ -1040,23 +1054,7 @@
         <w:t xml:space="preserve"> Chen, M., Chen, Q., Huang, Y. (2022). </w:t>
       </w:r>
       <w:r>
-        <w:t xml:space="preserve">Opposite selection effects of </w:t>
-      </w:r>
-      <w:proofErr w:type="spellStart"/>
-      <w:r>
-        <w:t>nZVI</w:t>
-      </w:r>
-      <w:proofErr w:type="spellEnd"/>
-      <w:r>
-        <w:t xml:space="preserve"> and PAHs on bacterial community composition revealed by universal and </w:t>
-      </w:r>
-      <w:proofErr w:type="spellStart"/>
-      <w:r>
-        <w:t>sphingomonads</w:t>
-      </w:r>
-      <w:proofErr w:type="spellEnd"/>
-      <w:r>
-        <w:t xml:space="preserve">-specific 16SrRNA primers. </w:t>
+        <w:t xml:space="preserve">Opposite selection effects of nZVI and PAHs on bacterial community composition revealed by universal and sphingomonads-specific 16SrRNA primers. </w:t>
       </w:r>
       <w:r>
         <w:rPr>
@@ -1068,7 +1066,7 @@
       <w:r>
         <w:t xml:space="preserve">, 311, 119893. </w:t>
       </w:r>
-      <w:hyperlink r:id="rId12" w:history="1">
+      <w:hyperlink r:id="rId13" w:history="1">
         <w:r>
           <w:rPr>
             <w:rStyle w:val="a3"/>
@@ -1104,6 +1102,7 @@
           <w:sz w:val="24"/>
           <w:szCs w:val="28"/>
         </w:rPr>
+        <w:lastRenderedPageBreak/>
         <w:t>C</w:t>
       </w:r>
       <w:r>
@@ -1122,7 +1121,61 @@
         <w:ind w:leftChars="50" w:left="525" w:hangingChars="200" w:hanging="420"/>
       </w:pPr>
       <w:r>
-        <w:lastRenderedPageBreak/>
+        <w:t>The 20</w:t>
+      </w:r>
+      <w:r>
+        <w:rPr>
+          <w:vertAlign w:val="superscript"/>
+        </w:rPr>
+        <w:t>th</w:t>
+      </w:r>
+      <w:r>
+        <w:t xml:space="preserve"> </w:t>
+      </w:r>
+      <w:r>
+        <w:rPr>
+          <w:rFonts w:hint="eastAsia"/>
+        </w:rPr>
+        <w:t>N</w:t>
+      </w:r>
+      <w:r>
+        <w:t>ational Environmental Conference for Doctoral Students</w:t>
+      </w:r>
+      <w:r>
+        <w:t>,</w:t>
+      </w:r>
+      <w:r>
+        <w:t xml:space="preserve"> </w:t>
+      </w:r>
+      <w:r>
+        <w:rPr>
+          <w:rFonts w:hint="eastAsia"/>
+        </w:rPr>
+        <w:t>Ts</w:t>
+      </w:r>
+      <w:r>
+        <w:t xml:space="preserve">inghua University, Beijing, China. (2026, May 25). Title: </w:t>
+      </w:r>
+      <w:r>
+        <w:rPr>
+          <w:i/>
+          <w:iCs/>
+        </w:rPr>
+        <w:t>Microplastics in farmlands: A model of conditional fragmentation and source estimation</w:t>
+      </w:r>
+      <w:r>
+        <w:rPr>
+          <w:i/>
+          <w:iCs/>
+        </w:rPr>
+        <w:t>.</w:t>
+      </w:r>
+    </w:p>
+    <w:p>
+      <w:pPr>
+        <w:ind w:leftChars="50" w:left="525" w:hangingChars="200" w:hanging="420"/>
+      </w:pPr>
+      <w:r>
         <w:t xml:space="preserve">The </w:t>
       </w:r>
       <w:r>
@@ -1204,6 +1257,14 @@
           <w:szCs w:val="21"/>
         </w:rPr>
         <w:t>Nano/microplastic effects in agricultural landscapes: an overlooked threat to pollination, biological pest control and food security</w:t>
+      </w:r>
+      <w:r>
+        <w:rPr>
+          <w:i/>
+          <w:iCs/>
+          <w:szCs w:val="21"/>
+        </w:rPr>
+        <w:t>.</w:t>
       </w:r>
     </w:p>
     <w:p>
@@ -1471,22 +1532,10 @@
               <w:ind w:left="420" w:hangingChars="200" w:hanging="420"/>
             </w:pPr>
             <w:r>
-              <w:t xml:space="preserve">Award of Honor for Graduate </w:t>
-            </w:r>
-            <w:r>
-              <w:t>|</w:t>
-            </w:r>
-            <w:r>
-              <w:t xml:space="preserve"> </w:t>
-            </w:r>
-            <w:r>
-              <w:rPr>
-                <w:rFonts w:hint="eastAsia"/>
-              </w:rPr>
-              <w:t>Zhe</w:t>
-            </w:r>
-            <w:r>
-              <w:t>jiang University</w:t>
+              <w:t xml:space="preserve">China National Scholarship </w:t>
+            </w:r>
+            <w:r>
+              <w:t>– Ministry of Education of the P.R.C.</w:t>
             </w:r>
           </w:p>
         </w:tc>
@@ -1513,7 +1562,13 @@
               <w:jc w:val="right"/>
             </w:pPr>
             <w:r>
-              <w:t>2024</w:t>
+              <w:rPr>
+                <w:rFonts w:hint="eastAsia"/>
+              </w:rPr>
+              <w:t>2</w:t>
+            </w:r>
+            <w:r>
+              <w:t>025</w:t>
             </w:r>
           </w:p>
         </w:tc>
@@ -1548,31 +1603,25 @@
               <w:rPr>
                 <w:rFonts w:hint="eastAsia"/>
               </w:rPr>
-              <w:t>Exploration</w:t>
+              <w:t>D</w:t>
+            </w:r>
+            <w:r>
+              <w:t xml:space="preserve">ean’s Medal </w:t>
+            </w:r>
+            <w:r>
+              <w:t xml:space="preserve">– </w:t>
+            </w:r>
+            <w:r>
+              <w:t xml:space="preserve">School of Engineering, </w:t>
+            </w:r>
+            <w:r>
+              <w:t>Westlake</w:t>
             </w:r>
             <w:r>
               <w:t xml:space="preserve"> </w:t>
             </w:r>
             <w:r>
-              <w:rPr>
-                <w:rFonts w:hint="eastAsia"/>
-              </w:rPr>
-              <w:t>Award</w:t>
-            </w:r>
-            <w:r>
-              <w:t xml:space="preserve"> </w:t>
-            </w:r>
-            <w:r>
-              <w:t>|</w:t>
-            </w:r>
-            <w:r>
-              <w:t xml:space="preserve"> </w:t>
-            </w:r>
-            <w:r>
-              <w:rPr>
-                <w:rFonts w:hint="eastAsia"/>
-              </w:rPr>
-              <w:t>Westlake University</w:t>
+              <w:t>University</w:t>
             </w:r>
           </w:p>
         </w:tc>
@@ -1605,7 +1654,7 @@
               <w:t>2</w:t>
             </w:r>
             <w:r>
-              <w:t>024</w:t>
+              <w:t>025</w:t>
             </w:r>
           </w:p>
         </w:tc>
@@ -1640,27 +1689,22 @@
               <w:rPr>
                 <w:rFonts w:hint="eastAsia"/>
               </w:rPr>
-              <w:t>C</w:t>
-            </w:r>
-            <w:r>
-              <w:t xml:space="preserve">ertificate of Chu </w:t>
-            </w:r>
-            <w:proofErr w:type="spellStart"/>
-            <w:r>
-              <w:rPr>
-                <w:rFonts w:hint="eastAsia"/>
-              </w:rPr>
-              <w:t>Kochen</w:t>
-            </w:r>
-            <w:proofErr w:type="spellEnd"/>
-            <w:r>
-              <w:t xml:space="preserve"> Honors Program </w:t>
-            </w:r>
-            <w:r>
-              <w:t>|</w:t>
-            </w:r>
-            <w:r>
-              <w:t xml:space="preserve"> Zhejiang University</w:t>
+              <w:t>O</w:t>
+            </w:r>
+            <w:r>
+              <w:t xml:space="preserve">utstanding Graduate </w:t>
+            </w:r>
+            <w:r>
+              <w:t xml:space="preserve">– </w:t>
+            </w:r>
+            <w:r>
+              <w:t>Westlake</w:t>
+            </w:r>
+            <w:r>
+              <w:t xml:space="preserve"> </w:t>
+            </w:r>
+            <w:r>
+              <w:t>University</w:t>
             </w:r>
           </w:p>
         </w:tc>
@@ -1693,7 +1737,7 @@
               <w:t>2</w:t>
             </w:r>
             <w:r>
-              <w:t>023</w:t>
+              <w:t>025</w:t>
             </w:r>
           </w:p>
         </w:tc>
@@ -1725,7 +1769,25 @@
               <w:ind w:left="420" w:hangingChars="200" w:hanging="420"/>
             </w:pPr>
             <w:r>
-              <w:t>The 18th Zhejiang Province “Challenge Cup” Academic and Technological Competition for College Students (Silver Award)</w:t>
+              <w:t xml:space="preserve">Award of Honor for Graduate </w:t>
+            </w:r>
+            <w:r>
+              <w:t xml:space="preserve">– </w:t>
+            </w:r>
+            <w:r>
+              <w:rPr>
+                <w:rFonts w:hint="eastAsia"/>
+              </w:rPr>
+              <w:t>Zhe</w:t>
+            </w:r>
+            <w:r>
+              <w:t>jiang</w:t>
+            </w:r>
+            <w:r>
+              <w:t xml:space="preserve"> </w:t>
+            </w:r>
+            <w:r>
+              <w:t>University</w:t>
             </w:r>
           </w:p>
         </w:tc>
@@ -1752,13 +1814,7 @@
               <w:jc w:val="right"/>
             </w:pPr>
             <w:r>
-              <w:rPr>
-                <w:rFonts w:hint="eastAsia"/>
-              </w:rPr>
-              <w:t>2</w:t>
-            </w:r>
-            <w:r>
-              <w:t>023</w:t>
+              <w:t>2024</w:t>
             </w:r>
           </w:p>
         </w:tc>
@@ -1793,28 +1849,31 @@
               <w:rPr>
                 <w:rFonts w:hint="eastAsia"/>
               </w:rPr>
-              <w:t>I</w:t>
-            </w:r>
-            <w:r>
-              <w:t>nterdisciplinary Contest in Modeling (</w:t>
-            </w:r>
-            <w:r>
-              <w:t>H</w:t>
-            </w:r>
-            <w:r>
-              <w:t xml:space="preserve">onorable </w:t>
-            </w:r>
-            <w:r>
-              <w:t>M</w:t>
-            </w:r>
-            <w:r>
-              <w:t>ention)</w:t>
-            </w:r>
-            <w:r>
-              <w:t xml:space="preserve"> | T</w:t>
-            </w:r>
-            <w:r>
-              <w:t>he Consortium for Mathematics and Its Application</w:t>
+              <w:t>Exploration</w:t>
+            </w:r>
+            <w:r>
+              <w:t xml:space="preserve"> </w:t>
+            </w:r>
+            <w:r>
+              <w:rPr>
+                <w:rFonts w:hint="eastAsia"/>
+              </w:rPr>
+              <w:t>Award</w:t>
+            </w:r>
+            <w:r>
+              <w:t xml:space="preserve"> </w:t>
+            </w:r>
+            <w:r>
+              <w:t>|</w:t>
+            </w:r>
+            <w:r>
+              <w:t xml:space="preserve"> </w:t>
+            </w:r>
+            <w:r>
+              <w:rPr>
+                <w:rFonts w:hint="eastAsia"/>
+              </w:rPr>
+              <w:t>Westlake University</w:t>
             </w:r>
           </w:p>
         </w:tc>
@@ -1847,7 +1906,7 @@
               <w:t>2</w:t>
             </w:r>
             <w:r>
-              <w:t>022</w:t>
+              <w:t>024</w:t>
             </w:r>
           </w:p>
         </w:tc>
@@ -1882,39 +1941,31 @@
               <w:rPr>
                 <w:rFonts w:hint="eastAsia"/>
               </w:rPr>
-              <w:t>Z</w:t>
-            </w:r>
-            <w:r>
-              <w:t>hejiang University</w:t>
-            </w:r>
-            <w:r>
-              <w:t xml:space="preserve"> – </w:t>
-            </w:r>
-            <w:proofErr w:type="spellStart"/>
-            <w:r>
-              <w:t>Jiande</w:t>
-            </w:r>
-            <w:proofErr w:type="spellEnd"/>
+              <w:t>C</w:t>
+            </w:r>
+            <w:r>
+              <w:t xml:space="preserve">ertificate of Chu </w:t>
+            </w:r>
+            <w:r>
+              <w:rPr>
+                <w:rFonts w:hint="eastAsia"/>
+              </w:rPr>
+              <w:t>Kochen</w:t>
+            </w:r>
+            <w:r>
+              <w:t xml:space="preserve"> Honors Program </w:t>
+            </w:r>
+            <w:r>
+              <w:t xml:space="preserve">– </w:t>
+            </w:r>
+            <w:r>
+              <w:t>Zhejiang</w:t>
+            </w:r>
             <w:r>
               <w:t xml:space="preserve"> </w:t>
             </w:r>
             <w:r>
-              <w:t>Scholarship (</w:t>
-            </w:r>
-            <w:r>
-              <w:t>S</w:t>
-            </w:r>
-            <w:r>
-              <w:t xml:space="preserve">econd </w:t>
-            </w:r>
-            <w:r>
-              <w:t>P</w:t>
-            </w:r>
-            <w:r>
-              <w:t>rize)</w:t>
-            </w:r>
-            <w:r>
-              <w:tab/>
+              <w:t>University</w:t>
             </w:r>
           </w:p>
         </w:tc>
@@ -1947,7 +1998,7 @@
               <w:t>2</w:t>
             </w:r>
             <w:r>
-              <w:t>021</w:t>
+              <w:t>023</w:t>
             </w:r>
           </w:p>
         </w:tc>
@@ -1979,6 +2030,270 @@
               <w:ind w:left="420" w:hangingChars="200" w:hanging="420"/>
             </w:pPr>
             <w:r>
+              <w:t>The 18th Zhejiang Province “Challenge Cup” Academic and Technological Competition for College Students (Silver Award)</w:t>
+            </w:r>
+          </w:p>
+        </w:tc>
+        <w:tc>
+          <w:tcPr>
+            <w:tcW w:w="661" w:type="dxa"/>
+          </w:tcPr>
+          <w:p>
+            <w:pPr>
+              <w:tabs>
+                <w:tab w:val="left" w:pos="420"/>
+                <w:tab w:val="left" w:pos="840"/>
+                <w:tab w:val="left" w:pos="1260"/>
+                <w:tab w:val="left" w:pos="1680"/>
+                <w:tab w:val="left" w:pos="2100"/>
+                <w:tab w:val="left" w:pos="2520"/>
+                <w:tab w:val="left" w:pos="2940"/>
+                <w:tab w:val="left" w:pos="3360"/>
+                <w:tab w:val="left" w:pos="3780"/>
+                <w:tab w:val="left" w:pos="4200"/>
+                <w:tab w:val="left" w:pos="4620"/>
+                <w:tab w:val="right" w:pos="9746"/>
+              </w:tabs>
+              <w:jc w:val="right"/>
+            </w:pPr>
+            <w:r>
+              <w:rPr>
+                <w:rFonts w:hint="eastAsia"/>
+              </w:rPr>
+              <w:t>2</w:t>
+            </w:r>
+            <w:r>
+              <w:t>023</w:t>
+            </w:r>
+          </w:p>
+        </w:tc>
+      </w:tr>
+      <w:tr>
+        <w:trPr>
+          <w:jc w:val="center"/>
+        </w:trPr>
+        <w:tc>
+          <w:tcPr>
+            <w:tcW w:w="9222" w:type="dxa"/>
+          </w:tcPr>
+          <w:p>
+            <w:pPr>
+              <w:tabs>
+                <w:tab w:val="left" w:pos="420"/>
+                <w:tab w:val="left" w:pos="840"/>
+                <w:tab w:val="left" w:pos="1260"/>
+                <w:tab w:val="left" w:pos="1680"/>
+                <w:tab w:val="left" w:pos="2100"/>
+                <w:tab w:val="left" w:pos="2520"/>
+                <w:tab w:val="left" w:pos="2940"/>
+                <w:tab w:val="left" w:pos="3360"/>
+                <w:tab w:val="left" w:pos="3780"/>
+                <w:tab w:val="left" w:pos="4200"/>
+                <w:tab w:val="left" w:pos="4620"/>
+                <w:tab w:val="right" w:pos="9746"/>
+              </w:tabs>
+              <w:ind w:left="420" w:hangingChars="200" w:hanging="420"/>
+            </w:pPr>
+            <w:r>
+              <w:rPr>
+                <w:rFonts w:hint="eastAsia"/>
+              </w:rPr>
+              <w:t>I</w:t>
+            </w:r>
+            <w:r>
+              <w:t>nterdisciplinary Contest in Modeling (</w:t>
+            </w:r>
+            <w:r>
+              <w:t>H</w:t>
+            </w:r>
+            <w:r>
+              <w:t xml:space="preserve">onorable </w:t>
+            </w:r>
+            <w:r>
+              <w:t>M</w:t>
+            </w:r>
+            <w:r>
+              <w:t>ention)</w:t>
+            </w:r>
+            <w:r>
+              <w:t xml:space="preserve"> </w:t>
+            </w:r>
+            <w:r>
+              <w:t xml:space="preserve">– </w:t>
+            </w:r>
+            <w:r>
+              <w:t>T</w:t>
+            </w:r>
+            <w:r>
+              <w:t>he</w:t>
+            </w:r>
+            <w:r>
+              <w:t xml:space="preserve"> </w:t>
+            </w:r>
+            <w:r>
+              <w:t>Consortium for Mathematics and Its Application</w:t>
+            </w:r>
+          </w:p>
+        </w:tc>
+        <w:tc>
+          <w:tcPr>
+            <w:tcW w:w="661" w:type="dxa"/>
+          </w:tcPr>
+          <w:p>
+            <w:pPr>
+              <w:tabs>
+                <w:tab w:val="left" w:pos="420"/>
+                <w:tab w:val="left" w:pos="840"/>
+                <w:tab w:val="left" w:pos="1260"/>
+                <w:tab w:val="left" w:pos="1680"/>
+                <w:tab w:val="left" w:pos="2100"/>
+                <w:tab w:val="left" w:pos="2520"/>
+                <w:tab w:val="left" w:pos="2940"/>
+                <w:tab w:val="left" w:pos="3360"/>
+                <w:tab w:val="left" w:pos="3780"/>
+                <w:tab w:val="left" w:pos="4200"/>
+                <w:tab w:val="left" w:pos="4620"/>
+                <w:tab w:val="right" w:pos="9746"/>
+              </w:tabs>
+              <w:jc w:val="right"/>
+            </w:pPr>
+            <w:r>
+              <w:rPr>
+                <w:rFonts w:hint="eastAsia"/>
+              </w:rPr>
+              <w:t>2</w:t>
+            </w:r>
+            <w:r>
+              <w:t>022</w:t>
+            </w:r>
+          </w:p>
+        </w:tc>
+      </w:tr>
+      <w:tr>
+        <w:trPr>
+          <w:jc w:val="center"/>
+        </w:trPr>
+        <w:tc>
+          <w:tcPr>
+            <w:tcW w:w="9222" w:type="dxa"/>
+          </w:tcPr>
+          <w:p>
+            <w:pPr>
+              <w:tabs>
+                <w:tab w:val="left" w:pos="420"/>
+                <w:tab w:val="left" w:pos="840"/>
+                <w:tab w:val="left" w:pos="1260"/>
+                <w:tab w:val="left" w:pos="1680"/>
+                <w:tab w:val="left" w:pos="2100"/>
+                <w:tab w:val="left" w:pos="2520"/>
+                <w:tab w:val="left" w:pos="2940"/>
+                <w:tab w:val="left" w:pos="3360"/>
+                <w:tab w:val="left" w:pos="3780"/>
+                <w:tab w:val="left" w:pos="4200"/>
+                <w:tab w:val="left" w:pos="4620"/>
+                <w:tab w:val="right" w:pos="9746"/>
+              </w:tabs>
+              <w:ind w:left="420" w:hangingChars="200" w:hanging="420"/>
+            </w:pPr>
+            <w:r>
+              <w:rPr>
+                <w:rFonts w:hint="eastAsia"/>
+              </w:rPr>
+              <w:t>Z</w:t>
+            </w:r>
+            <w:r>
+              <w:t>hejiang University</w:t>
+            </w:r>
+            <w:r>
+              <w:t xml:space="preserve"> – </w:t>
+            </w:r>
+            <w:r>
+              <w:t>Jiande</w:t>
+            </w:r>
+            <w:r>
+              <w:t xml:space="preserve"> </w:t>
+            </w:r>
+            <w:r>
+              <w:t>Scholarship (</w:t>
+            </w:r>
+            <w:r>
+              <w:t>S</w:t>
+            </w:r>
+            <w:r>
+              <w:t xml:space="preserve">econd </w:t>
+            </w:r>
+            <w:r>
+              <w:t>P</w:t>
+            </w:r>
+            <w:r>
+              <w:t>rize)</w:t>
+            </w:r>
+            <w:r>
+              <w:tab/>
+            </w:r>
+          </w:p>
+        </w:tc>
+        <w:tc>
+          <w:tcPr>
+            <w:tcW w:w="661" w:type="dxa"/>
+          </w:tcPr>
+          <w:p>
+            <w:pPr>
+              <w:tabs>
+                <w:tab w:val="left" w:pos="420"/>
+                <w:tab w:val="left" w:pos="840"/>
+                <w:tab w:val="left" w:pos="1260"/>
+                <w:tab w:val="left" w:pos="1680"/>
+                <w:tab w:val="left" w:pos="2100"/>
+                <w:tab w:val="left" w:pos="2520"/>
+                <w:tab w:val="left" w:pos="2940"/>
+                <w:tab w:val="left" w:pos="3360"/>
+                <w:tab w:val="left" w:pos="3780"/>
+                <w:tab w:val="left" w:pos="4200"/>
+                <w:tab w:val="left" w:pos="4620"/>
+                <w:tab w:val="right" w:pos="9746"/>
+              </w:tabs>
+              <w:jc w:val="right"/>
+            </w:pPr>
+            <w:r>
+              <w:rPr>
+                <w:rFonts w:hint="eastAsia"/>
+              </w:rPr>
+              <w:t>2</w:t>
+            </w:r>
+            <w:r>
+              <w:t>021</w:t>
+            </w:r>
+          </w:p>
+        </w:tc>
+      </w:tr>
+      <w:tr>
+        <w:trPr>
+          <w:jc w:val="center"/>
+        </w:trPr>
+        <w:tc>
+          <w:tcPr>
+            <w:tcW w:w="9222" w:type="dxa"/>
+          </w:tcPr>
+          <w:p>
+            <w:pPr>
+              <w:tabs>
+                <w:tab w:val="left" w:pos="420"/>
+                <w:tab w:val="left" w:pos="840"/>
+                <w:tab w:val="left" w:pos="1260"/>
+                <w:tab w:val="left" w:pos="1680"/>
+                <w:tab w:val="left" w:pos="2100"/>
+                <w:tab w:val="left" w:pos="2520"/>
+                <w:tab w:val="left" w:pos="2940"/>
+                <w:tab w:val="left" w:pos="3360"/>
+                <w:tab w:val="left" w:pos="3780"/>
+                <w:tab w:val="left" w:pos="4200"/>
+                <w:tab w:val="left" w:pos="4620"/>
+                <w:tab w:val="right" w:pos="9746"/>
+              </w:tabs>
+              <w:ind w:left="420" w:hangingChars="200" w:hanging="420"/>
+            </w:pPr>
+            <w:r>
               <w:t xml:space="preserve">Zhejiang </w:t>
             </w:r>
             <w:r>
@@ -1994,16 +2309,25 @@
               <w:t xml:space="preserve">for College Students </w:t>
             </w:r>
             <w:r>
-              <w:br/>
-            </w:r>
-            <w:r>
               <w:t>(</w:t>
             </w:r>
             <w:r>
-              <w:t>First Prize</w:t>
-            </w:r>
-            <w:r>
-              <w:t>) | Zhejiang Physical Society</w:t>
+              <w:t>1</w:t>
+            </w:r>
+            <w:r>
+              <w:rPr>
+                <w:vertAlign w:val="superscript"/>
+              </w:rPr>
+              <w:t>st</w:t>
+            </w:r>
+            <w:r>
+              <w:t xml:space="preserve"> </w:t>
+            </w:r>
+            <w:r>
+              <w:t>Prize</w:t>
+            </w:r>
+            <w:r>
+              <w:t>)</w:t>
             </w:r>
           </w:p>
         </w:tc>
@@ -2284,7 +2608,6 @@
             <w:r>
               <w:t xml:space="preserve">Dr. </w:t>
             </w:r>
-            <w:proofErr w:type="spellStart"/>
             <w:r>
               <w:rPr>
                 <w:rFonts w:hint="eastAsia"/>
@@ -2292,11 +2615,7 @@
               <w:t>Yi</w:t>
             </w:r>
             <w:r>
-              <w:t>li</w:t>
-            </w:r>
-            <w:proofErr w:type="spellEnd"/>
-            <w:r>
-              <w:t xml:space="preserve"> Huang</w:t>
+              <w:t>li Huang</w:t>
             </w:r>
             <w:r>
               <w:t xml:space="preserve">) </w:t>
@@ -2421,22 +2740,10 @@
               <w:t>|</w:t>
             </w:r>
             <w:r>
-              <w:t xml:space="preserve"> University of California, Berkeley.</w:t>
+              <w:t xml:space="preserve"> University of California, Berkeley</w:t>
             </w:r>
             <w:r>
               <w:t xml:space="preserve"> </w:t>
-            </w:r>
-            <w:r>
-              <w:br/>
-            </w:r>
-            <w:r>
-              <w:t>Environmental Earth Sciences</w:t>
-            </w:r>
-            <w:r>
-              <w:t xml:space="preserve"> (EPS-80)</w:t>
-            </w:r>
-            <w:r>
-              <w:t>, A-</w:t>
             </w:r>
           </w:p>
         </w:tc>
@@ -2588,12 +2895,11 @@
       </w:pPr>
     </w:p>
     <w:sectPr>
-      <w:headerReference w:type="default" r:id="rId13"/>
-      <w:footerReference w:type="default" r:id="rId14"/>
+      <w:headerReference w:type="default" r:id="rId14"/>
+      <w:footerReference w:type="default" r:id="rId15"/>
       <w:pgSz w:w="11906" w:h="16838" w:code="9"/>
       <w:pgMar w:top="1440" w:right="1077" w:bottom="1440" w:left="1077" w:header="851" w:footer="851" w:gutter="0"/>
       <w:cols w:space="425"/>
-      <w:titlePg/>
       <w:docGrid w:type="lines" w:linePitch="312"/>
     </w:sectPr>
   </w:body>
@@ -2789,12 +3095,6 @@
         <w:smallCaps/>
       </w:rPr>
       <w:t>heng</w:t>
-    </w:r>
-    <w:r>
-      <w:rPr>
-        <w:smallCaps/>
-      </w:rPr>
-      <w:t>,</w:t>
     </w:r>
     <w:r>
       <w:t xml:space="preserve"> Dong</w:t>

--- a/docs/profile/CV_ShengDong.docx
+++ b/docs/profile/CV_ShengDong.docx
@@ -4,6 +4,7 @@
   <w:body>
     <w:p>
       <w:pPr>
+        <w:ind w:left="105"/>
         <w:jc w:val="center"/>
         <w:rPr>
           <w:b/>
@@ -76,6 +77,7 @@
     </w:p>
     <w:p>
       <w:pPr>
+        <w:ind w:left="105"/>
         <w:jc w:val="center"/>
       </w:pPr>
       <w:r>
@@ -103,11 +105,18 @@
         <w:t>,</w:t>
       </w:r>
       <w:r>
-        <w:t xml:space="preserve"> China.</w:t>
-      </w:r>
-    </w:p>
-    <w:p>
-      <w:pPr>
+        <w:t xml:space="preserve"> </w:t>
+      </w:r>
+      <w:r>
+        <w:t xml:space="preserve">Hangzhou, </w:t>
+      </w:r>
+      <w:r>
+        <w:t>China.</w:t>
+      </w:r>
+    </w:p>
+    <w:p>
+      <w:pPr>
+        <w:ind w:left="105"/>
         <w:jc w:val="center"/>
       </w:pPr>
       <w:r>
@@ -129,11 +138,23 @@
         <w:t>Ag</w:t>
       </w:r>
       <w:r>
-        <w:t>roscope, Switzerland.</w:t>
-      </w:r>
-    </w:p>
-    <w:p>
-      <w:pPr>
+        <w:t xml:space="preserve">roscope, </w:t>
+      </w:r>
+      <w:proofErr w:type="spellStart"/>
+      <w:r>
+        <w:t>Nyon</w:t>
+      </w:r>
+      <w:proofErr w:type="spellEnd"/>
+      <w:r>
+        <w:t xml:space="preserve">, </w:t>
+      </w:r>
+      <w:r>
+        <w:t>Switzerland.</w:t>
+      </w:r>
+    </w:p>
+    <w:p>
+      <w:pPr>
+        <w:ind w:left="105"/>
         <w:jc w:val="center"/>
       </w:pPr>
       <w:r>
@@ -148,7 +169,7 @@
       <w:r>
         <w:t xml:space="preserve"> </w:t>
       </w:r>
-      <w:hyperlink r:id="rId6" w:history="1">
+      <w:hyperlink r:id="rId7" w:history="1">
         <w:r>
           <w:rPr>
             <w:rStyle w:val="a3"/>
@@ -165,7 +186,7 @@
         </w:rPr>
         <w:t xml:space="preserve">; </w:t>
       </w:r>
-      <w:hyperlink r:id="rId7" w:history="1">
+      <w:hyperlink r:id="rId8" w:history="1">
         <w:r>
           <w:rPr>
             <w:rStyle w:val="a3"/>
@@ -176,9 +197,10 @@
     </w:p>
     <w:p>
       <w:pPr>
+        <w:ind w:left="105"/>
         <w:jc w:val="center"/>
       </w:pPr>
-      <w:hyperlink r:id="rId8" w:history="1">
+      <w:hyperlink r:id="rId9" w:history="1">
         <w:r>
           <w:rPr>
             <w:rStyle w:val="a3"/>
@@ -210,7 +232,7 @@
       <w:r>
         <w:t xml:space="preserve"> </w:t>
       </w:r>
-      <w:hyperlink r:id="rId9" w:history="1">
+      <w:hyperlink r:id="rId10" w:history="1">
         <w:r>
           <w:rPr>
             <w:rStyle w:val="a3"/>
@@ -246,7 +268,7 @@
     </w:p>
     <w:p>
       <w:pPr>
-        <w:ind w:leftChars="50" w:left="105"/>
+        <w:ind w:leftChars="50" w:left="110"/>
       </w:pPr>
       <w:r>
         <w:t>P</w:t>
@@ -300,12 +322,15 @@
         <w:t>odelling</w:t>
       </w:r>
       <w:r>
-        <w:t>, Science-Policy Interface</w:t>
-      </w:r>
-    </w:p>
-    <w:p>
-      <w:pPr>
-        <w:ind w:leftChars="50" w:left="105"/>
+        <w:t>, Science-Policy Interfa</w:t>
+      </w:r>
+      <w:r>
+        <w:t>ce, etc.</w:t>
+      </w:r>
+    </w:p>
+    <w:p>
+      <w:pPr>
+        <w:ind w:leftChars="50" w:left="110"/>
       </w:pPr>
     </w:p>
     <w:p>
@@ -337,7 +362,7 @@
         <w:tabs>
           <w:tab w:val="right" w:pos="9746"/>
         </w:tabs>
-        <w:ind w:leftChars="50" w:left="105"/>
+        <w:ind w:leftChars="50" w:left="110"/>
       </w:pPr>
       <w:r>
         <w:rPr>
@@ -366,17 +391,19 @@
       <w:r>
         <w:t>Environmental Sciences &amp; Engineering</w:t>
       </w:r>
+      <w:bookmarkStart w:id="0" w:name="_Hlk232856321"/>
       <w:r>
         <w:tab/>
       </w:r>
+      <w:bookmarkEnd w:id="0"/>
       <w:r>
         <w:t>2023</w:t>
       </w:r>
       <w:r>
-        <w:t xml:space="preserve"> Sept</w:t>
-      </w:r>
-      <w:r>
-        <w:t xml:space="preserve"> – </w:t>
+        <w:t xml:space="preserve"> </w:t>
+      </w:r>
+      <w:r>
+        <w:t xml:space="preserve">– </w:t>
       </w:r>
       <w:r>
         <w:t>p</w:t>
@@ -387,7 +414,7 @@
     </w:p>
     <w:p>
       <w:pPr>
-        <w:ind w:leftChars="50" w:left="105" w:firstLine="420"/>
+        <w:ind w:leftChars="50" w:left="110" w:firstLine="420"/>
         <w:rPr>
           <w:b/>
           <w:bCs/>
@@ -414,7 +441,7 @@
     </w:p>
     <w:p>
       <w:pPr>
-        <w:ind w:leftChars="50" w:left="105" w:firstLine="420"/>
+        <w:ind w:leftChars="50" w:left="110" w:firstLine="420"/>
       </w:pPr>
       <w:r>
         <w:t>Supervisors</w:t>
@@ -423,13 +450,22 @@
         <w:t xml:space="preserve">: </w:t>
       </w:r>
       <w:r>
+        <w:t xml:space="preserve">Prof. </w:t>
+      </w:r>
+      <w:r>
         <w:t>Thomas Cherico W</w:t>
       </w:r>
       <w:r>
         <w:t>ANGER</w:t>
       </w:r>
       <w:r>
-        <w:t xml:space="preserve"> &amp; </w:t>
+        <w:t xml:space="preserve"> &amp;</w:t>
+      </w:r>
+      <w:r>
+        <w:t xml:space="preserve"> </w:t>
+      </w:r>
+      <w:r>
+        <w:t xml:space="preserve">Prof. </w:t>
       </w:r>
       <w:r>
         <w:t xml:space="preserve">LI </w:t>
@@ -449,7 +485,7 @@
         <w:tabs>
           <w:tab w:val="right" w:pos="9746"/>
         </w:tabs>
-        <w:ind w:leftChars="50" w:left="105"/>
+        <w:ind w:leftChars="50" w:left="110"/>
       </w:pPr>
       <w:r>
         <w:rPr>
@@ -468,18 +504,18 @@
       </w:r>
       <w:r>
         <w:tab/>
-        <w:t xml:space="preserve">2025 </w:t>
-      </w:r>
-      <w:r>
-        <w:t>Oct</w:t>
-      </w:r>
-      <w:r>
-        <w:t xml:space="preserve"> – present </w:t>
-      </w:r>
-    </w:p>
-    <w:p>
-      <w:pPr>
-        <w:ind w:leftChars="50" w:left="105" w:firstLine="420"/>
+        <w:t>2025</w:t>
+      </w:r>
+      <w:r>
+        <w:t xml:space="preserve"> </w:t>
+      </w:r>
+      <w:r>
+        <w:t>– present</w:t>
+      </w:r>
+    </w:p>
+    <w:p>
+      <w:pPr>
+        <w:ind w:leftChars="50" w:left="110" w:firstLine="420"/>
       </w:pPr>
       <w:r>
         <w:t xml:space="preserve">Department of </w:t>
@@ -496,7 +532,7 @@
     </w:p>
     <w:p>
       <w:pPr>
-        <w:ind w:leftChars="50" w:left="105" w:firstLine="420"/>
+        <w:ind w:leftChars="50" w:left="110" w:firstLine="420"/>
       </w:pPr>
       <w:r>
         <w:t>Supervisor</w:t>
@@ -513,7 +549,7 @@
         <w:tabs>
           <w:tab w:val="right" w:pos="9746"/>
         </w:tabs>
-        <w:ind w:leftChars="50" w:left="105"/>
+        <w:ind w:leftChars="50" w:left="110"/>
       </w:pPr>
       <w:r>
         <w:rPr>
@@ -549,18 +585,15 @@
         <w:t>2019</w:t>
       </w:r>
       <w:r>
-        <w:t xml:space="preserve"> Sept</w:t>
-      </w:r>
-      <w:r>
-        <w:t xml:space="preserve"> – 2023</w:t>
-      </w:r>
-      <w:r>
-        <w:t xml:space="preserve"> Jun</w:t>
-      </w:r>
-    </w:p>
-    <w:p>
-      <w:pPr>
-        <w:ind w:leftChars="50" w:left="105" w:firstLineChars="200" w:firstLine="420"/>
+        <w:t xml:space="preserve"> </w:t>
+      </w:r>
+      <w:r>
+        <w:t>– 2023</w:t>
+      </w:r>
+    </w:p>
+    <w:p>
+      <w:pPr>
+        <w:ind w:leftChars="50" w:left="110" w:firstLineChars="200" w:firstLine="440"/>
         <w:rPr>
           <w:u w:val="single"/>
         </w:rPr>
@@ -577,7 +610,10 @@
     </w:p>
     <w:p>
       <w:pPr>
-        <w:ind w:leftChars="50" w:left="105" w:firstLineChars="200" w:firstLine="420"/>
+        <w:ind w:leftChars="50" w:left="110" w:firstLineChars="200" w:firstLine="440"/>
+        <w:rPr>
+          <w:rFonts w:hint="eastAsia"/>
+        </w:rPr>
       </w:pPr>
       <w:r>
         <w:t xml:space="preserve">General </w:t>
@@ -587,20 +623,6 @@
       </w:r>
       <w:r>
         <w:t>0</w:t>
-      </w:r>
-    </w:p>
-    <w:p>
-      <w:pPr>
-        <w:ind w:leftChars="50" w:left="105" w:firstLineChars="200" w:firstLine="420"/>
-      </w:pPr>
-      <w:r>
-        <w:rPr>
-          <w:rFonts w:hint="eastAsia"/>
-        </w:rPr>
-        <w:t>S</w:t>
-      </w:r>
-      <w:r>
-        <w:t>upervisor: HUANG Yili</w:t>
       </w:r>
     </w:p>
     <w:p>
@@ -608,7 +630,7 @@
         <w:tabs>
           <w:tab w:val="right" w:pos="9746"/>
         </w:tabs>
-        <w:ind w:leftChars="50" w:left="105"/>
+        <w:ind w:leftChars="50" w:left="110"/>
       </w:pPr>
       <w:r>
         <w:rPr>
@@ -627,20 +649,34 @@
         <w:tab/>
       </w:r>
       <w:r>
-        <w:t>2020 Sept – 2023 Jun</w:t>
-      </w:r>
-    </w:p>
-    <w:p>
-      <w:pPr>
-        <w:ind w:leftChars="50" w:left="105" w:firstLine="420"/>
-      </w:pPr>
-      <w:r>
-        <w:t>Chu Kochen Honors College, Zhejiang University</w:t>
-      </w:r>
-    </w:p>
-    <w:p>
-      <w:pPr>
-        <w:ind w:leftChars="50" w:left="105"/>
+        <w:t>2020</w:t>
+      </w:r>
+      <w:r>
+        <w:t xml:space="preserve"> </w:t>
+      </w:r>
+      <w:r>
+        <w:t>– 2023</w:t>
+      </w:r>
+    </w:p>
+    <w:p>
+      <w:pPr>
+        <w:ind w:leftChars="50" w:left="110" w:firstLine="420"/>
+      </w:pPr>
+      <w:r>
+        <w:t xml:space="preserve">Chu </w:t>
+      </w:r>
+      <w:proofErr w:type="spellStart"/>
+      <w:r>
+        <w:t>Kochen</w:t>
+      </w:r>
+      <w:proofErr w:type="spellEnd"/>
+      <w:r>
+        <w:t xml:space="preserve"> Honors College, Zhejiang University</w:t>
+      </w:r>
+    </w:p>
+    <w:p>
+      <w:pPr>
+        <w:ind w:leftChars="50" w:left="110"/>
       </w:pPr>
     </w:p>
     <w:p>
@@ -665,7 +701,7 @@
           <w:sz w:val="24"/>
           <w:szCs w:val="28"/>
         </w:rPr>
-        <w:t>Mem</w:t>
+        <w:t>P</w:t>
       </w:r>
       <w:r>
         <w:rPr>
@@ -675,160 +711,92 @@
           <w:sz w:val="24"/>
           <w:szCs w:val="28"/>
         </w:rPr>
-        <w:t>berships</w:t>
-      </w:r>
-    </w:p>
-    <w:p>
-      <w:pPr>
-        <w:tabs>
-          <w:tab w:val="right" w:pos="9746"/>
-        </w:tabs>
-        <w:ind w:leftChars="50" w:left="105"/>
-      </w:pPr>
-      <w:r>
+        <w:t>ublications</w:t>
+      </w:r>
+    </w:p>
+    <w:p>
+      <w:pPr>
+        <w:ind w:leftChars="50" w:left="552" w:hangingChars="200" w:hanging="442"/>
+        <w:rPr>
+          <w:b/>
+          <w:bCs/>
+          <w:szCs w:val="21"/>
+        </w:rPr>
+      </w:pPr>
+      <w:r>
+        <w:rPr>
+          <w:rFonts w:hint="eastAsia"/>
+          <w:b/>
+          <w:bCs/>
+          <w:szCs w:val="21"/>
+        </w:rPr>
         <w:t>S</w:t>
       </w:r>
       <w:r>
-        <w:t xml:space="preserve">tudent </w:t>
-      </w:r>
-      <w:r>
-        <w:t>M</w:t>
-      </w:r>
-      <w:r>
-        <w:t>ember</w:t>
-      </w:r>
-      <w:r>
-        <w:t xml:space="preserve"> </w:t>
-      </w:r>
-      <w:r>
-        <w:t>–</w:t>
-      </w:r>
-      <w:r>
-        <w:t xml:space="preserve"> </w:t>
+        <w:rPr>
+          <w:b/>
+          <w:bCs/>
+          <w:szCs w:val="21"/>
+        </w:rPr>
+        <w:t>heng, D.</w:t>
+      </w:r>
+      <w:r>
+        <w:rPr>
+          <w:szCs w:val="21"/>
+        </w:rPr>
+        <w:t xml:space="preserve">, </w:t>
       </w:r>
       <w:r>
         <w:rPr>
           <w:rFonts w:hint="eastAsia"/>
-        </w:rPr>
-        <w:t>T</w:t>
-      </w:r>
-      <w:r>
-        <w:t>he</w:t>
-      </w:r>
-      <w:r>
-        <w:t xml:space="preserve"> </w:t>
-      </w:r>
-      <w:r>
-        <w:t>Ecological Society of America</w:t>
-      </w:r>
-      <w:r>
-        <w:tab/>
-        <w:t>2024</w:t>
-      </w:r>
-      <w:r>
-        <w:t xml:space="preserve"> – </w:t>
-      </w:r>
-      <w:r>
-        <w:rPr>
-          <w:rFonts w:hint="eastAsia"/>
-        </w:rPr>
-        <w:t>present</w:t>
-      </w:r>
-    </w:p>
-    <w:p>
-      <w:pPr>
-        <w:tabs>
-          <w:tab w:val="right" w:pos="9746"/>
-        </w:tabs>
-        <w:ind w:leftChars="50" w:left="105"/>
-      </w:pPr>
-      <w:r>
-        <w:t xml:space="preserve">Core </w:t>
-      </w:r>
-      <w:r>
-        <w:t>M</w:t>
-      </w:r>
-      <w:r>
-        <w:t xml:space="preserve">ember </w:t>
-      </w:r>
-      <w:r>
-        <w:t xml:space="preserve">– </w:t>
-      </w:r>
-      <w:r>
-        <w:t>The</w:t>
-      </w:r>
-      <w:r>
-        <w:t xml:space="preserve"> </w:t>
-      </w:r>
-      <w:r>
-        <w:t>Scientists’ Coalition for an Effective Plastics Treaty</w:t>
-      </w:r>
-      <w:r>
-        <w:tab/>
-      </w:r>
-      <w:r>
-        <w:t>202</w:t>
-      </w:r>
-      <w:r>
-        <w:t>5</w:t>
-      </w:r>
-      <w:r>
-        <w:t xml:space="preserve"> – present</w:t>
-      </w:r>
-    </w:p>
-    <w:p>
-      <w:pPr>
-        <w:ind w:leftChars="50" w:left="105"/>
-      </w:pPr>
-    </w:p>
-    <w:p>
-      <w:pPr>
-        <w:pBdr>
-          <w:bottom w:val="single" w:sz="6" w:space="1" w:color="auto"/>
-        </w:pBdr>
-        <w:rPr>
-          <w:b/>
-          <w:bCs/>
-          <w:smallCaps/>
-          <w:sz w:val="24"/>
-          <w:szCs w:val="28"/>
-        </w:rPr>
-      </w:pPr>
-      <w:r>
-        <w:rPr>
-          <w:rFonts w:hint="eastAsia"/>
-          <w:b/>
-          <w:bCs/>
-          <w:smallCaps/>
-          <w:sz w:val="24"/>
-          <w:szCs w:val="28"/>
-        </w:rPr>
-        <w:t>P</w:t>
-      </w:r>
-      <w:r>
-        <w:rPr>
-          <w:b/>
-          <w:bCs/>
-          <w:smallCaps/>
-          <w:sz w:val="24"/>
-          <w:szCs w:val="28"/>
-        </w:rPr>
-        <w:t>ublications</w:t>
-      </w:r>
-    </w:p>
-    <w:p>
-      <w:pPr>
-        <w:ind w:leftChars="50" w:left="525" w:hangingChars="200" w:hanging="420"/>
-        <w:rPr>
-          <w:szCs w:val="21"/>
-        </w:rPr>
-      </w:pPr>
-      <w:r>
-        <w:rPr>
-          <w:szCs w:val="21"/>
-        </w:rPr>
-        <w:t xml:space="preserve">Xu, W., Barzegar, S. G., </w:t>
-      </w:r>
+          <w:szCs w:val="21"/>
+        </w:rPr>
+        <w:t>Ju</w:t>
+      </w:r>
+      <w:r>
+        <w:rPr>
+          <w:szCs w:val="21"/>
+        </w:rPr>
+        <w:t xml:space="preserve">, F., Li, L., &amp; Wanger, T. C., (2026). </w:t>
+      </w:r>
+      <w:r>
+        <w:rPr>
+          <w:szCs w:val="21"/>
+        </w:rPr>
+        <w:t>Microplastics in farmlands: A model of conditional fragmentation and source estimation</w:t>
+      </w:r>
+      <w:r>
+        <w:rPr>
+          <w:szCs w:val="21"/>
+        </w:rPr>
+        <w:t xml:space="preserve">. </w:t>
+      </w:r>
+      <w:r>
+        <w:rPr>
+          <w:szCs w:val="21"/>
+        </w:rPr>
+        <w:t>(</w:t>
+      </w:r>
+      <w:r>
+        <w:rPr>
+          <w:szCs w:val="21"/>
+        </w:rPr>
+        <w:t>In prep.</w:t>
+      </w:r>
+      <w:r>
+        <w:rPr>
+          <w:szCs w:val="21"/>
+        </w:rPr>
+        <w:t>)</w:t>
+      </w:r>
+    </w:p>
+    <w:p>
+      <w:pPr>
+        <w:ind w:leftChars="50" w:left="552" w:hangingChars="200" w:hanging="442"/>
+        <w:rPr>
+          <w:szCs w:val="21"/>
+        </w:rPr>
+      </w:pPr>
       <w:r>
         <w:rPr>
           <w:b/>
@@ -841,7 +809,25 @@
         <w:rPr>
           <w:szCs w:val="21"/>
         </w:rPr>
-        <w:t xml:space="preserve">, Toledo-Hernández, M., Lan, Z., &amp; Wanger, T. C. (2025). Identifying Cocoa Flower Visitors: A Deep Learning Dataset. </w:t>
+        <w:t>, Jing, S., Balle, M, &amp; Wanger, T.</w:t>
+      </w:r>
+      <w:r>
+        <w:rPr>
+          <w:szCs w:val="21"/>
+        </w:rPr>
+        <w:t xml:space="preserve"> </w:t>
+      </w:r>
+      <w:r>
+        <w:rPr>
+          <w:szCs w:val="21"/>
+        </w:rPr>
+        <w:t xml:space="preserve">C. (2026). </w:t>
+      </w:r>
+      <w:r>
+        <w:rPr>
+          <w:szCs w:val="21"/>
+        </w:rPr>
+        <w:t xml:space="preserve">Combined exposure to microplastics and heat changes behavior, colony development, and social networks in pollinators </w:t>
       </w:r>
       <w:r>
         <w:rPr>
@@ -849,20 +835,108 @@
           <w:iCs/>
           <w:szCs w:val="21"/>
         </w:rPr>
-        <w:t>Scientific Data</w:t>
-      </w:r>
-      <w:r>
-        <w:rPr>
-          <w:szCs w:val="21"/>
-        </w:rPr>
-        <w:t xml:space="preserve">, </w:t>
-      </w:r>
+        <w:t xml:space="preserve">(Bombus </w:t>
+      </w:r>
+      <w:proofErr w:type="spellStart"/>
       <w:r>
         <w:rPr>
           <w:i/>
           <w:iCs/>
           <w:szCs w:val="21"/>
         </w:rPr>
+        <w:t>terrestris</w:t>
+      </w:r>
+      <w:proofErr w:type="spellEnd"/>
+      <w:r>
+        <w:rPr>
+          <w:i/>
+          <w:iCs/>
+          <w:szCs w:val="21"/>
+        </w:rPr>
+        <w:t>)</w:t>
+      </w:r>
+      <w:r>
+        <w:rPr>
+          <w:szCs w:val="21"/>
+        </w:rPr>
+        <w:t xml:space="preserve">. </w:t>
+      </w:r>
+      <w:r>
+        <w:rPr>
+          <w:i/>
+          <w:iCs/>
+          <w:szCs w:val="21"/>
+        </w:rPr>
+        <w:t>Communications Biology</w:t>
+      </w:r>
+      <w:r>
+        <w:rPr>
+          <w:szCs w:val="21"/>
+        </w:rPr>
+        <w:t>, accepted.</w:t>
+      </w:r>
+    </w:p>
+    <w:p>
+      <w:pPr>
+        <w:ind w:leftChars="50" w:left="550" w:hangingChars="200" w:hanging="440"/>
+        <w:rPr>
+          <w:szCs w:val="21"/>
+        </w:rPr>
+      </w:pPr>
+      <w:r>
+        <w:rPr>
+          <w:szCs w:val="21"/>
+        </w:rPr>
+        <w:t xml:space="preserve">Xu, W., </w:t>
+      </w:r>
+      <w:proofErr w:type="spellStart"/>
+      <w:r>
+        <w:rPr>
+          <w:szCs w:val="21"/>
+        </w:rPr>
+        <w:t>Barzegar</w:t>
+      </w:r>
+      <w:proofErr w:type="spellEnd"/>
+      <w:r>
+        <w:rPr>
+          <w:szCs w:val="21"/>
+        </w:rPr>
+        <w:t xml:space="preserve">, S. G., </w:t>
+      </w:r>
+      <w:r>
+        <w:rPr>
+          <w:b/>
+          <w:bCs/>
+          <w:szCs w:val="21"/>
+        </w:rPr>
+        <w:t>Sheng, D.</w:t>
+      </w:r>
+      <w:r>
+        <w:rPr>
+          <w:szCs w:val="21"/>
+        </w:rPr>
+        <w:t xml:space="preserve">, Toledo-Hernández, M., Lan, Z., &amp; Wanger, T. C. (2025). Identifying Cocoa Flower Visitors: A Deep Learning Dataset. </w:t>
+      </w:r>
+      <w:r>
+        <w:rPr>
+          <w:i/>
+          <w:iCs/>
+          <w:szCs w:val="21"/>
+        </w:rPr>
+        <w:t>Scientific Data</w:t>
+      </w:r>
+      <w:r>
+        <w:rPr>
+          <w:szCs w:val="21"/>
+        </w:rPr>
+        <w:t xml:space="preserve">, </w:t>
+      </w:r>
+      <w:r>
+        <w:rPr>
+          <w:i/>
+          <w:iCs/>
+          <w:szCs w:val="21"/>
+        </w:rPr>
         <w:t>12</w:t>
       </w:r>
       <w:r>
@@ -871,7 +945,7 @@
         </w:rPr>
         <w:t xml:space="preserve">(1), 1309. </w:t>
       </w:r>
-      <w:hyperlink r:id="rId10" w:history="1">
+      <w:hyperlink r:id="rId11" w:history="1">
         <w:r>
           <w:rPr>
             <w:rStyle w:val="a3"/>
@@ -883,7 +957,7 @@
     </w:p>
     <w:p>
       <w:pPr>
-        <w:ind w:leftChars="50" w:left="527" w:hangingChars="200" w:hanging="422"/>
+        <w:ind w:leftChars="50" w:left="552" w:hangingChars="200" w:hanging="442"/>
         <w:rPr>
           <w:szCs w:val="21"/>
         </w:rPr>
@@ -936,7 +1010,7 @@
         </w:rPr>
         <w:t xml:space="preserve">(1), 8413. </w:t>
       </w:r>
-      <w:hyperlink r:id="rId11" w:history="1">
+      <w:hyperlink r:id="rId12" w:history="1">
         <w:r>
           <w:rPr>
             <w:rStyle w:val="a3"/>
@@ -948,7 +1022,7 @@
     </w:p>
     <w:p>
       <w:pPr>
-        <w:ind w:leftChars="50" w:left="525" w:hangingChars="200" w:hanging="420"/>
+        <w:ind w:leftChars="50" w:left="550" w:hangingChars="200" w:hanging="440"/>
         <w:rPr>
           <w:szCs w:val="21"/>
         </w:rPr>
@@ -958,15 +1032,16 @@
           <w:szCs w:val="21"/>
           <w:lang w:val="de-DE"/>
         </w:rPr>
+        <w:lastRenderedPageBreak/>
         <w:t>Darras, K. F. A., Balle, M., Xu, W., Yan, Y., Zakka, V. G., Toledo</w:t>
       </w:r>
       <w:r>
         <w:rPr>
-          <w:rFonts w:ascii="宋体" w:eastAsia="宋体" w:hAnsi="宋体" w:cs="宋体" w:hint="eastAsia"/>
+          <w:rFonts w:eastAsia="宋体" w:cs="宋体"/>
           <w:szCs w:val="21"/>
           <w:lang w:val="de-DE"/>
         </w:rPr>
-        <w:t>‐</w:t>
+        <w:t>-</w:t>
       </w:r>
       <w:r>
         <w:rPr>
@@ -1026,7 +1101,7 @@
         </w:rPr>
         <w:t xml:space="preserve">, 2041-210X.14436. </w:t>
       </w:r>
-      <w:hyperlink r:id="rId12" w:history="1">
+      <w:hyperlink r:id="rId13" w:history="1">
         <w:r>
           <w:rPr>
             <w:rStyle w:val="a3"/>
@@ -1038,7 +1113,7 @@
     </w:p>
     <w:p>
       <w:pPr>
-        <w:ind w:leftChars="50" w:left="527" w:hangingChars="200" w:hanging="422"/>
+        <w:ind w:leftChars="50" w:left="552" w:hangingChars="200" w:hanging="442"/>
       </w:pPr>
       <w:r>
         <w:rPr>
@@ -1051,10 +1126,32 @@
         <w:t>,</w:t>
       </w:r>
       <w:r>
-        <w:t xml:space="preserve"> Chen, M., Chen, Q., Huang, Y. (2022). </w:t>
-      </w:r>
-      <w:r>
-        <w:t xml:space="preserve">Opposite selection effects of nZVI and PAHs on bacterial community composition revealed by universal and sphingomonads-specific 16SrRNA primers. </w:t>
+        <w:t xml:space="preserve"> Chen, M., Chen, Q.,</w:t>
+      </w:r>
+      <w:r>
+        <w:t xml:space="preserve"> &amp;</w:t>
+      </w:r>
+      <w:r>
+        <w:t xml:space="preserve"> Huang, Y. (2022). </w:t>
+      </w:r>
+      <w:r>
+        <w:t xml:space="preserve">Opposite selection effects of </w:t>
+      </w:r>
+      <w:proofErr w:type="spellStart"/>
+      <w:r>
+        <w:t>nZVI</w:t>
+      </w:r>
+      <w:proofErr w:type="spellEnd"/>
+      <w:r>
+        <w:t xml:space="preserve"> and PAHs on bacterial community composition revealed by universal and </w:t>
+      </w:r>
+      <w:proofErr w:type="spellStart"/>
+      <w:r>
+        <w:t>sphingomonads</w:t>
+      </w:r>
+      <w:proofErr w:type="spellEnd"/>
+      <w:r>
+        <w:t xml:space="preserve">-specific 16SrRNA primers. </w:t>
       </w:r>
       <w:r>
         <w:rPr>
@@ -1066,7 +1163,7 @@
       <w:r>
         <w:t xml:space="preserve">, 311, 119893. </w:t>
       </w:r>
-      <w:hyperlink r:id="rId13" w:history="1">
+      <w:hyperlink r:id="rId14" w:history="1">
         <w:r>
           <w:rPr>
             <w:rStyle w:val="a3"/>
@@ -1077,7 +1174,7 @@
     </w:p>
     <w:p>
       <w:pPr>
-        <w:ind w:leftChars="50" w:left="105"/>
+        <w:ind w:left="105"/>
       </w:pPr>
     </w:p>
     <w:p>
@@ -1095,17 +1192,123 @@
       </w:pPr>
       <w:r>
         <w:rPr>
-          <w:rFonts w:hint="eastAsia"/>
           <w:b/>
           <w:bCs/>
           <w:smallCaps/>
           <w:sz w:val="24"/>
           <w:szCs w:val="28"/>
         </w:rPr>
-        <w:lastRenderedPageBreak/>
-        <w:t>C</w:t>
-      </w:r>
-      <w:r>
+        <w:t>Patents</w:t>
+      </w:r>
+    </w:p>
+    <w:p>
+      <w:pPr>
+        <w:ind w:leftChars="50" w:left="550" w:hangingChars="200" w:hanging="440"/>
+      </w:pPr>
+      <w:r>
+        <w:rPr>
+          <w:lang w:val="de-DE"/>
+        </w:rPr>
+        <w:t xml:space="preserve">Wanger, T. C., </w:t>
+      </w:r>
+      <w:r>
+        <w:rPr>
+          <w:b/>
+          <w:bCs/>
+          <w:lang w:val="de-DE"/>
+        </w:rPr>
+        <w:t>Sheng, D.</w:t>
+      </w:r>
+      <w:r>
+        <w:rPr>
+          <w:lang w:val="de-DE"/>
+        </w:rPr>
+        <w:t xml:space="preserve">, Wang, L., </w:t>
+      </w:r>
+      <w:r>
+        <w:rPr>
+          <w:lang w:val="de-DE"/>
+        </w:rPr>
+        <w:t xml:space="preserve">&amp; </w:t>
+      </w:r>
+      <w:r>
+        <w:rPr>
+          <w:lang w:val="de-DE"/>
+        </w:rPr>
+        <w:t xml:space="preserve">Yuan, X. (2023). </w:t>
+      </w:r>
+      <w:r>
+        <w:rPr>
+          <w:i/>
+          <w:iCs/>
+        </w:rPr>
+        <w:t>Detection method and apparatus, object monitoring system, computing device, and storage medium</w:t>
+      </w:r>
+      <w:r>
+        <w:rPr>
+          <w:rFonts w:hint="eastAsia"/>
+        </w:rPr>
+        <w:t xml:space="preserve"> </w:t>
+      </w:r>
+      <w:r>
+        <w:t>(CN 120124651 A</w:t>
+      </w:r>
+      <w:r>
+        <w:rPr>
+          <w:rFonts w:hint="eastAsia"/>
+        </w:rPr>
+        <w:t>;</w:t>
+      </w:r>
+      <w:r>
+        <w:t xml:space="preserve"> </w:t>
+      </w:r>
+      <w:r>
+        <w:t>US</w:t>
+      </w:r>
+      <w:r>
+        <w:t xml:space="preserve"> </w:t>
+      </w:r>
+      <w:r>
+        <w:t>20250190729</w:t>
+      </w:r>
+      <w:r>
+        <w:t xml:space="preserve"> </w:t>
+      </w:r>
+      <w:r>
+        <w:t>A1</w:t>
+      </w:r>
+      <w:r>
+        <w:t xml:space="preserve">). </w:t>
+      </w:r>
+      <w:r>
+        <w:t>China National Intellectual Property Administration</w:t>
+      </w:r>
+      <w:r>
+        <w:rPr>
+          <w:rFonts w:hint="eastAsia"/>
+        </w:rPr>
+        <w:t>,</w:t>
+      </w:r>
+      <w:r>
+        <w:t xml:space="preserve"> 2025-06-10; </w:t>
+      </w:r>
+      <w:r>
+        <w:t>United States Patent and Trademark Office</w:t>
+      </w:r>
+      <w:r>
+        <w:t>, 2025-06-12.</w:t>
+      </w:r>
+    </w:p>
+    <w:p>
+      <w:pPr>
+        <w:ind w:leftChars="50" w:left="550" w:hangingChars="200" w:hanging="440"/>
+      </w:pPr>
+    </w:p>
+    <w:p>
+      <w:pPr>
+        <w:pBdr>
+          <w:bottom w:val="single" w:sz="6" w:space="1" w:color="auto"/>
+        </w:pBdr>
         <w:rPr>
           <w:b/>
           <w:bCs/>
@@ -1113,163 +1316,345 @@
           <w:sz w:val="24"/>
           <w:szCs w:val="28"/>
         </w:rPr>
-        <w:t>onferences &amp; Presentations</w:t>
-      </w:r>
-    </w:p>
-    <w:p>
-      <w:pPr>
-        <w:ind w:leftChars="50" w:left="525" w:hangingChars="200" w:hanging="420"/>
-      </w:pPr>
-      <w:r>
-        <w:t>The 20</w:t>
-      </w:r>
-      <w:r>
-        <w:rPr>
-          <w:vertAlign w:val="superscript"/>
-        </w:rPr>
-        <w:t>th</w:t>
-      </w:r>
-      <w:r>
-        <w:t xml:space="preserve"> </w:t>
-      </w:r>
+      </w:pPr>
       <w:r>
         <w:rPr>
           <w:rFonts w:hint="eastAsia"/>
-        </w:rPr>
-        <w:t>N</w:t>
-      </w:r>
-      <w:r>
-        <w:t>ational Environmental Conference for Doctoral Students</w:t>
-      </w:r>
-      <w:r>
-        <w:t>,</w:t>
-      </w:r>
-      <w:r>
-        <w:t xml:space="preserve"> </w:t>
-      </w:r>
-      <w:r>
-        <w:rPr>
-          <w:rFonts w:hint="eastAsia"/>
-        </w:rPr>
-        <w:t>Ts</w:t>
-      </w:r>
-      <w:r>
-        <w:t xml:space="preserve">inghua University, Beijing, China. (2026, May 25). Title: </w:t>
-      </w:r>
-      <w:r>
-        <w:rPr>
+          <w:b/>
+          <w:bCs/>
+          <w:smallCaps/>
+          <w:sz w:val="24"/>
+          <w:szCs w:val="28"/>
+        </w:rPr>
+        <w:t>C</w:t>
+      </w:r>
+      <w:r>
+        <w:rPr>
+          <w:b/>
+          <w:bCs/>
+          <w:smallCaps/>
+          <w:sz w:val="24"/>
+          <w:szCs w:val="28"/>
+        </w:rPr>
+        <w:t>onference</w:t>
+      </w:r>
+      <w:r>
+        <w:rPr>
+          <w:b/>
+          <w:bCs/>
+          <w:smallCaps/>
+          <w:sz w:val="24"/>
+          <w:szCs w:val="28"/>
+        </w:rPr>
+        <w:t>s</w:t>
+      </w:r>
+      <w:r>
+        <w:rPr>
+          <w:b/>
+          <w:bCs/>
+          <w:smallCaps/>
+          <w:sz w:val="24"/>
+          <w:szCs w:val="28"/>
+        </w:rPr>
+        <w:t xml:space="preserve"> </w:t>
+      </w:r>
+      <w:r>
+        <w:rPr>
+          <w:b/>
+          <w:bCs/>
+          <w:smallCaps/>
+          <w:sz w:val="24"/>
+          <w:szCs w:val="28"/>
+        </w:rPr>
+        <w:t xml:space="preserve">&amp; </w:t>
+      </w:r>
+      <w:r>
+        <w:rPr>
+          <w:b/>
+          <w:bCs/>
+          <w:smallCaps/>
+          <w:sz w:val="24"/>
+          <w:szCs w:val="28"/>
+        </w:rPr>
+        <w:t>Presentations</w:t>
+      </w:r>
+    </w:p>
+    <w:p>
+      <w:pPr>
+        <w:ind w:leftChars="50" w:left="550" w:hangingChars="200" w:hanging="440"/>
+        <w:rPr>
+          <w:rFonts w:ascii="Georgia-Italic" w:hAnsi="Georgia-Italic"/>
           <w:i/>
           <w:iCs/>
-        </w:rPr>
-        <w:t>Microplastics in farmlands: A model of conditional fragmentation and source estimation</w:t>
-      </w:r>
-      <w:r>
-        <w:rPr>
+          <w:color w:val="000000"/>
+        </w:rPr>
+      </w:pPr>
+      <w:r>
+        <w:rPr>
+          <w:rFonts w:ascii="Georgia-Italic" w:hAnsi="Georgia-Italic"/>
           <w:i/>
           <w:iCs/>
-        </w:rPr>
-        <w:t>.</w:t>
-      </w:r>
-    </w:p>
-    <w:p>
-      <w:pPr>
-        <w:ind w:leftChars="50" w:left="525" w:hangingChars="200" w:hanging="420"/>
-      </w:pPr>
-      <w:r>
-        <w:t xml:space="preserve">The </w:t>
-      </w:r>
-      <w:r>
-        <w:t>2024 Annual Meeting of the Ecological Society of America, Long Beach, C</w:t>
-      </w:r>
-      <w:r>
-        <w:t>alifornia, U</w:t>
-      </w:r>
-      <w:r>
-        <w:t xml:space="preserve">nited </w:t>
-      </w:r>
-      <w:r>
-        <w:t>S</w:t>
-      </w:r>
-      <w:r>
-        <w:t>tates</w:t>
-      </w:r>
-      <w:r>
-        <w:t>.</w:t>
-      </w:r>
-      <w:r>
-        <w:t xml:space="preserve"> (2024, August</w:t>
-      </w:r>
-      <w:r>
-        <w:t xml:space="preserve"> 8</w:t>
-      </w:r>
-      <w:r>
-        <w:t>).</w:t>
-      </w:r>
-      <w:r>
-        <w:t xml:space="preserve"> Title:</w:t>
-      </w:r>
-      <w:r>
-        <w:t xml:space="preserve"> </w:t>
-      </w:r>
-      <w:r>
+          <w:color w:val="000000"/>
+        </w:rPr>
+        <w:t>Microplastics in farmlands: A model of conditional fragmentation and source estimation</w:t>
+      </w:r>
+    </w:p>
+    <w:p>
+      <w:pPr>
+        <w:pStyle w:val="ac"/>
+        <w:numPr>
+          <w:ilvl w:val="0"/>
+          <w:numId w:val="8"/>
+        </w:numPr>
+        <w:ind w:leftChars="100" w:left="550" w:hangingChars="150" w:hanging="330"/>
+        <w:rPr>
+          <w:rStyle w:val="fontstyle01"/>
+          <w:rFonts w:ascii="Georgia" w:hAnsi="Georgia"/>
+        </w:rPr>
+      </w:pPr>
+      <w:r>
+        <w:rPr>
+          <w:rStyle w:val="fontstyle01"/>
+          <w:rFonts w:ascii="Georgia" w:hAnsi="Georgia"/>
+          <w:i w:val="0"/>
+          <w:iCs w:val="0"/>
+        </w:rPr>
+        <w:t xml:space="preserve">Oral presentation at </w:t>
+      </w:r>
+      <w:r>
+        <w:rPr>
+          <w:rStyle w:val="fontstyle01"/>
+          <w:rFonts w:ascii="Georgia" w:hAnsi="Georgia"/>
+          <w:i w:val="0"/>
+          <w:iCs w:val="0"/>
+        </w:rPr>
+        <w:t>the 13</w:t>
+      </w:r>
+      <w:r>
+        <w:rPr>
+          <w:rStyle w:val="fontstyle01"/>
+          <w:rFonts w:ascii="Georgia" w:hAnsi="Georgia"/>
+          <w:i w:val="0"/>
+          <w:iCs w:val="0"/>
+          <w:vertAlign w:val="superscript"/>
+        </w:rPr>
+        <w:t>th</w:t>
+      </w:r>
+      <w:r>
+        <w:rPr>
+          <w:rStyle w:val="fontstyle01"/>
+          <w:rFonts w:ascii="Georgia" w:hAnsi="Georgia"/>
+          <w:i w:val="0"/>
+          <w:iCs w:val="0"/>
+        </w:rPr>
+        <w:t xml:space="preserve"> </w:t>
+      </w:r>
+      <w:r>
+        <w:rPr>
+          <w:rStyle w:val="fontstyle01"/>
+          <w:rFonts w:ascii="Georgia" w:hAnsi="Georgia"/>
+          <w:i w:val="0"/>
+          <w:iCs w:val="0"/>
+        </w:rPr>
+        <w:t>International Congress on Environmental Modelling and Software (</w:t>
+      </w:r>
+      <w:proofErr w:type="spellStart"/>
+      <w:r>
+        <w:rPr>
+          <w:rStyle w:val="fontstyle01"/>
+          <w:rFonts w:ascii="Georgia" w:hAnsi="Georgia"/>
+          <w:i w:val="0"/>
+          <w:iCs w:val="0"/>
+        </w:rPr>
+        <w:t>iEMSs</w:t>
+      </w:r>
+      <w:proofErr w:type="spellEnd"/>
+      <w:r>
+        <w:rPr>
+          <w:rStyle w:val="fontstyle01"/>
+          <w:rFonts w:ascii="Georgia" w:hAnsi="Georgia"/>
+          <w:i w:val="0"/>
+          <w:iCs w:val="0"/>
+        </w:rPr>
+        <w:t xml:space="preserve"> 2026), Dublin, Ireland</w:t>
+      </w:r>
+      <w:r>
+        <w:rPr>
+          <w:rStyle w:val="fontstyle01"/>
+          <w:rFonts w:ascii="Georgia" w:hAnsi="Georgia"/>
+          <w:i w:val="0"/>
+          <w:iCs w:val="0"/>
+        </w:rPr>
+        <w:t>, July 2026.</w:t>
+      </w:r>
+    </w:p>
+    <w:p>
+      <w:pPr>
+        <w:pStyle w:val="ac"/>
+        <w:numPr>
+          <w:ilvl w:val="0"/>
+          <w:numId w:val="8"/>
+        </w:numPr>
+        <w:ind w:leftChars="100" w:left="550" w:hangingChars="150" w:hanging="330"/>
         <w:rPr>
           <w:i/>
           <w:iCs/>
+          <w:color w:val="000000"/>
+        </w:rPr>
+      </w:pPr>
+      <w:r>
+        <w:rPr>
+          <w:rStyle w:val="fontstyle01"/>
+          <w:rFonts w:ascii="Georgia" w:hAnsi="Georgia"/>
+          <w:i w:val="0"/>
+          <w:iCs w:val="0"/>
+        </w:rPr>
+        <w:t>Oral presentation at</w:t>
+      </w:r>
+      <w:r>
+        <w:t xml:space="preserve"> the 20</w:t>
+      </w:r>
+      <w:r>
+        <w:rPr>
+          <w:vertAlign w:val="superscript"/>
+        </w:rPr>
+        <w:t>th</w:t>
+      </w:r>
+      <w:r>
+        <w:t xml:space="preserve"> </w:t>
+      </w:r>
+      <w:r>
+        <w:t>National Environmental Conference for Doctoral Students, Beijing, China, May 2026.</w:t>
+      </w:r>
+    </w:p>
+    <w:p>
+      <w:pPr>
+        <w:ind w:leftChars="50" w:left="550" w:hangingChars="200" w:hanging="440"/>
+      </w:pPr>
+      <w:r>
+        <w:rPr>
+          <w:rFonts w:hint="eastAsia"/>
+        </w:rPr>
+        <w:t>A</w:t>
+      </w:r>
+      <w:r>
+        <w:t>ttendee</w:t>
+      </w:r>
+      <w:r>
+        <w:t xml:space="preserve"> at </w:t>
+      </w:r>
+      <w:r>
+        <w:t>the 3</w:t>
+      </w:r>
+      <w:r>
+        <w:rPr>
+          <w:vertAlign w:val="superscript"/>
+        </w:rPr>
+        <w:t>rd</w:t>
+      </w:r>
+      <w:r>
+        <w:t xml:space="preserve"> International Agrobiodiversity Congress, </w:t>
+      </w:r>
+      <w:r>
+        <w:t>Kunming, China</w:t>
+      </w:r>
+      <w:r>
+        <w:t>,</w:t>
+      </w:r>
+      <w:r>
+        <w:t xml:space="preserve"> May 2025.</w:t>
+      </w:r>
+    </w:p>
+    <w:p>
+      <w:pPr>
+        <w:ind w:leftChars="50" w:left="550" w:hangingChars="200" w:hanging="440"/>
+        <w:rPr>
+          <w:rFonts w:ascii="Georgia-Italic" w:hAnsi="Georgia-Italic"/>
+          <w:color w:val="000000"/>
+        </w:rPr>
+      </w:pPr>
+      <w:r>
+        <w:rPr>
+          <w:rStyle w:val="fontstyle01"/>
         </w:rPr>
         <w:t>Long-term exposure to microplastics and heat affects bumblebee colony development, behavior patterns and social networks</w:t>
       </w:r>
       <w:r>
+        <w:rPr>
+          <w:rStyle w:val="fontstyle01"/>
+          <w:rFonts w:hint="eastAsia"/>
+          <w:i w:val="0"/>
+          <w:iCs w:val="0"/>
+        </w:rPr>
         <w:t>.</w:t>
       </w:r>
       <w:r>
-        <w:t xml:space="preserve"> </w:t>
-      </w:r>
-    </w:p>
-    <w:p>
-      <w:pPr>
-        <w:ind w:leftChars="50" w:left="525" w:hangingChars="200" w:hanging="420"/>
-      </w:pPr>
-      <w:r>
-        <w:t>Westlake University Inter</w:t>
-      </w:r>
-      <w:r>
-        <w:t xml:space="preserve">disciplinary </w:t>
-      </w:r>
-      <w:r>
-        <w:t xml:space="preserve">Frontier </w:t>
-      </w:r>
-      <w:r>
-        <w:t xml:space="preserve">Forum on Sustainable Development and Environmental </w:t>
-      </w:r>
-      <w:r>
-        <w:t>Sciences</w:t>
-      </w:r>
-      <w:r>
-        <w:t>, Hangzhou, Zhejiang , China</w:t>
-      </w:r>
-      <w:r>
-        <w:t xml:space="preserve">. (2024, March 31). Title: </w:t>
-      </w:r>
-      <w:r>
-        <w:rPr>
-          <w:i/>
-          <w:iCs/>
-          <w:szCs w:val="21"/>
-        </w:rPr>
-        <w:t>Nano/microplastic effects in agricultural landscapes: an overlooked threat to pollination, biological pest control and food security</w:t>
-      </w:r>
-      <w:r>
-        <w:rPr>
-          <w:i/>
-          <w:iCs/>
-          <w:szCs w:val="21"/>
-        </w:rPr>
-        <w:t>.</w:t>
-      </w:r>
-    </w:p>
-    <w:p>
-      <w:pPr>
-        <w:ind w:leftChars="50" w:left="525" w:hangingChars="200" w:hanging="420"/>
+        <w:rPr>
+          <w:rStyle w:val="fontstyle01"/>
+          <w:i w:val="0"/>
+          <w:iCs w:val="0"/>
+        </w:rPr>
+        <w:t xml:space="preserve"> </w:t>
+      </w:r>
+      <w:r>
+        <w:rPr>
+          <w:rStyle w:val="fontstyle01"/>
+          <w:i w:val="0"/>
+          <w:iCs w:val="0"/>
+        </w:rPr>
+        <w:t>Late-breaking poster</w:t>
+      </w:r>
+      <w:r>
+        <w:rPr>
+          <w:rStyle w:val="fontstyle01"/>
+          <w:i w:val="0"/>
+          <w:iCs w:val="0"/>
+        </w:rPr>
+        <w:t xml:space="preserve"> at t</w:t>
+      </w:r>
+      <w:r>
+        <w:t xml:space="preserve">he </w:t>
+      </w:r>
+      <w:r>
+        <w:t>2024 Annual Meeting of the Ecological Society of America</w:t>
+      </w:r>
+      <w:r>
+        <w:t xml:space="preserve"> (ESA</w:t>
+      </w:r>
+      <w:r>
+        <w:t xml:space="preserve"> </w:t>
+      </w:r>
+      <w:r>
+        <w:t>2024</w:t>
+      </w:r>
+      <w:r>
+        <w:t>)</w:t>
+      </w:r>
+      <w:r>
+        <w:t xml:space="preserve">, </w:t>
+      </w:r>
+      <w:r>
+        <w:t>Long Beach,</w:t>
+      </w:r>
+      <w:r>
+        <w:t xml:space="preserve"> U</w:t>
+      </w:r>
+      <w:r>
+        <w:t xml:space="preserve">nited </w:t>
+      </w:r>
+      <w:r>
+        <w:t>S</w:t>
+      </w:r>
+      <w:r>
+        <w:t>tates</w:t>
+      </w:r>
+      <w:r>
+        <w:t>, August 2024.</w:t>
+      </w:r>
+    </w:p>
+    <w:p>
+      <w:pPr>
+        <w:ind w:left="105"/>
       </w:pPr>
     </w:p>
     <w:p>
@@ -1287,141 +1672,143 @@
       </w:pPr>
       <w:r>
         <w:rPr>
+          <w:rFonts w:hint="eastAsia"/>
           <w:b/>
           <w:bCs/>
           <w:smallCaps/>
           <w:sz w:val="24"/>
           <w:szCs w:val="28"/>
         </w:rPr>
-        <w:t>Patents</w:t>
-      </w:r>
-    </w:p>
-    <w:p>
-      <w:pPr>
-        <w:ind w:leftChars="50" w:left="525" w:hangingChars="200" w:hanging="420"/>
-      </w:pPr>
-      <w:r>
-        <w:rPr>
-          <w:lang w:val="de-DE"/>
-        </w:rPr>
-        <w:t>Wanger, T. C.</w:t>
-      </w:r>
-      <w:r>
-        <w:rPr>
-          <w:lang w:val="de-DE"/>
-        </w:rPr>
-        <w:t xml:space="preserve">, </w:t>
-      </w:r>
-      <w:r>
-        <w:rPr>
-          <w:b/>
-          <w:bCs/>
-          <w:lang w:val="de-DE"/>
-        </w:rPr>
-        <w:t>Sheng, D.</w:t>
-      </w:r>
-      <w:r>
-        <w:rPr>
-          <w:lang w:val="de-DE"/>
-        </w:rPr>
-        <w:t>, Wang, L., Yuan, X</w:t>
-      </w:r>
-      <w:r>
-        <w:rPr>
-          <w:lang w:val="de-DE"/>
-        </w:rPr>
-        <w:t>. (</w:t>
-      </w:r>
-      <w:r>
-        <w:rPr>
-          <w:lang w:val="de-DE"/>
-        </w:rPr>
-        <w:t>2023</w:t>
-      </w:r>
-      <w:r>
-        <w:rPr>
-          <w:lang w:val="de-DE"/>
-        </w:rPr>
-        <w:t xml:space="preserve">). </w:t>
-      </w:r>
-      <w:r>
-        <w:rPr>
-          <w:i/>
-          <w:iCs/>
-        </w:rPr>
-        <w:t>Detection method and apparatus, object monitoring system, computing device, and storage medium</w:t>
-      </w:r>
+        <w:t>Mem</w:t>
+      </w:r>
+      <w:r>
+        <w:rPr>
+          <w:b/>
+          <w:bCs/>
+          <w:smallCaps/>
+          <w:sz w:val="24"/>
+          <w:szCs w:val="28"/>
+        </w:rPr>
+        <w:t>berships</w:t>
+      </w:r>
+    </w:p>
+    <w:p>
+      <w:pPr>
+        <w:tabs>
+          <w:tab w:val="right" w:pos="9746"/>
+        </w:tabs>
+        <w:ind w:leftChars="50" w:left="110"/>
+      </w:pPr>
       <w:r>
         <w:rPr>
           <w:rFonts w:hint="eastAsia"/>
         </w:rPr>
-        <w:t xml:space="preserve"> </w:t>
-      </w:r>
-      <w:r>
-        <w:t>(CN 120124651 A</w:t>
-      </w:r>
-      <w:r>
+        <w:t>Mem</w:t>
+      </w:r>
+      <w:r>
+        <w:t xml:space="preserve">ber </w:t>
+      </w:r>
+      <w:r>
+        <w:t>–</w:t>
+      </w:r>
+      <w:r>
+        <w:t xml:space="preserve"> </w:t>
+      </w:r>
+      <w:r>
+        <w:t>International</w:t>
+      </w:r>
+      <w:r>
+        <w:t xml:space="preserve"> </w:t>
+      </w:r>
+      <w:r>
+        <w:t>Environmental Modelling and Software Society</w:t>
+      </w:r>
+      <w:r>
+        <w:tab/>
+        <w:t>2026 – present</w:t>
+      </w:r>
+    </w:p>
+    <w:p>
+      <w:pPr>
+        <w:tabs>
+          <w:tab w:val="right" w:pos="9746"/>
+        </w:tabs>
+        <w:ind w:leftChars="50" w:left="110"/>
         <w:rPr>
           <w:rFonts w:hint="eastAsia"/>
         </w:rPr>
-        <w:t>;</w:t>
-      </w:r>
-      <w:r>
-        <w:t xml:space="preserve"> </w:t>
-      </w:r>
-      <w:r>
-        <w:t>US</w:t>
-      </w:r>
-      <w:r>
-        <w:t xml:space="preserve"> </w:t>
-      </w:r>
-      <w:r>
-        <w:t>20250190729</w:t>
-      </w:r>
-      <w:r>
-        <w:t xml:space="preserve"> </w:t>
-      </w:r>
-      <w:r>
-        <w:t>A1</w:t>
-      </w:r>
-      <w:r>
-        <w:t>)</w:t>
-      </w:r>
-      <w:r>
-        <w:t xml:space="preserve">. </w:t>
-      </w:r>
-      <w:r>
-        <w:t>China National Intellectual Property Administration</w:t>
+      </w:pPr>
+      <w:r>
+        <w:t xml:space="preserve">Core Member – </w:t>
+      </w:r>
+      <w:r>
+        <w:t>The</w:t>
+      </w:r>
+      <w:r>
+        <w:t xml:space="preserve"> </w:t>
+      </w:r>
+      <w:r>
+        <w:t>Scientists’ Coalition for an Effective Plastics Treaty</w:t>
+      </w:r>
+      <w:r>
+        <w:tab/>
+      </w:r>
+      <w:r>
+        <w:t>2025 – present</w:t>
+      </w:r>
+    </w:p>
+    <w:p>
+      <w:pPr>
+        <w:tabs>
+          <w:tab w:val="right" w:pos="9746"/>
+        </w:tabs>
+        <w:ind w:leftChars="50" w:left="110"/>
+      </w:pPr>
+      <w:r>
+        <w:t xml:space="preserve">Student Member – </w:t>
       </w:r>
       <w:r>
         <w:rPr>
           <w:rFonts w:hint="eastAsia"/>
         </w:rPr>
-        <w:t>,</w:t>
-      </w:r>
-      <w:r>
-        <w:t xml:space="preserve"> </w:t>
-      </w:r>
-      <w:r>
-        <w:t>2025-06-10</w:t>
-      </w:r>
-      <w:r>
-        <w:t>;</w:t>
-      </w:r>
-      <w:r>
-        <w:t xml:space="preserve"> </w:t>
-      </w:r>
-      <w:r>
-        <w:t>United States Patent and Trademark Office</w:t>
-      </w:r>
-      <w:r>
-        <w:t>, 2025-06-12</w:t>
-      </w:r>
-      <w:r>
-        <w:t>.</w:t>
-      </w:r>
-    </w:p>
-    <w:p/>
+        <w:t>T</w:t>
+      </w:r>
+      <w:r>
+        <w:t>he Ecological Society of America</w:t>
+      </w:r>
+      <w:r>
+        <w:tab/>
+        <w:t xml:space="preserve">2024 – </w:t>
+      </w:r>
+      <w:r>
+        <w:rPr>
+          <w:rFonts w:hint="eastAsia"/>
+        </w:rPr>
+        <w:t>present</w:t>
+      </w:r>
+    </w:p>
+    <w:p>
+      <w:pPr>
+        <w:tabs>
+          <w:tab w:val="right" w:pos="9746"/>
+        </w:tabs>
+        <w:ind w:leftChars="50" w:left="110"/>
+      </w:pPr>
+    </w:p>
+    <w:p>
+      <w:pPr>
+        <w:widowControl/>
+        <w:spacing w:line="240" w:lineRule="auto"/>
+      </w:pPr>
+      <w:r>
+        <w:br w:type="page"/>
+      </w:r>
+    </w:p>
+    <w:p>
+      <w:pPr>
+        <w:ind w:left="105"/>
+      </w:pPr>
+    </w:p>
     <w:p>
       <w:pPr>
         <w:pBdr>
@@ -1486,969 +1873,220 @@
         <w:t>Awards</w:t>
       </w:r>
     </w:p>
-    <w:tbl>
-      <w:tblPr>
-        <w:tblStyle w:val="aa"/>
-        <w:tblW w:w="0" w:type="auto"/>
-        <w:jc w:val="center"/>
-        <w:tblBorders>
-          <w:top w:val="none" w:sz="0" w:space="0" w:color="auto"/>
-          <w:left w:val="none" w:sz="0" w:space="0" w:color="auto"/>
-          <w:bottom w:val="none" w:sz="0" w:space="0" w:color="auto"/>
-          <w:right w:val="none" w:sz="0" w:space="0" w:color="auto"/>
-          <w:insideH w:val="none" w:sz="0" w:space="0" w:color="auto"/>
-          <w:insideV w:val="none" w:sz="0" w:space="0" w:color="auto"/>
-        </w:tblBorders>
-        <w:tblLook w:val="04A0" w:firstRow="1" w:lastRow="0" w:firstColumn="1" w:lastColumn="0" w:noHBand="0" w:noVBand="1"/>
-      </w:tblPr>
-      <w:tblGrid>
-        <w:gridCol w:w="9043"/>
-        <w:gridCol w:w="709"/>
-      </w:tblGrid>
-      <w:tr>
-        <w:trPr>
-          <w:jc w:val="center"/>
-        </w:trPr>
-        <w:tc>
-          <w:tcPr>
-            <w:tcW w:w="9222" w:type="dxa"/>
-          </w:tcPr>
-          <w:p>
-            <w:pPr>
-              <w:tabs>
-                <w:tab w:val="left" w:pos="420"/>
-                <w:tab w:val="left" w:pos="840"/>
-                <w:tab w:val="left" w:pos="1260"/>
-                <w:tab w:val="left" w:pos="1680"/>
-                <w:tab w:val="left" w:pos="2100"/>
-                <w:tab w:val="left" w:pos="2520"/>
-                <w:tab w:val="left" w:pos="2940"/>
-                <w:tab w:val="left" w:pos="3360"/>
-                <w:tab w:val="left" w:pos="3780"/>
-                <w:tab w:val="left" w:pos="4200"/>
-                <w:tab w:val="left" w:pos="4620"/>
-                <w:tab w:val="right" w:pos="9746"/>
-              </w:tabs>
-              <w:ind w:left="420" w:hangingChars="200" w:hanging="420"/>
-            </w:pPr>
-            <w:r>
-              <w:t xml:space="preserve">China National Scholarship </w:t>
-            </w:r>
-            <w:r>
-              <w:t>– Ministry of Education of the P.R.C.</w:t>
-            </w:r>
-          </w:p>
-        </w:tc>
-        <w:tc>
-          <w:tcPr>
-            <w:tcW w:w="661" w:type="dxa"/>
-          </w:tcPr>
-          <w:p>
-            <w:pPr>
-              <w:tabs>
-                <w:tab w:val="left" w:pos="420"/>
-                <w:tab w:val="left" w:pos="840"/>
-                <w:tab w:val="left" w:pos="1260"/>
-                <w:tab w:val="left" w:pos="1680"/>
-                <w:tab w:val="left" w:pos="2100"/>
-                <w:tab w:val="left" w:pos="2520"/>
-                <w:tab w:val="left" w:pos="2940"/>
-                <w:tab w:val="left" w:pos="3360"/>
-                <w:tab w:val="left" w:pos="3780"/>
-                <w:tab w:val="left" w:pos="4200"/>
-                <w:tab w:val="left" w:pos="4620"/>
-                <w:tab w:val="right" w:pos="9746"/>
-              </w:tabs>
-              <w:jc w:val="right"/>
-            </w:pPr>
-            <w:r>
-              <w:rPr>
-                <w:rFonts w:hint="eastAsia"/>
-              </w:rPr>
-              <w:t>2</w:t>
-            </w:r>
-            <w:r>
-              <w:t>025</w:t>
-            </w:r>
-          </w:p>
-        </w:tc>
-      </w:tr>
-      <w:tr>
-        <w:trPr>
-          <w:jc w:val="center"/>
-        </w:trPr>
-        <w:tc>
-          <w:tcPr>
-            <w:tcW w:w="9222" w:type="dxa"/>
-          </w:tcPr>
-          <w:p>
-            <w:pPr>
-              <w:tabs>
-                <w:tab w:val="left" w:pos="420"/>
-                <w:tab w:val="left" w:pos="840"/>
-                <w:tab w:val="left" w:pos="1260"/>
-                <w:tab w:val="left" w:pos="1680"/>
-                <w:tab w:val="left" w:pos="2100"/>
-                <w:tab w:val="left" w:pos="2520"/>
-                <w:tab w:val="left" w:pos="2940"/>
-                <w:tab w:val="left" w:pos="3360"/>
-                <w:tab w:val="left" w:pos="3780"/>
-                <w:tab w:val="left" w:pos="4200"/>
-                <w:tab w:val="left" w:pos="4620"/>
-                <w:tab w:val="right" w:pos="9746"/>
-              </w:tabs>
-              <w:ind w:left="420" w:hangingChars="200" w:hanging="420"/>
-            </w:pPr>
-            <w:r>
-              <w:rPr>
-                <w:rFonts w:hint="eastAsia"/>
-              </w:rPr>
-              <w:t>D</w:t>
-            </w:r>
-            <w:r>
-              <w:t xml:space="preserve">ean’s Medal </w:t>
-            </w:r>
-            <w:r>
-              <w:t xml:space="preserve">– </w:t>
-            </w:r>
-            <w:r>
-              <w:t xml:space="preserve">School of Engineering, </w:t>
-            </w:r>
-            <w:r>
-              <w:t>Westlake</w:t>
-            </w:r>
-            <w:r>
-              <w:t xml:space="preserve"> </w:t>
-            </w:r>
-            <w:r>
-              <w:t>University</w:t>
-            </w:r>
-          </w:p>
-        </w:tc>
-        <w:tc>
-          <w:tcPr>
-            <w:tcW w:w="661" w:type="dxa"/>
-          </w:tcPr>
-          <w:p>
-            <w:pPr>
-              <w:tabs>
-                <w:tab w:val="left" w:pos="420"/>
-                <w:tab w:val="left" w:pos="840"/>
-                <w:tab w:val="left" w:pos="1260"/>
-                <w:tab w:val="left" w:pos="1680"/>
-                <w:tab w:val="left" w:pos="2100"/>
-                <w:tab w:val="left" w:pos="2520"/>
-                <w:tab w:val="left" w:pos="2940"/>
-                <w:tab w:val="left" w:pos="3360"/>
-                <w:tab w:val="left" w:pos="3780"/>
-                <w:tab w:val="left" w:pos="4200"/>
-                <w:tab w:val="left" w:pos="4620"/>
-                <w:tab w:val="right" w:pos="9746"/>
-              </w:tabs>
-              <w:jc w:val="right"/>
-            </w:pPr>
-            <w:r>
-              <w:rPr>
-                <w:rFonts w:hint="eastAsia"/>
-              </w:rPr>
-              <w:t>2</w:t>
-            </w:r>
-            <w:r>
-              <w:t>025</w:t>
-            </w:r>
-          </w:p>
-        </w:tc>
-      </w:tr>
-      <w:tr>
-        <w:trPr>
-          <w:jc w:val="center"/>
-        </w:trPr>
-        <w:tc>
-          <w:tcPr>
-            <w:tcW w:w="9222" w:type="dxa"/>
-          </w:tcPr>
-          <w:p>
-            <w:pPr>
-              <w:tabs>
-                <w:tab w:val="left" w:pos="420"/>
-                <w:tab w:val="left" w:pos="840"/>
-                <w:tab w:val="left" w:pos="1260"/>
-                <w:tab w:val="left" w:pos="1680"/>
-                <w:tab w:val="left" w:pos="2100"/>
-                <w:tab w:val="left" w:pos="2520"/>
-                <w:tab w:val="left" w:pos="2940"/>
-                <w:tab w:val="left" w:pos="3360"/>
-                <w:tab w:val="left" w:pos="3780"/>
-                <w:tab w:val="left" w:pos="4200"/>
-                <w:tab w:val="left" w:pos="4620"/>
-                <w:tab w:val="right" w:pos="9746"/>
-              </w:tabs>
-              <w:ind w:left="420" w:hangingChars="200" w:hanging="420"/>
-            </w:pPr>
-            <w:r>
-              <w:rPr>
-                <w:rFonts w:hint="eastAsia"/>
-              </w:rPr>
-              <w:t>O</w:t>
-            </w:r>
-            <w:r>
-              <w:t xml:space="preserve">utstanding Graduate </w:t>
-            </w:r>
-            <w:r>
-              <w:t xml:space="preserve">– </w:t>
-            </w:r>
-            <w:r>
-              <w:t>Westlake</w:t>
-            </w:r>
-            <w:r>
-              <w:t xml:space="preserve"> </w:t>
-            </w:r>
-            <w:r>
-              <w:t>University</w:t>
-            </w:r>
-          </w:p>
-        </w:tc>
-        <w:tc>
-          <w:tcPr>
-            <w:tcW w:w="661" w:type="dxa"/>
-          </w:tcPr>
-          <w:p>
-            <w:pPr>
-              <w:tabs>
-                <w:tab w:val="left" w:pos="420"/>
-                <w:tab w:val="left" w:pos="840"/>
-                <w:tab w:val="left" w:pos="1260"/>
-                <w:tab w:val="left" w:pos="1680"/>
-                <w:tab w:val="left" w:pos="2100"/>
-                <w:tab w:val="left" w:pos="2520"/>
-                <w:tab w:val="left" w:pos="2940"/>
-                <w:tab w:val="left" w:pos="3360"/>
-                <w:tab w:val="left" w:pos="3780"/>
-                <w:tab w:val="left" w:pos="4200"/>
-                <w:tab w:val="left" w:pos="4620"/>
-                <w:tab w:val="right" w:pos="9746"/>
-              </w:tabs>
-              <w:jc w:val="right"/>
-            </w:pPr>
-            <w:r>
-              <w:rPr>
-                <w:rFonts w:hint="eastAsia"/>
-              </w:rPr>
-              <w:t>2</w:t>
-            </w:r>
-            <w:r>
-              <w:t>025</w:t>
-            </w:r>
-          </w:p>
-        </w:tc>
-      </w:tr>
-      <w:tr>
-        <w:trPr>
-          <w:jc w:val="center"/>
-        </w:trPr>
-        <w:tc>
-          <w:tcPr>
-            <w:tcW w:w="9222" w:type="dxa"/>
-          </w:tcPr>
-          <w:p>
-            <w:pPr>
-              <w:tabs>
-                <w:tab w:val="left" w:pos="420"/>
-                <w:tab w:val="left" w:pos="840"/>
-                <w:tab w:val="left" w:pos="1260"/>
-                <w:tab w:val="left" w:pos="1680"/>
-                <w:tab w:val="left" w:pos="2100"/>
-                <w:tab w:val="left" w:pos="2520"/>
-                <w:tab w:val="left" w:pos="2940"/>
-                <w:tab w:val="left" w:pos="3360"/>
-                <w:tab w:val="left" w:pos="3780"/>
-                <w:tab w:val="left" w:pos="4200"/>
-                <w:tab w:val="left" w:pos="4620"/>
-                <w:tab w:val="right" w:pos="9746"/>
-              </w:tabs>
-              <w:ind w:left="420" w:hangingChars="200" w:hanging="420"/>
-            </w:pPr>
-            <w:r>
-              <w:t xml:space="preserve">Award of Honor for Graduate </w:t>
-            </w:r>
-            <w:r>
-              <w:t xml:space="preserve">– </w:t>
-            </w:r>
-            <w:r>
-              <w:rPr>
-                <w:rFonts w:hint="eastAsia"/>
-              </w:rPr>
-              <w:t>Zhe</w:t>
-            </w:r>
-            <w:r>
-              <w:t>jiang</w:t>
-            </w:r>
-            <w:r>
-              <w:t xml:space="preserve"> </w:t>
-            </w:r>
-            <w:r>
-              <w:t>University</w:t>
-            </w:r>
-          </w:p>
-        </w:tc>
-        <w:tc>
-          <w:tcPr>
-            <w:tcW w:w="661" w:type="dxa"/>
-          </w:tcPr>
-          <w:p>
-            <w:pPr>
-              <w:tabs>
-                <w:tab w:val="left" w:pos="420"/>
-                <w:tab w:val="left" w:pos="840"/>
-                <w:tab w:val="left" w:pos="1260"/>
-                <w:tab w:val="left" w:pos="1680"/>
-                <w:tab w:val="left" w:pos="2100"/>
-                <w:tab w:val="left" w:pos="2520"/>
-                <w:tab w:val="left" w:pos="2940"/>
-                <w:tab w:val="left" w:pos="3360"/>
-                <w:tab w:val="left" w:pos="3780"/>
-                <w:tab w:val="left" w:pos="4200"/>
-                <w:tab w:val="left" w:pos="4620"/>
-                <w:tab w:val="right" w:pos="9746"/>
-              </w:tabs>
-              <w:jc w:val="right"/>
-            </w:pPr>
-            <w:r>
-              <w:t>2024</w:t>
-            </w:r>
-          </w:p>
-        </w:tc>
-      </w:tr>
-      <w:tr>
-        <w:trPr>
-          <w:jc w:val="center"/>
-        </w:trPr>
-        <w:tc>
-          <w:tcPr>
-            <w:tcW w:w="9222" w:type="dxa"/>
-          </w:tcPr>
-          <w:p>
-            <w:pPr>
-              <w:tabs>
-                <w:tab w:val="left" w:pos="420"/>
-                <w:tab w:val="left" w:pos="840"/>
-                <w:tab w:val="left" w:pos="1260"/>
-                <w:tab w:val="left" w:pos="1680"/>
-                <w:tab w:val="left" w:pos="2100"/>
-                <w:tab w:val="left" w:pos="2520"/>
-                <w:tab w:val="left" w:pos="2940"/>
-                <w:tab w:val="left" w:pos="3360"/>
-                <w:tab w:val="left" w:pos="3780"/>
-                <w:tab w:val="left" w:pos="4200"/>
-                <w:tab w:val="left" w:pos="4620"/>
-                <w:tab w:val="right" w:pos="9746"/>
-              </w:tabs>
-              <w:ind w:left="420" w:hangingChars="200" w:hanging="420"/>
-            </w:pPr>
-            <w:r>
-              <w:rPr>
-                <w:rFonts w:hint="eastAsia"/>
-              </w:rPr>
-              <w:t>Exploration</w:t>
-            </w:r>
-            <w:r>
-              <w:t xml:space="preserve"> </w:t>
-            </w:r>
-            <w:r>
-              <w:rPr>
-                <w:rFonts w:hint="eastAsia"/>
-              </w:rPr>
-              <w:t>Award</w:t>
-            </w:r>
-            <w:r>
-              <w:t xml:space="preserve"> </w:t>
-            </w:r>
-            <w:r>
-              <w:t>|</w:t>
-            </w:r>
-            <w:r>
-              <w:t xml:space="preserve"> </w:t>
-            </w:r>
-            <w:r>
-              <w:rPr>
-                <w:rFonts w:hint="eastAsia"/>
-              </w:rPr>
-              <w:t>Westlake University</w:t>
-            </w:r>
-          </w:p>
-        </w:tc>
-        <w:tc>
-          <w:tcPr>
-            <w:tcW w:w="661" w:type="dxa"/>
-          </w:tcPr>
-          <w:p>
-            <w:pPr>
-              <w:tabs>
-                <w:tab w:val="left" w:pos="420"/>
-                <w:tab w:val="left" w:pos="840"/>
-                <w:tab w:val="left" w:pos="1260"/>
-                <w:tab w:val="left" w:pos="1680"/>
-                <w:tab w:val="left" w:pos="2100"/>
-                <w:tab w:val="left" w:pos="2520"/>
-                <w:tab w:val="left" w:pos="2940"/>
-                <w:tab w:val="left" w:pos="3360"/>
-                <w:tab w:val="left" w:pos="3780"/>
-                <w:tab w:val="left" w:pos="4200"/>
-                <w:tab w:val="left" w:pos="4620"/>
-                <w:tab w:val="right" w:pos="9746"/>
-              </w:tabs>
-              <w:jc w:val="right"/>
-            </w:pPr>
-            <w:r>
-              <w:rPr>
-                <w:rFonts w:hint="eastAsia"/>
-              </w:rPr>
-              <w:t>2</w:t>
-            </w:r>
-            <w:r>
-              <w:t>024</w:t>
-            </w:r>
-          </w:p>
-        </w:tc>
-      </w:tr>
-      <w:tr>
-        <w:trPr>
-          <w:jc w:val="center"/>
-        </w:trPr>
-        <w:tc>
-          <w:tcPr>
-            <w:tcW w:w="9222" w:type="dxa"/>
-          </w:tcPr>
-          <w:p>
-            <w:pPr>
-              <w:tabs>
-                <w:tab w:val="left" w:pos="420"/>
-                <w:tab w:val="left" w:pos="840"/>
-                <w:tab w:val="left" w:pos="1260"/>
-                <w:tab w:val="left" w:pos="1680"/>
-                <w:tab w:val="left" w:pos="2100"/>
-                <w:tab w:val="left" w:pos="2520"/>
-                <w:tab w:val="left" w:pos="2940"/>
-                <w:tab w:val="left" w:pos="3360"/>
-                <w:tab w:val="left" w:pos="3780"/>
-                <w:tab w:val="left" w:pos="4200"/>
-                <w:tab w:val="left" w:pos="4620"/>
-                <w:tab w:val="right" w:pos="9746"/>
-              </w:tabs>
-              <w:ind w:left="420" w:hangingChars="200" w:hanging="420"/>
-            </w:pPr>
-            <w:r>
-              <w:rPr>
-                <w:rFonts w:hint="eastAsia"/>
-              </w:rPr>
-              <w:t>C</w:t>
-            </w:r>
-            <w:r>
-              <w:t xml:space="preserve">ertificate of Chu </w:t>
-            </w:r>
-            <w:r>
-              <w:rPr>
-                <w:rFonts w:hint="eastAsia"/>
-              </w:rPr>
-              <w:t>Kochen</w:t>
-            </w:r>
-            <w:r>
-              <w:t xml:space="preserve"> Honors Program </w:t>
-            </w:r>
-            <w:r>
-              <w:t xml:space="preserve">– </w:t>
-            </w:r>
-            <w:r>
-              <w:t>Zhejiang</w:t>
-            </w:r>
-            <w:r>
-              <w:t xml:space="preserve"> </w:t>
-            </w:r>
-            <w:r>
-              <w:t>University</w:t>
-            </w:r>
-          </w:p>
-        </w:tc>
-        <w:tc>
-          <w:tcPr>
-            <w:tcW w:w="661" w:type="dxa"/>
-          </w:tcPr>
-          <w:p>
-            <w:pPr>
-              <w:tabs>
-                <w:tab w:val="left" w:pos="420"/>
-                <w:tab w:val="left" w:pos="840"/>
-                <w:tab w:val="left" w:pos="1260"/>
-                <w:tab w:val="left" w:pos="1680"/>
-                <w:tab w:val="left" w:pos="2100"/>
-                <w:tab w:val="left" w:pos="2520"/>
-                <w:tab w:val="left" w:pos="2940"/>
-                <w:tab w:val="left" w:pos="3360"/>
-                <w:tab w:val="left" w:pos="3780"/>
-                <w:tab w:val="left" w:pos="4200"/>
-                <w:tab w:val="left" w:pos="4620"/>
-                <w:tab w:val="right" w:pos="9746"/>
-              </w:tabs>
-              <w:jc w:val="right"/>
-            </w:pPr>
-            <w:r>
-              <w:rPr>
-                <w:rFonts w:hint="eastAsia"/>
-              </w:rPr>
-              <w:t>2</w:t>
-            </w:r>
-            <w:r>
-              <w:t>023</w:t>
-            </w:r>
-          </w:p>
-        </w:tc>
-      </w:tr>
-      <w:tr>
-        <w:trPr>
-          <w:jc w:val="center"/>
-        </w:trPr>
-        <w:tc>
-          <w:tcPr>
-            <w:tcW w:w="9222" w:type="dxa"/>
-          </w:tcPr>
-          <w:p>
-            <w:pPr>
-              <w:tabs>
-                <w:tab w:val="left" w:pos="420"/>
-                <w:tab w:val="left" w:pos="840"/>
-                <w:tab w:val="left" w:pos="1260"/>
-                <w:tab w:val="left" w:pos="1680"/>
-                <w:tab w:val="left" w:pos="2100"/>
-                <w:tab w:val="left" w:pos="2520"/>
-                <w:tab w:val="left" w:pos="2940"/>
-                <w:tab w:val="left" w:pos="3360"/>
-                <w:tab w:val="left" w:pos="3780"/>
-                <w:tab w:val="left" w:pos="4200"/>
-                <w:tab w:val="left" w:pos="4620"/>
-                <w:tab w:val="right" w:pos="9746"/>
-              </w:tabs>
-              <w:ind w:left="420" w:hangingChars="200" w:hanging="420"/>
-            </w:pPr>
-            <w:r>
-              <w:t>The 18th Zhejiang Province “Challenge Cup” Academic and Technological Competition for College Students (Silver Award)</w:t>
-            </w:r>
-          </w:p>
-        </w:tc>
-        <w:tc>
-          <w:tcPr>
-            <w:tcW w:w="661" w:type="dxa"/>
-          </w:tcPr>
-          <w:p>
-            <w:pPr>
-              <w:tabs>
-                <w:tab w:val="left" w:pos="420"/>
-                <w:tab w:val="left" w:pos="840"/>
-                <w:tab w:val="left" w:pos="1260"/>
-                <w:tab w:val="left" w:pos="1680"/>
-                <w:tab w:val="left" w:pos="2100"/>
-                <w:tab w:val="left" w:pos="2520"/>
-                <w:tab w:val="left" w:pos="2940"/>
-                <w:tab w:val="left" w:pos="3360"/>
-                <w:tab w:val="left" w:pos="3780"/>
-                <w:tab w:val="left" w:pos="4200"/>
-                <w:tab w:val="left" w:pos="4620"/>
-                <w:tab w:val="right" w:pos="9746"/>
-              </w:tabs>
-              <w:jc w:val="right"/>
-            </w:pPr>
-            <w:r>
-              <w:rPr>
-                <w:rFonts w:hint="eastAsia"/>
-              </w:rPr>
-              <w:t>2</w:t>
-            </w:r>
-            <w:r>
-              <w:t>023</w:t>
-            </w:r>
-          </w:p>
-        </w:tc>
-      </w:tr>
-      <w:tr>
-        <w:trPr>
-          <w:jc w:val="center"/>
-        </w:trPr>
-        <w:tc>
-          <w:tcPr>
-            <w:tcW w:w="9222" w:type="dxa"/>
-          </w:tcPr>
-          <w:p>
-            <w:pPr>
-              <w:tabs>
-                <w:tab w:val="left" w:pos="420"/>
-                <w:tab w:val="left" w:pos="840"/>
-                <w:tab w:val="left" w:pos="1260"/>
-                <w:tab w:val="left" w:pos="1680"/>
-                <w:tab w:val="left" w:pos="2100"/>
-                <w:tab w:val="left" w:pos="2520"/>
-                <w:tab w:val="left" w:pos="2940"/>
-                <w:tab w:val="left" w:pos="3360"/>
-                <w:tab w:val="left" w:pos="3780"/>
-                <w:tab w:val="left" w:pos="4200"/>
-                <w:tab w:val="left" w:pos="4620"/>
-                <w:tab w:val="right" w:pos="9746"/>
-              </w:tabs>
-              <w:ind w:left="420" w:hangingChars="200" w:hanging="420"/>
-            </w:pPr>
-            <w:r>
-              <w:rPr>
-                <w:rFonts w:hint="eastAsia"/>
-              </w:rPr>
-              <w:t>I</w:t>
-            </w:r>
-            <w:r>
-              <w:t>nterdisciplinary Contest in Modeling (</w:t>
-            </w:r>
-            <w:r>
-              <w:t>H</w:t>
-            </w:r>
-            <w:r>
-              <w:t xml:space="preserve">onorable </w:t>
-            </w:r>
-            <w:r>
-              <w:t>M</w:t>
-            </w:r>
-            <w:r>
-              <w:t>ention)</w:t>
-            </w:r>
-            <w:r>
-              <w:t xml:space="preserve"> </w:t>
-            </w:r>
-            <w:r>
-              <w:t xml:space="preserve">– </w:t>
-            </w:r>
-            <w:r>
-              <w:t>T</w:t>
-            </w:r>
-            <w:r>
-              <w:t>he</w:t>
-            </w:r>
-            <w:r>
-              <w:t xml:space="preserve"> </w:t>
-            </w:r>
-            <w:r>
-              <w:t>Consortium for Mathematics and Its Application</w:t>
-            </w:r>
-          </w:p>
-        </w:tc>
-        <w:tc>
-          <w:tcPr>
-            <w:tcW w:w="661" w:type="dxa"/>
-          </w:tcPr>
-          <w:p>
-            <w:pPr>
-              <w:tabs>
-                <w:tab w:val="left" w:pos="420"/>
-                <w:tab w:val="left" w:pos="840"/>
-                <w:tab w:val="left" w:pos="1260"/>
-                <w:tab w:val="left" w:pos="1680"/>
-                <w:tab w:val="left" w:pos="2100"/>
-                <w:tab w:val="left" w:pos="2520"/>
-                <w:tab w:val="left" w:pos="2940"/>
-                <w:tab w:val="left" w:pos="3360"/>
-                <w:tab w:val="left" w:pos="3780"/>
-                <w:tab w:val="left" w:pos="4200"/>
-                <w:tab w:val="left" w:pos="4620"/>
-                <w:tab w:val="right" w:pos="9746"/>
-              </w:tabs>
-              <w:jc w:val="right"/>
-            </w:pPr>
-            <w:r>
-              <w:rPr>
-                <w:rFonts w:hint="eastAsia"/>
-              </w:rPr>
-              <w:t>2</w:t>
-            </w:r>
-            <w:r>
-              <w:t>022</w:t>
-            </w:r>
-          </w:p>
-        </w:tc>
-      </w:tr>
-      <w:tr>
-        <w:trPr>
-          <w:jc w:val="center"/>
-        </w:trPr>
-        <w:tc>
-          <w:tcPr>
-            <w:tcW w:w="9222" w:type="dxa"/>
-          </w:tcPr>
-          <w:p>
-            <w:pPr>
-              <w:tabs>
-                <w:tab w:val="left" w:pos="420"/>
-                <w:tab w:val="left" w:pos="840"/>
-                <w:tab w:val="left" w:pos="1260"/>
-                <w:tab w:val="left" w:pos="1680"/>
-                <w:tab w:val="left" w:pos="2100"/>
-                <w:tab w:val="left" w:pos="2520"/>
-                <w:tab w:val="left" w:pos="2940"/>
-                <w:tab w:val="left" w:pos="3360"/>
-                <w:tab w:val="left" w:pos="3780"/>
-                <w:tab w:val="left" w:pos="4200"/>
-                <w:tab w:val="left" w:pos="4620"/>
-                <w:tab w:val="right" w:pos="9746"/>
-              </w:tabs>
-              <w:ind w:left="420" w:hangingChars="200" w:hanging="420"/>
-            </w:pPr>
-            <w:r>
-              <w:rPr>
-                <w:rFonts w:hint="eastAsia"/>
-              </w:rPr>
-              <w:t>Z</w:t>
-            </w:r>
-            <w:r>
-              <w:t>hejiang University</w:t>
-            </w:r>
-            <w:r>
-              <w:t xml:space="preserve"> – </w:t>
-            </w:r>
-            <w:r>
-              <w:t>Jiande</w:t>
-            </w:r>
-            <w:r>
-              <w:t xml:space="preserve"> </w:t>
-            </w:r>
-            <w:r>
-              <w:t>Scholarship (</w:t>
-            </w:r>
-            <w:r>
-              <w:t>S</w:t>
-            </w:r>
-            <w:r>
-              <w:t xml:space="preserve">econd </w:t>
-            </w:r>
-            <w:r>
-              <w:t>P</w:t>
-            </w:r>
-            <w:r>
-              <w:t>rize)</w:t>
-            </w:r>
-            <w:r>
-              <w:tab/>
-            </w:r>
-          </w:p>
-        </w:tc>
-        <w:tc>
-          <w:tcPr>
-            <w:tcW w:w="661" w:type="dxa"/>
-          </w:tcPr>
-          <w:p>
-            <w:pPr>
-              <w:tabs>
-                <w:tab w:val="left" w:pos="420"/>
-                <w:tab w:val="left" w:pos="840"/>
-                <w:tab w:val="left" w:pos="1260"/>
-                <w:tab w:val="left" w:pos="1680"/>
-                <w:tab w:val="left" w:pos="2100"/>
-                <w:tab w:val="left" w:pos="2520"/>
-                <w:tab w:val="left" w:pos="2940"/>
-                <w:tab w:val="left" w:pos="3360"/>
-                <w:tab w:val="left" w:pos="3780"/>
-                <w:tab w:val="left" w:pos="4200"/>
-                <w:tab w:val="left" w:pos="4620"/>
-                <w:tab w:val="right" w:pos="9746"/>
-              </w:tabs>
-              <w:jc w:val="right"/>
-            </w:pPr>
-            <w:r>
-              <w:rPr>
-                <w:rFonts w:hint="eastAsia"/>
-              </w:rPr>
-              <w:t>2</w:t>
-            </w:r>
-            <w:r>
-              <w:t>021</w:t>
-            </w:r>
-          </w:p>
-        </w:tc>
-      </w:tr>
-      <w:tr>
-        <w:trPr>
-          <w:jc w:val="center"/>
-        </w:trPr>
-        <w:tc>
-          <w:tcPr>
-            <w:tcW w:w="9222" w:type="dxa"/>
-          </w:tcPr>
-          <w:p>
-            <w:pPr>
-              <w:tabs>
-                <w:tab w:val="left" w:pos="420"/>
-                <w:tab w:val="left" w:pos="840"/>
-                <w:tab w:val="left" w:pos="1260"/>
-                <w:tab w:val="left" w:pos="1680"/>
-                <w:tab w:val="left" w:pos="2100"/>
-                <w:tab w:val="left" w:pos="2520"/>
-                <w:tab w:val="left" w:pos="2940"/>
-                <w:tab w:val="left" w:pos="3360"/>
-                <w:tab w:val="left" w:pos="3780"/>
-                <w:tab w:val="left" w:pos="4200"/>
-                <w:tab w:val="left" w:pos="4620"/>
-                <w:tab w:val="right" w:pos="9746"/>
-              </w:tabs>
-              <w:ind w:left="420" w:hangingChars="200" w:hanging="420"/>
-            </w:pPr>
-            <w:r>
-              <w:t xml:space="preserve">Zhejiang </w:t>
-            </w:r>
-            <w:r>
-              <w:t>Province</w:t>
-            </w:r>
-            <w:r>
-              <w:t xml:space="preserve"> Physics Innovation (Theoretical) Competition</w:t>
-            </w:r>
-            <w:r>
-              <w:t xml:space="preserve"> </w:t>
-            </w:r>
-            <w:r>
-              <w:t xml:space="preserve">for College Students </w:t>
-            </w:r>
-            <w:r>
-              <w:t>(</w:t>
-            </w:r>
-            <w:r>
-              <w:t>1</w:t>
-            </w:r>
-            <w:r>
-              <w:rPr>
-                <w:vertAlign w:val="superscript"/>
-              </w:rPr>
-              <w:t>st</w:t>
-            </w:r>
-            <w:r>
-              <w:t xml:space="preserve"> </w:t>
-            </w:r>
-            <w:r>
-              <w:t>Prize</w:t>
-            </w:r>
-            <w:r>
-              <w:t>)</w:t>
-            </w:r>
-          </w:p>
-        </w:tc>
-        <w:tc>
-          <w:tcPr>
-            <w:tcW w:w="661" w:type="dxa"/>
-          </w:tcPr>
-          <w:p>
-            <w:pPr>
-              <w:tabs>
-                <w:tab w:val="left" w:pos="420"/>
-                <w:tab w:val="left" w:pos="840"/>
-                <w:tab w:val="left" w:pos="1260"/>
-                <w:tab w:val="left" w:pos="1680"/>
-                <w:tab w:val="left" w:pos="2100"/>
-                <w:tab w:val="left" w:pos="2520"/>
-                <w:tab w:val="left" w:pos="2940"/>
-                <w:tab w:val="left" w:pos="3360"/>
-                <w:tab w:val="left" w:pos="3780"/>
-                <w:tab w:val="left" w:pos="4200"/>
-                <w:tab w:val="left" w:pos="4620"/>
-                <w:tab w:val="right" w:pos="9746"/>
-              </w:tabs>
-              <w:jc w:val="right"/>
-            </w:pPr>
-            <w:r>
-              <w:rPr>
-                <w:rFonts w:hint="eastAsia"/>
-              </w:rPr>
-              <w:t>2</w:t>
-            </w:r>
-            <w:r>
-              <w:t>020</w:t>
-            </w:r>
-          </w:p>
-        </w:tc>
-      </w:tr>
-      <w:tr>
-        <w:trPr>
-          <w:jc w:val="center"/>
-        </w:trPr>
-        <w:tc>
-          <w:tcPr>
-            <w:tcW w:w="9222" w:type="dxa"/>
-          </w:tcPr>
-          <w:p>
-            <w:pPr>
-              <w:tabs>
-                <w:tab w:val="left" w:pos="420"/>
-                <w:tab w:val="left" w:pos="840"/>
-                <w:tab w:val="left" w:pos="1260"/>
-                <w:tab w:val="left" w:pos="1680"/>
-                <w:tab w:val="left" w:pos="2100"/>
-                <w:tab w:val="left" w:pos="2520"/>
-                <w:tab w:val="left" w:pos="2940"/>
-                <w:tab w:val="left" w:pos="3360"/>
-                <w:tab w:val="left" w:pos="3780"/>
-                <w:tab w:val="left" w:pos="4200"/>
-                <w:tab w:val="left" w:pos="4620"/>
-                <w:tab w:val="right" w:pos="9746"/>
-              </w:tabs>
-              <w:ind w:left="420" w:hangingChars="200" w:hanging="420"/>
-            </w:pPr>
-            <w:r>
-              <w:rPr>
-                <w:rFonts w:hint="eastAsia"/>
-              </w:rPr>
-              <w:t>Z</w:t>
-            </w:r>
-            <w:r>
-              <w:t>hejiang University Scholarship (</w:t>
-            </w:r>
-            <w:r>
-              <w:t>S</w:t>
-            </w:r>
-            <w:r>
-              <w:t xml:space="preserve">econd </w:t>
-            </w:r>
-            <w:r>
-              <w:t>P</w:t>
-            </w:r>
-            <w:r>
-              <w:t>rize)</w:t>
-            </w:r>
-          </w:p>
-        </w:tc>
-        <w:tc>
-          <w:tcPr>
-            <w:tcW w:w="661" w:type="dxa"/>
-          </w:tcPr>
-          <w:p>
-            <w:pPr>
-              <w:tabs>
-                <w:tab w:val="left" w:pos="420"/>
-                <w:tab w:val="left" w:pos="840"/>
-                <w:tab w:val="left" w:pos="1260"/>
-                <w:tab w:val="left" w:pos="1680"/>
-                <w:tab w:val="left" w:pos="2100"/>
-                <w:tab w:val="left" w:pos="2520"/>
-                <w:tab w:val="left" w:pos="2940"/>
-                <w:tab w:val="left" w:pos="3360"/>
-                <w:tab w:val="left" w:pos="3780"/>
-                <w:tab w:val="left" w:pos="4200"/>
-                <w:tab w:val="left" w:pos="4620"/>
-                <w:tab w:val="right" w:pos="9746"/>
-              </w:tabs>
-              <w:jc w:val="right"/>
-            </w:pPr>
-            <w:r>
-              <w:rPr>
-                <w:rFonts w:hint="eastAsia"/>
-              </w:rPr>
-              <w:t>2</w:t>
-            </w:r>
-            <w:r>
-              <w:t>019</w:t>
-            </w:r>
-          </w:p>
-        </w:tc>
-      </w:tr>
-    </w:tbl>
+    <w:p>
+      <w:pPr>
+        <w:tabs>
+          <w:tab w:val="right" w:pos="9752"/>
+        </w:tabs>
+        <w:ind w:leftChars="50" w:left="550" w:hangingChars="200" w:hanging="440"/>
+      </w:pPr>
+      <w:r>
+        <w:t xml:space="preserve">Scholarship for </w:t>
+      </w:r>
+      <w:r>
+        <w:t>J</w:t>
+      </w:r>
+      <w:r>
+        <w:rPr>
+          <w:rFonts w:hint="eastAsia"/>
+        </w:rPr>
+        <w:t>oint</w:t>
+      </w:r>
+      <w:r>
+        <w:t xml:space="preserve"> </w:t>
+      </w:r>
+      <w:r>
+        <w:t>PhD</w:t>
+      </w:r>
+      <w:r>
+        <w:t xml:space="preserve"> </w:t>
+      </w:r>
+      <w:r>
+        <w:t>– China Scholarship Council (CSC)</w:t>
+      </w:r>
+      <w:r>
+        <w:tab/>
+        <w:t>202</w:t>
+      </w:r>
+      <w:r>
+        <w:t>6</w:t>
+      </w:r>
+      <w:r>
+        <w:t xml:space="preserve"> –</w:t>
+      </w:r>
+      <w:r>
+        <w:t xml:space="preserve"> </w:t>
+      </w:r>
+      <w:r>
+        <w:t>2028</w:t>
+      </w:r>
+    </w:p>
+    <w:p>
+      <w:pPr>
+        <w:tabs>
+          <w:tab w:val="right" w:pos="9752"/>
+        </w:tabs>
+        <w:ind w:leftChars="50" w:left="550" w:hangingChars="200" w:hanging="440"/>
+      </w:pPr>
+      <w:r>
+        <w:t>National Scholarship for Graduate Students</w:t>
+      </w:r>
+      <w:r>
+        <w:t xml:space="preserve"> – Ministry of Education of P.R.</w:t>
+      </w:r>
+      <w:r>
+        <w:rPr>
+          <w:rFonts w:hint="eastAsia"/>
+        </w:rPr>
+        <w:t>C</w:t>
+      </w:r>
+      <w:r>
+        <w:t>.</w:t>
+      </w:r>
+      <w:r>
+        <w:tab/>
+      </w:r>
+      <w:r>
+        <w:t>2025</w:t>
+      </w:r>
+    </w:p>
+    <w:p>
+      <w:pPr>
+        <w:tabs>
+          <w:tab w:val="right" w:pos="9752"/>
+        </w:tabs>
+        <w:ind w:leftChars="50" w:left="550" w:hangingChars="200" w:hanging="440"/>
+      </w:pPr>
+      <w:r>
+        <w:rPr>
+          <w:rFonts w:hint="eastAsia"/>
+        </w:rPr>
+        <w:t>D</w:t>
+      </w:r>
+      <w:r>
+        <w:t xml:space="preserve">ean’s Medal </w:t>
+      </w:r>
+      <w:r>
+        <w:t>(</w:t>
+      </w:r>
+      <w:r>
+        <w:t>T</w:t>
+      </w:r>
+      <w:r>
+        <w:t>op 1</w:t>
+      </w:r>
+      <w:r>
+        <w:t>.</w:t>
+      </w:r>
+      <w:r>
+        <w:t>4</w:t>
+      </w:r>
+      <w:r>
+        <w:t xml:space="preserve">%) </w:t>
+      </w:r>
+      <w:r>
+        <w:t>– School of Engineering, Westlake University</w:t>
+      </w:r>
+      <w:r>
+        <w:tab/>
+        <w:t>2025</w:t>
+      </w:r>
+    </w:p>
+    <w:p>
+      <w:pPr>
+        <w:tabs>
+          <w:tab w:val="right" w:pos="9752"/>
+        </w:tabs>
+        <w:ind w:leftChars="50" w:left="550" w:hangingChars="200" w:hanging="440"/>
+      </w:pPr>
+      <w:r>
+        <w:t xml:space="preserve">Certificate of Chu </w:t>
+      </w:r>
+      <w:proofErr w:type="spellStart"/>
+      <w:r>
+        <w:t>Kochen</w:t>
+      </w:r>
+      <w:proofErr w:type="spellEnd"/>
+      <w:r>
+        <w:t xml:space="preserve"> Honors Program – Zhejiang University</w:t>
+      </w:r>
+      <w:r>
+        <w:tab/>
+        <w:t>2023</w:t>
+      </w:r>
+    </w:p>
+    <w:p>
+      <w:pPr>
+        <w:tabs>
+          <w:tab w:val="right" w:pos="9752"/>
+        </w:tabs>
+        <w:ind w:leftChars="50" w:left="550" w:hangingChars="200" w:hanging="440"/>
+      </w:pPr>
+      <w:r>
+        <w:rPr>
+          <w:rFonts w:hint="eastAsia"/>
+        </w:rPr>
+        <w:t>I</w:t>
+      </w:r>
+      <w:r>
+        <w:t>nterdisciplinary Contest in Modeling</w:t>
+      </w:r>
+      <w:r>
+        <w:t xml:space="preserve"> (</w:t>
+      </w:r>
+      <w:r>
+        <w:t>MCM/</w:t>
+      </w:r>
+      <w:r>
+        <w:t>ICM)</w:t>
+      </w:r>
+      <w:r>
+        <w:t xml:space="preserve">, </w:t>
+      </w:r>
+      <w:r>
+        <w:t>Honorable Mention – The Consortium for Mathematics and Its Application</w:t>
+      </w:r>
+      <w:r>
+        <w:tab/>
+        <w:t>20</w:t>
+      </w:r>
+      <w:r>
+        <w:t>22</w:t>
+      </w:r>
+    </w:p>
+    <w:p>
+      <w:pPr>
+        <w:tabs>
+          <w:tab w:val="right" w:pos="9752"/>
+        </w:tabs>
+        <w:ind w:leftChars="50" w:left="550" w:hangingChars="200" w:hanging="440"/>
+      </w:pPr>
+      <w:r>
+        <w:rPr>
+          <w:rFonts w:hint="eastAsia"/>
+        </w:rPr>
+        <w:t>Z</w:t>
+      </w:r>
+      <w:r>
+        <w:t>hejiang University Scholarship</w:t>
+      </w:r>
+      <w:r>
+        <w:t>, S</w:t>
+      </w:r>
+      <w:r>
+        <w:t xml:space="preserve">econd </w:t>
+      </w:r>
+      <w:r>
+        <w:t>P</w:t>
+      </w:r>
+      <w:r>
+        <w:t>rize</w:t>
+      </w:r>
+      <w:r>
+        <w:tab/>
+        <w:t>2019</w:t>
+      </w:r>
+    </w:p>
     <w:p>
       <w:pPr>
         <w:tabs>
@@ -2466,6 +2104,7 @@
           <w:tab w:val="left" w:pos="5040"/>
           <w:tab w:val="right" w:pos="9746"/>
         </w:tabs>
+        <w:ind w:left="105"/>
       </w:pPr>
     </w:p>
     <w:p>
@@ -2489,389 +2128,90 @@
           <w:sz w:val="24"/>
           <w:szCs w:val="28"/>
         </w:rPr>
-        <w:t>O</w:t>
-      </w:r>
-      <w:r>
-        <w:rPr>
-          <w:rFonts w:hint="eastAsia"/>
-          <w:b/>
-          <w:bCs/>
-          <w:smallCaps/>
-          <w:sz w:val="24"/>
-          <w:szCs w:val="28"/>
-        </w:rPr>
-        <w:t>ther</w:t>
-      </w:r>
-      <w:r>
-        <w:rPr>
-          <w:b/>
-          <w:bCs/>
-          <w:smallCaps/>
-          <w:sz w:val="24"/>
-          <w:szCs w:val="28"/>
-        </w:rPr>
-        <w:t xml:space="preserve"> Experiences</w:t>
-      </w:r>
-    </w:p>
-    <w:tbl>
-      <w:tblPr>
-        <w:tblStyle w:val="aa"/>
-        <w:tblW w:w="0" w:type="auto"/>
-        <w:jc w:val="center"/>
-        <w:tblBorders>
-          <w:top w:val="none" w:sz="0" w:space="0" w:color="auto"/>
-          <w:left w:val="none" w:sz="0" w:space="0" w:color="auto"/>
-          <w:bottom w:val="none" w:sz="0" w:space="0" w:color="auto"/>
-          <w:right w:val="none" w:sz="0" w:space="0" w:color="auto"/>
-          <w:insideH w:val="none" w:sz="0" w:space="0" w:color="auto"/>
-          <w:insideV w:val="none" w:sz="0" w:space="0" w:color="auto"/>
-        </w:tblBorders>
-        <w:tblLook w:val="04A0" w:firstRow="1" w:lastRow="0" w:firstColumn="1" w:lastColumn="0" w:noHBand="0" w:noVBand="1"/>
-      </w:tblPr>
-      <w:tblGrid>
-        <w:gridCol w:w="7366"/>
-        <w:gridCol w:w="2370"/>
-      </w:tblGrid>
-      <w:tr>
-        <w:trPr>
-          <w:jc w:val="center"/>
-        </w:trPr>
-        <w:tc>
-          <w:tcPr>
-            <w:tcW w:w="7366" w:type="dxa"/>
-          </w:tcPr>
-          <w:p>
-            <w:pPr>
-              <w:tabs>
-                <w:tab w:val="right" w:pos="9746"/>
-              </w:tabs>
-              <w:ind w:left="420" w:hangingChars="200" w:hanging="420"/>
-            </w:pPr>
-            <w:r>
-              <w:t xml:space="preserve">Visiting student </w:t>
-            </w:r>
-            <w:r>
-              <w:t>|</w:t>
-            </w:r>
-            <w:r>
-              <w:t xml:space="preserve"> SASE Lab, Westlake University</w:t>
-            </w:r>
-          </w:p>
-        </w:tc>
-        <w:tc>
-          <w:tcPr>
-            <w:tcW w:w="2370" w:type="dxa"/>
-          </w:tcPr>
-          <w:p>
-            <w:pPr>
-              <w:tabs>
-                <w:tab w:val="right" w:pos="9746"/>
-              </w:tabs>
-              <w:jc w:val="right"/>
-            </w:pPr>
-            <w:r>
-              <w:t>2022</w:t>
-            </w:r>
-            <w:r>
-              <w:t xml:space="preserve"> May</w:t>
-            </w:r>
-            <w:r>
-              <w:t xml:space="preserve"> – 2023</w:t>
-            </w:r>
-            <w:r>
-              <w:t xml:space="preserve"> Aug</w:t>
-            </w:r>
-          </w:p>
-        </w:tc>
-      </w:tr>
-      <w:tr>
-        <w:trPr>
-          <w:jc w:val="center"/>
-        </w:trPr>
-        <w:tc>
-          <w:tcPr>
-            <w:tcW w:w="7366" w:type="dxa"/>
-          </w:tcPr>
-          <w:p>
-            <w:pPr>
-              <w:tabs>
-                <w:tab w:val="right" w:pos="9746"/>
-              </w:tabs>
-              <w:ind w:left="420" w:hangingChars="200" w:hanging="420"/>
-            </w:pPr>
-            <w:r>
-              <w:t>Bioinformatics analysis (</w:t>
-            </w:r>
-            <w:r>
-              <w:t xml:space="preserve">supervised by </w:t>
-            </w:r>
-            <w:r>
-              <w:t xml:space="preserve">Dr. </w:t>
-            </w:r>
-            <w:r>
-              <w:rPr>
-                <w:rFonts w:hint="eastAsia"/>
-              </w:rPr>
-              <w:t>Yi</w:t>
-            </w:r>
-            <w:r>
-              <w:t>li Huang</w:t>
-            </w:r>
-            <w:r>
-              <w:t xml:space="preserve">) </w:t>
-            </w:r>
-            <w:r>
-              <w:t>|</w:t>
-            </w:r>
-            <w:r>
-              <w:t xml:space="preserve"> Zhejiang University</w:t>
-            </w:r>
-          </w:p>
-        </w:tc>
-        <w:tc>
-          <w:tcPr>
-            <w:tcW w:w="2370" w:type="dxa"/>
-          </w:tcPr>
-          <w:p>
-            <w:pPr>
-              <w:tabs>
-                <w:tab w:val="right" w:pos="9746"/>
-              </w:tabs>
-              <w:jc w:val="right"/>
-            </w:pPr>
-            <w:r>
-              <w:t xml:space="preserve">2021 </w:t>
-            </w:r>
-            <w:r>
-              <w:t>N</w:t>
-            </w:r>
-            <w:r>
-              <w:rPr>
-                <w:rFonts w:hint="eastAsia"/>
-              </w:rPr>
-              <w:t>ov</w:t>
-            </w:r>
-            <w:r>
-              <w:t xml:space="preserve"> </w:t>
-            </w:r>
-            <w:r>
-              <w:t>– 2022</w:t>
-            </w:r>
-            <w:r>
-              <w:t xml:space="preserve"> Sept</w:t>
-            </w:r>
-          </w:p>
-        </w:tc>
-      </w:tr>
-      <w:tr>
-        <w:trPr>
-          <w:jc w:val="center"/>
-        </w:trPr>
-        <w:tc>
-          <w:tcPr>
-            <w:tcW w:w="7366" w:type="dxa"/>
-          </w:tcPr>
-          <w:p>
-            <w:pPr>
-              <w:tabs>
-                <w:tab w:val="right" w:pos="9746"/>
-              </w:tabs>
-              <w:ind w:left="420" w:hangingChars="200" w:hanging="420"/>
-            </w:pPr>
-            <w:r>
-              <w:t>Intern</w:t>
-            </w:r>
-            <w:r>
-              <w:t>ship</w:t>
-            </w:r>
-            <w:r>
-              <w:t xml:space="preserve"> </w:t>
-            </w:r>
-            <w:r>
-              <w:t>|</w:t>
-            </w:r>
-            <w:r>
-              <w:t xml:space="preserve"> Zhejiang Ecology &amp; Environment Design and Research Institute</w:t>
-            </w:r>
-          </w:p>
-        </w:tc>
-        <w:tc>
-          <w:tcPr>
-            <w:tcW w:w="2370" w:type="dxa"/>
-          </w:tcPr>
-          <w:p>
-            <w:pPr>
-              <w:tabs>
-                <w:tab w:val="right" w:pos="9746"/>
-              </w:tabs>
-              <w:jc w:val="right"/>
-            </w:pPr>
-            <w:r>
-              <w:t xml:space="preserve">2022 </w:t>
-            </w:r>
-            <w:r>
-              <w:t xml:space="preserve">Jul </w:t>
-            </w:r>
-            <w:r>
-              <w:t>– 2022</w:t>
-            </w:r>
-            <w:r>
-              <w:t xml:space="preserve"> Sept</w:t>
-            </w:r>
-          </w:p>
-        </w:tc>
-      </w:tr>
-      <w:tr>
-        <w:trPr>
-          <w:jc w:val="center"/>
-        </w:trPr>
-        <w:tc>
-          <w:tcPr>
-            <w:tcW w:w="7366" w:type="dxa"/>
-          </w:tcPr>
-          <w:p>
-            <w:pPr>
-              <w:ind w:left="420" w:hangingChars="200" w:hanging="420"/>
-            </w:pPr>
-            <w:r>
-              <w:t xml:space="preserve">Summer session </w:t>
-            </w:r>
-            <w:r>
-              <w:t>|</w:t>
-            </w:r>
-            <w:r>
-              <w:t xml:space="preserve"> University of California, Berkeley</w:t>
-            </w:r>
-            <w:r>
-              <w:t xml:space="preserve"> </w:t>
-            </w:r>
-          </w:p>
-        </w:tc>
-        <w:tc>
-          <w:tcPr>
-            <w:tcW w:w="2370" w:type="dxa"/>
-          </w:tcPr>
-          <w:p>
-            <w:pPr>
-              <w:tabs>
-                <w:tab w:val="right" w:pos="9746"/>
-              </w:tabs>
-              <w:jc w:val="right"/>
-            </w:pPr>
-            <w:r>
-              <w:t>2021 Aug</w:t>
-            </w:r>
-          </w:p>
-        </w:tc>
-      </w:tr>
-    </w:tbl>
+        <w:t>Academic Service</w:t>
+      </w:r>
+    </w:p>
     <w:p>
       <w:pPr>
         <w:tabs>
           <w:tab w:val="right" w:pos="9746"/>
         </w:tabs>
-        <w:ind w:leftChars="50" w:left="105"/>
-      </w:pPr>
-    </w:p>
-    <w:p>
-      <w:pPr>
-        <w:pBdr>
-          <w:bottom w:val="single" w:sz="6" w:space="1" w:color="auto"/>
-        </w:pBdr>
-        <w:rPr>
-          <w:b/>
-          <w:bCs/>
-          <w:smallCaps/>
-          <w:sz w:val="24"/>
-          <w:szCs w:val="28"/>
-        </w:rPr>
-      </w:pPr>
+        <w:ind w:leftChars="50" w:left="110"/>
+      </w:pPr>
+      <w:r>
+        <w:t>Peer review:</w:t>
+      </w:r>
       <w:r>
         <w:rPr>
           <w:rFonts w:hint="eastAsia"/>
-          <w:b/>
-          <w:bCs/>
-          <w:smallCaps/>
-          <w:sz w:val="24"/>
-          <w:szCs w:val="28"/>
-        </w:rPr>
-        <w:t>S</w:t>
-      </w:r>
-      <w:r>
-        <w:rPr>
-          <w:b/>
-          <w:bCs/>
-          <w:smallCaps/>
-          <w:sz w:val="24"/>
-          <w:szCs w:val="28"/>
-        </w:rPr>
-        <w:t>kills</w:t>
-      </w:r>
-    </w:p>
-    <w:p>
-      <w:pPr>
-        <w:ind w:leftChars="50" w:left="105"/>
-      </w:pPr>
-      <w:r>
-        <w:t xml:space="preserve">Software: </w:t>
-      </w:r>
-      <w:r>
-        <w:t>Python, MATLAB, R, C/C++</w:t>
-      </w:r>
-      <w:r>
-        <w:t xml:space="preserve">, </w:t>
-      </w:r>
-      <w:r>
-        <w:t>CAD, SolidWorks, SketchU</w:t>
-      </w:r>
-      <w:r>
-        <w:t>p</w:t>
-      </w:r>
-    </w:p>
-    <w:p>
-      <w:pPr>
-        <w:ind w:leftChars="50" w:left="105"/>
-      </w:pPr>
+        </w:rPr>
+        <w:t xml:space="preserve"> </w:t>
+      </w:r>
       <w:r>
         <w:rPr>
           <w:rFonts w:hint="eastAsia"/>
-        </w:rPr>
-        <w:t>E</w:t>
-      </w:r>
-      <w:r>
-        <w:t>xperiment</w:t>
-      </w:r>
-      <w:r>
-        <w:t>: Raman spectrum</w:t>
-      </w:r>
-      <w:r>
-        <w:t>, optical microscope</w:t>
-      </w:r>
-      <w:r>
-        <w:t xml:space="preserve">, </w:t>
-      </w:r>
-      <w:r>
-        <w:t xml:space="preserve">basic chemical/biological </w:t>
-      </w:r>
-      <w:r>
-        <w:t>experiments</w:t>
-      </w:r>
-    </w:p>
-    <w:p>
-      <w:pPr>
-        <w:ind w:leftChars="50" w:left="105"/>
-      </w:pPr>
+          <w:i/>
+          <w:iCs/>
+        </w:rPr>
+        <w:t>L</w:t>
+      </w:r>
+      <w:r>
+        <w:rPr>
+          <w:i/>
+          <w:iCs/>
+        </w:rPr>
+        <w:t>and Use Policy</w:t>
+      </w:r>
+      <w:r>
+        <w:t xml:space="preserve"> (</w:t>
+      </w:r>
+      <w:r>
+        <w:t>1</w:t>
+      </w:r>
+      <w:r>
+        <w:t xml:space="preserve"> paper</w:t>
+      </w:r>
+      <w:r>
+        <w:t>)</w:t>
+      </w:r>
       <w:r>
         <w:rPr>
           <w:rFonts w:hint="eastAsia"/>
         </w:rPr>
-        <w:t>D</w:t>
-      </w:r>
-      <w:r>
-        <w:t>ata analysis: machine learning, computer vision</w:t>
-      </w:r>
-      <w:r>
-        <w:t>, meta-analysis</w:t>
+        <w:t>,</w:t>
+      </w:r>
+      <w:r>
+        <w:t xml:space="preserve"> </w:t>
+      </w:r>
+      <w:r>
+        <w:rPr>
+          <w:i/>
+          <w:iCs/>
+        </w:rPr>
+        <w:t>Ecology and Evo</w:t>
+      </w:r>
+      <w:r>
+        <w:rPr>
+          <w:i/>
+          <w:iCs/>
+        </w:rPr>
+        <w:t>l</w:t>
+      </w:r>
+      <w:r>
+        <w:rPr>
+          <w:i/>
+          <w:iCs/>
+        </w:rPr>
+        <w:t>ution</w:t>
+      </w:r>
+      <w:r>
+        <w:t xml:space="preserve"> (1</w:t>
+      </w:r>
+      <w:r>
+        <w:t xml:space="preserve"> paper</w:t>
+      </w:r>
+      <w:r>
+        <w:t>)</w:t>
       </w:r>
     </w:p>
     <w:p>
@@ -2891,12 +2231,542 @@
           <w:tab w:val="left" w:pos="5040"/>
           <w:tab w:val="right" w:pos="9746"/>
         </w:tabs>
-        <w:ind w:leftChars="50" w:left="105"/>
+        <w:ind w:left="105"/>
+      </w:pPr>
+    </w:p>
+    <w:p>
+      <w:pPr>
+        <w:pBdr>
+          <w:bottom w:val="single" w:sz="6" w:space="1" w:color="auto"/>
+        </w:pBdr>
+        <w:rPr>
+          <w:b/>
+          <w:bCs/>
+          <w:smallCaps/>
+          <w:sz w:val="24"/>
+          <w:szCs w:val="28"/>
+        </w:rPr>
+      </w:pPr>
+      <w:r>
+        <w:rPr>
+          <w:b/>
+          <w:bCs/>
+          <w:smallCaps/>
+          <w:sz w:val="24"/>
+          <w:szCs w:val="28"/>
+        </w:rPr>
+        <w:t>O</w:t>
+      </w:r>
+      <w:r>
+        <w:rPr>
+          <w:rFonts w:hint="eastAsia"/>
+          <w:b/>
+          <w:bCs/>
+          <w:smallCaps/>
+          <w:sz w:val="24"/>
+          <w:szCs w:val="28"/>
+        </w:rPr>
+        <w:t>ther</w:t>
+      </w:r>
+      <w:r>
+        <w:rPr>
+          <w:b/>
+          <w:bCs/>
+          <w:smallCaps/>
+          <w:sz w:val="24"/>
+          <w:szCs w:val="28"/>
+        </w:rPr>
+        <w:t xml:space="preserve"> Experience</w:t>
+      </w:r>
+      <w:r>
+        <w:rPr>
+          <w:b/>
+          <w:bCs/>
+          <w:smallCaps/>
+          <w:sz w:val="24"/>
+          <w:szCs w:val="28"/>
+        </w:rPr>
+        <w:t>s</w:t>
+      </w:r>
+    </w:p>
+    <w:p>
+      <w:pPr>
+        <w:ind w:leftChars="50" w:left="550" w:hangingChars="200" w:hanging="440"/>
+      </w:pPr>
+      <w:r>
+        <w:t>Visiting student – SASE Lab, School of Engineering, Westlake University</w:t>
+      </w:r>
+      <w:r>
+        <w:tab/>
+      </w:r>
+      <w:r>
+        <w:t xml:space="preserve">May </w:t>
+      </w:r>
+      <w:r>
+        <w:t>2022</w:t>
+      </w:r>
+      <w:r>
+        <w:t xml:space="preserve"> </w:t>
+      </w:r>
+      <w:r>
+        <w:t xml:space="preserve">– </w:t>
+      </w:r>
+      <w:r>
+        <w:t>Aug</w:t>
+      </w:r>
+      <w:r>
+        <w:t xml:space="preserve"> </w:t>
+      </w:r>
+      <w:r>
+        <w:t>2023</w:t>
+      </w:r>
+    </w:p>
+    <w:p>
+      <w:pPr>
+        <w:tabs>
+          <w:tab w:val="right" w:pos="9752"/>
+        </w:tabs>
+        <w:ind w:leftChars="50" w:left="550" w:hangingChars="200" w:hanging="440"/>
+      </w:pPr>
+      <w:r>
+        <w:t>Bioinformatics analysis</w:t>
+      </w:r>
+      <w:r>
+        <w:t xml:space="preserve">, </w:t>
+      </w:r>
+      <w:r>
+        <w:t xml:space="preserve">supervised by </w:t>
+      </w:r>
+      <w:r>
+        <w:rPr>
+          <w:rFonts w:hint="eastAsia"/>
+        </w:rPr>
+        <w:t>Prof</w:t>
+      </w:r>
+      <w:r>
+        <w:t xml:space="preserve">. </w:t>
+      </w:r>
+      <w:r>
+        <w:t xml:space="preserve">HUANG </w:t>
+      </w:r>
+      <w:proofErr w:type="spellStart"/>
+      <w:r>
+        <w:t>Yili</w:t>
+      </w:r>
+      <w:proofErr w:type="spellEnd"/>
+      <w:r>
+        <w:t xml:space="preserve"> (</w:t>
+      </w:r>
+      <w:r>
+        <w:rPr>
+          <w:rFonts w:hint="eastAsia"/>
+        </w:rPr>
+        <w:t>黄益丽</w:t>
+      </w:r>
+      <w:r>
+        <w:t>)</w:t>
+      </w:r>
+      <w:r>
+        <w:t xml:space="preserve"> </w:t>
+      </w:r>
+      <w:r>
+        <w:t>–</w:t>
+      </w:r>
+      <w:r>
+        <w:t xml:space="preserve"> </w:t>
+      </w:r>
+      <w:r>
+        <w:t xml:space="preserve">College of Environmental and Resource Sciences, </w:t>
+      </w:r>
+      <w:r>
+        <w:t>Zhejiang</w:t>
+      </w:r>
+      <w:r>
+        <w:t xml:space="preserve"> </w:t>
+      </w:r>
+      <w:r>
+        <w:t>University</w:t>
+      </w:r>
+      <w:r>
+        <w:tab/>
+      </w:r>
+      <w:r>
+        <w:t xml:space="preserve">Nov </w:t>
+      </w:r>
+      <w:r>
+        <w:t>2021</w:t>
+      </w:r>
+      <w:r>
+        <w:t xml:space="preserve"> </w:t>
+      </w:r>
+      <w:r>
+        <w:t xml:space="preserve">– </w:t>
+      </w:r>
+      <w:r>
+        <w:t>Sept</w:t>
+      </w:r>
+      <w:r>
+        <w:t xml:space="preserve"> </w:t>
+      </w:r>
+      <w:r>
+        <w:t>2022</w:t>
+      </w:r>
+    </w:p>
+    <w:p>
+      <w:pPr>
+        <w:tabs>
+          <w:tab w:val="right" w:pos="9752"/>
+        </w:tabs>
+        <w:ind w:leftChars="50" w:left="550" w:hangingChars="200" w:hanging="440"/>
+      </w:pPr>
+      <w:r>
+        <w:t>Internship</w:t>
+      </w:r>
+      <w:r>
+        <w:t xml:space="preserve"> on </w:t>
+      </w:r>
+      <w:r>
+        <w:t>environmental planning</w:t>
+      </w:r>
+      <w:r>
+        <w:t xml:space="preserve"> </w:t>
+      </w:r>
+      <w:r>
+        <w:t xml:space="preserve">– </w:t>
+      </w:r>
+      <w:r>
+        <w:t>Zhejiang</w:t>
+      </w:r>
+      <w:r>
+        <w:t xml:space="preserve"> </w:t>
+      </w:r>
+      <w:r>
+        <w:t xml:space="preserve">Provincial </w:t>
+      </w:r>
+      <w:r>
+        <w:rPr>
+          <w:rFonts w:hint="eastAsia"/>
+        </w:rPr>
+        <w:t>Academy</w:t>
+      </w:r>
+      <w:r>
+        <w:t xml:space="preserve"> of </w:t>
+      </w:r>
+      <w:r>
+        <w:t>Environment</w:t>
+      </w:r>
+      <w:r>
+        <w:t>al Science</w:t>
+      </w:r>
+      <w:r>
+        <w:t xml:space="preserve"> </w:t>
+      </w:r>
+      <w:r>
+        <w:t xml:space="preserve">and </w:t>
+      </w:r>
+      <w:r>
+        <w:t>Design</w:t>
+      </w:r>
+      <w:r>
+        <w:t xml:space="preserve"> (</w:t>
+      </w:r>
+      <w:r>
+        <w:rPr>
+          <w:rFonts w:hint="eastAsia"/>
+        </w:rPr>
+        <w:t>浙江省生态环境科学设计研究院</w:t>
+      </w:r>
+      <w:r>
+        <w:t>)</w:t>
+      </w:r>
+      <w:r>
+        <w:tab/>
+      </w:r>
+      <w:r>
+        <w:t xml:space="preserve">Jul </w:t>
+      </w:r>
+      <w:r>
+        <w:t>2022</w:t>
+      </w:r>
+      <w:r>
+        <w:t xml:space="preserve"> </w:t>
+      </w:r>
+      <w:r>
+        <w:t xml:space="preserve">– </w:t>
+      </w:r>
+      <w:r>
+        <w:t>Sept</w:t>
+      </w:r>
+      <w:r>
+        <w:t xml:space="preserve"> </w:t>
+      </w:r>
+      <w:r>
+        <w:t>2022</w:t>
+      </w:r>
+    </w:p>
+    <w:p>
+      <w:pPr>
+        <w:tabs>
+          <w:tab w:val="right" w:pos="9752"/>
+        </w:tabs>
+        <w:ind w:leftChars="50" w:left="550" w:hangingChars="200" w:hanging="440"/>
+      </w:pPr>
+      <w:r>
+        <w:t xml:space="preserve">Summer session </w:t>
+      </w:r>
+      <w:r>
+        <w:t xml:space="preserve">– </w:t>
+      </w:r>
+      <w:r>
+        <w:t>University</w:t>
+      </w:r>
+      <w:r>
+        <w:t xml:space="preserve"> </w:t>
+      </w:r>
+      <w:r>
+        <w:t>of California, Berkeley</w:t>
+      </w:r>
+      <w:r>
+        <w:tab/>
+        <w:t>2021 Aug</w:t>
+      </w:r>
+    </w:p>
+    <w:p>
+      <w:pPr>
+        <w:ind w:leftChars="50" w:left="550" w:hangingChars="200" w:hanging="440"/>
+      </w:pPr>
+    </w:p>
+    <w:p>
+      <w:pPr>
+        <w:pBdr>
+          <w:bottom w:val="single" w:sz="6" w:space="1" w:color="auto"/>
+        </w:pBdr>
+        <w:rPr>
+          <w:b/>
+          <w:bCs/>
+          <w:smallCaps/>
+          <w:sz w:val="24"/>
+          <w:szCs w:val="28"/>
+        </w:rPr>
+      </w:pPr>
+      <w:r>
+        <w:rPr>
+          <w:rFonts w:hint="eastAsia"/>
+          <w:b/>
+          <w:bCs/>
+          <w:smallCaps/>
+          <w:sz w:val="24"/>
+          <w:szCs w:val="28"/>
+        </w:rPr>
+        <w:t>S</w:t>
+      </w:r>
+      <w:r>
+        <w:rPr>
+          <w:b/>
+          <w:bCs/>
+          <w:smallCaps/>
+          <w:sz w:val="24"/>
+          <w:szCs w:val="28"/>
+        </w:rPr>
+        <w:t>kills</w:t>
+      </w:r>
+    </w:p>
+    <w:p>
+      <w:pPr>
+        <w:tabs>
+          <w:tab w:val="left" w:pos="2977"/>
+        </w:tabs>
+        <w:ind w:leftChars="46" w:left="2961" w:hangingChars="1300" w:hanging="2860"/>
+      </w:pPr>
+      <w:r>
+        <w:rPr>
+          <w:rFonts w:hint="eastAsia"/>
+        </w:rPr>
+        <w:t>L</w:t>
+      </w:r>
+      <w:r>
+        <w:t xml:space="preserve">anguage: </w:t>
+      </w:r>
+      <w:r>
+        <w:tab/>
+      </w:r>
+      <w:r>
+        <w:t xml:space="preserve">Mandarin </w:t>
+      </w:r>
+      <w:r>
+        <w:t>Chinese (</w:t>
+      </w:r>
+      <w:r>
+        <w:t>n</w:t>
+      </w:r>
+      <w:r>
+        <w:t>ative</w:t>
+      </w:r>
+      <w:r>
+        <w:t>), English (</w:t>
+      </w:r>
+      <w:r>
+        <w:t>proficient</w:t>
+      </w:r>
+      <w:r>
+        <w:t>), French (basic)</w:t>
+      </w:r>
+    </w:p>
+    <w:p>
+      <w:pPr>
+        <w:tabs>
+          <w:tab w:val="left" w:pos="2977"/>
+        </w:tabs>
+        <w:ind w:leftChars="46" w:left="2961" w:hangingChars="1300" w:hanging="2860"/>
+      </w:pPr>
+      <w:r>
+        <w:t xml:space="preserve">Programming &amp; </w:t>
+      </w:r>
+      <w:r>
+        <w:t xml:space="preserve">Software: </w:t>
+      </w:r>
+      <w:r>
+        <w:tab/>
+      </w:r>
+      <w:r>
+        <w:t>Python, MATLAB, R, C/C++</w:t>
+      </w:r>
+      <w:r>
+        <w:t xml:space="preserve">, </w:t>
+      </w:r>
+      <w:r>
+        <w:t>AutoCAD</w:t>
+      </w:r>
+      <w:r>
+        <w:t>, SolidWorks, SketchU</w:t>
+      </w:r>
+      <w:r>
+        <w:t>p</w:t>
+      </w:r>
+    </w:p>
+    <w:p>
+      <w:pPr>
+        <w:tabs>
+          <w:tab w:val="left" w:pos="2977"/>
+        </w:tabs>
+        <w:ind w:leftChars="51" w:left="2972" w:hangingChars="1300" w:hanging="2860"/>
+      </w:pPr>
+      <w:r>
+        <w:rPr>
+          <w:rFonts w:hint="eastAsia"/>
+        </w:rPr>
+        <w:t>D</w:t>
+      </w:r>
+      <w:r>
+        <w:t xml:space="preserve">ata </w:t>
+      </w:r>
+      <w:r>
+        <w:t xml:space="preserve">Analysis </w:t>
+      </w:r>
+      <w:r>
+        <w:t>&amp;</w:t>
+      </w:r>
+      <w:r>
+        <w:t xml:space="preserve"> </w:t>
+      </w:r>
+      <w:r>
+        <w:t>Modelling</w:t>
+      </w:r>
+      <w:r>
+        <w:t xml:space="preserve">: </w:t>
+      </w:r>
+      <w:r>
+        <w:tab/>
+      </w:r>
+      <w:r>
+        <w:t>Advanced Regression Analysis</w:t>
+      </w:r>
+      <w:r>
+        <w:t>(e.g., GLMs, LMMs)</w:t>
+      </w:r>
+      <w:r>
+        <w:rPr>
+          <w:rFonts w:hint="eastAsia"/>
+        </w:rPr>
+        <w:t>,</w:t>
+      </w:r>
+      <w:r>
+        <w:t xml:space="preserve"> </w:t>
+      </w:r>
+      <w:r>
+        <w:t xml:space="preserve">Meta-Analysis, </w:t>
+      </w:r>
+      <w:r>
+        <w:t>Machine Learning, Computer Vision, Complex Systems Modellin</w:t>
+      </w:r>
+      <w:r>
+        <w:t>g</w:t>
+      </w:r>
+    </w:p>
+    <w:p>
+      <w:pPr>
+        <w:tabs>
+          <w:tab w:val="left" w:pos="2977"/>
+        </w:tabs>
+        <w:ind w:leftChars="46" w:left="2961" w:hangingChars="1300" w:hanging="2860"/>
+      </w:pPr>
+      <w:r>
+        <w:rPr>
+          <w:rFonts w:hint="eastAsia"/>
+        </w:rPr>
+        <w:t>E</w:t>
+      </w:r>
+      <w:r>
+        <w:t xml:space="preserve">xperimental Skills: </w:t>
+      </w:r>
+      <w:r>
+        <w:tab/>
+        <w:t>Raman Spectroscopy, Optical Microscope, Wet Lab Experiments</w:t>
+      </w:r>
+    </w:p>
+    <w:p>
+      <w:pPr>
+        <w:tabs>
+          <w:tab w:val="left" w:pos="420"/>
+          <w:tab w:val="left" w:pos="840"/>
+          <w:tab w:val="left" w:pos="1260"/>
+          <w:tab w:val="left" w:pos="1680"/>
+          <w:tab w:val="left" w:pos="2100"/>
+          <w:tab w:val="left" w:pos="2520"/>
+          <w:tab w:val="left" w:pos="2940"/>
+          <w:tab w:val="left" w:pos="3360"/>
+          <w:tab w:val="left" w:pos="3780"/>
+          <w:tab w:val="left" w:pos="4200"/>
+          <w:tab w:val="left" w:pos="4620"/>
+          <w:tab w:val="left" w:pos="5040"/>
+          <w:tab w:val="right" w:pos="9746"/>
+        </w:tabs>
+        <w:ind w:leftChars="50" w:left="110"/>
+      </w:pPr>
+    </w:p>
+    <w:p>
+      <w:pPr>
+        <w:tabs>
+          <w:tab w:val="left" w:pos="420"/>
+          <w:tab w:val="left" w:pos="840"/>
+          <w:tab w:val="left" w:pos="1260"/>
+          <w:tab w:val="left" w:pos="1680"/>
+          <w:tab w:val="left" w:pos="2100"/>
+          <w:tab w:val="left" w:pos="2520"/>
+          <w:tab w:val="left" w:pos="2940"/>
+          <w:tab w:val="left" w:pos="3360"/>
+          <w:tab w:val="left" w:pos="3780"/>
+          <w:tab w:val="left" w:pos="4200"/>
+          <w:tab w:val="left" w:pos="4620"/>
+          <w:tab w:val="left" w:pos="5040"/>
+          <w:tab w:val="right" w:pos="9746"/>
+        </w:tabs>
+        <w:ind w:leftChars="50" w:left="110"/>
       </w:pPr>
     </w:p>
     <w:sectPr>
-      <w:headerReference w:type="default" r:id="rId14"/>
-      <w:footerReference w:type="default" r:id="rId15"/>
+      <w:headerReference w:type="default" r:id="rId15"/>
+      <w:footerReference w:type="default" r:id="rId16"/>
       <w:pgSz w:w="11906" w:h="16838" w:code="9"/>
       <w:pgMar w:top="1440" w:right="1077" w:bottom="1440" w:left="1077" w:header="851" w:footer="851" w:gutter="0"/>
       <w:cols w:space="425"/>
@@ -2910,6 +2780,9 @@
 <w:endnotes xmlns:wpc="http://schemas.microsoft.com/office/word/2010/wordprocessingCanvas" xmlns:cx="http://schemas.microsoft.com/office/drawing/2014/chartex" xmlns:cx1="http://schemas.microsoft.com/office/drawing/2015/9/8/chartex" xmlns:cx2="http://schemas.microsoft.com/office/drawing/2015/10/21/chartex" xmlns:cx3="http://schemas.microsoft.com/office/drawing/2016/5/9/chartex" xmlns:cx4="http://schemas.microsoft.com/office/drawing/2016/5/10/chartex" xmlns:cx5="http://schemas.microsoft.com/office/drawing/2016/5/11/chartex" xmlns:cx6="http://schemas.microsoft.com/office/drawing/2016/5/12/chartex" xmlns:cx7="http://schemas.microsoft.com/office/drawing/2016/5/13/chartex" xmlns:cx8="http://schemas.microsoft.com/office/drawing/2016/5/14/chartex" xmlns:mc="http://schemas.openxmlformats.org/markup-compatibility/2006" xmlns:aink="http://schemas.microsoft.com/office/drawing/2016/ink" xmlns:am3d="http://schemas.microsoft.com/office/drawing/2017/model3d" xmlns:o="urn:schemas-microsoft-com:office:office" xmlns:r="http://schemas.openxmlformats.org/officeDocument/2006/relationships" xmlns:m="http://schemas.openxmlformats.org/officeDocument/2006/math" xmlns:v="urn:schemas-microsoft-com:vml" xmlns:wp14="http://schemas.microsoft.com/office/word/2010/wordprocessingDrawing" xmlns:wp="http://schemas.openxmlformats.org/drawingml/2006/wordprocessingDrawing" xmlns:w10="urn:schemas-microsoft-com:office:word" xmlns:w="http://schemas.openxmlformats.org/wordprocessingml/2006/main" xmlns:w14="http://schemas.microsoft.com/office/word/2010/wordml" xmlns:w15="http://schemas.microsoft.com/office/word/2012/wordml" xmlns:w16cex="http://schemas.microsoft.com/office/word/2018/wordml/cex" xmlns:w16cid="http://schemas.microsoft.com/office/word/2016/wordml/cid" xmlns:w16="http://schemas.microsoft.com/office/word/2018/wordml" xmlns:w16sdtdh="http://schemas.microsoft.com/office/word/2020/wordml/sdtdatahash" xmlns:w16se="http://schemas.microsoft.com/office/word/2015/wordml/symex" xmlns:wpg="http://schemas.microsoft.com/office/word/2010/wordprocessingGroup" xmlns:wpi="http://schemas.microsoft.com/office/word/2010/wordprocessingInk" xmlns:wne="http://schemas.microsoft.com/office/word/2006/wordml" xmlns:wps="http://schemas.microsoft.com/office/word/2010/wordprocessingShape" mc:Ignorable="w14 w15 w16se w16cid w16 w16cex w16sdtdh wp14">
   <w:endnote w:type="separator" w:id="-1">
     <w:p>
+      <w:pPr>
+        <w:ind w:left="105"/>
+      </w:pPr>
       <w:r>
         <w:separator/>
       </w:r>
@@ -2917,6 +2790,9 @@
   </w:endnote>
   <w:endnote w:type="continuationSeparator" w:id="0">
     <w:p>
+      <w:pPr>
+        <w:ind w:left="105"/>
+      </w:pPr>
       <w:r>
         <w:continuationSeparator/>
       </w:r>
@@ -2950,6 +2826,7 @@
           <w:p>
             <w:pPr>
               <w:pStyle w:val="a8"/>
+              <w:ind w:left="105"/>
               <w:jc w:val="center"/>
             </w:pPr>
             <w:r>
@@ -3060,6 +2937,9 @@
 <w:footnotes xmlns:wpc="http://schemas.microsoft.com/office/word/2010/wordprocessingCanvas" xmlns:cx="http://schemas.microsoft.com/office/drawing/2014/chartex" xmlns:cx1="http://schemas.microsoft.com/office/drawing/2015/9/8/chartex" xmlns:cx2="http://schemas.microsoft.com/office/drawing/2015/10/21/chartex" xmlns:cx3="http://schemas.microsoft.com/office/drawing/2016/5/9/chartex" xmlns:cx4="http://schemas.microsoft.com/office/drawing/2016/5/10/chartex" xmlns:cx5="http://schemas.microsoft.com/office/drawing/2016/5/11/chartex" xmlns:cx6="http://schemas.microsoft.com/office/drawing/2016/5/12/chartex" xmlns:cx7="http://schemas.microsoft.com/office/drawing/2016/5/13/chartex" xmlns:cx8="http://schemas.microsoft.com/office/drawing/2016/5/14/chartex" xmlns:mc="http://schemas.openxmlformats.org/markup-compatibility/2006" xmlns:aink="http://schemas.microsoft.com/office/drawing/2016/ink" xmlns:am3d="http://schemas.microsoft.com/office/drawing/2017/model3d" xmlns:o="urn:schemas-microsoft-com:office:office" xmlns:r="http://schemas.openxmlformats.org/officeDocument/2006/relationships" xmlns:m="http://schemas.openxmlformats.org/officeDocument/2006/math" xmlns:v="urn:schemas-microsoft-com:vml" xmlns:wp14="http://schemas.microsoft.com/office/word/2010/wordprocessingDrawing" xmlns:wp="http://schemas.openxmlformats.org/drawingml/2006/wordprocessingDrawing" xmlns:w10="urn:schemas-microsoft-com:office:word" xmlns:w="http://schemas.openxmlformats.org/wordprocessingml/2006/main" xmlns:w14="http://schemas.microsoft.com/office/word/2010/wordml" xmlns:w15="http://schemas.microsoft.com/office/word/2012/wordml" xmlns:w16cex="http://schemas.microsoft.com/office/word/2018/wordml/cex" xmlns:w16cid="http://schemas.microsoft.com/office/word/2016/wordml/cid" xmlns:w16="http://schemas.microsoft.com/office/word/2018/wordml" xmlns:w16sdtdh="http://schemas.microsoft.com/office/word/2020/wordml/sdtdatahash" xmlns:w16se="http://schemas.microsoft.com/office/word/2015/wordml/symex" xmlns:wpg="http://schemas.microsoft.com/office/word/2010/wordprocessingGroup" xmlns:wpi="http://schemas.microsoft.com/office/word/2010/wordprocessingInk" xmlns:wne="http://schemas.microsoft.com/office/word/2006/wordml" xmlns:wps="http://schemas.microsoft.com/office/word/2010/wordprocessingShape" mc:Ignorable="w14 w15 w16se w16cid w16 w16cex w16sdtdh wp14">
   <w:footnote w:type="separator" w:id="-1">
     <w:p>
+      <w:pPr>
+        <w:ind w:left="105"/>
+      </w:pPr>
       <w:r>
         <w:separator/>
       </w:r>
@@ -3067,6 +2947,9 @@
   </w:footnote>
   <w:footnote w:type="continuationSeparator" w:id="0">
     <w:p>
+      <w:pPr>
+        <w:ind w:left="105"/>
+      </w:pPr>
       <w:r>
         <w:continuationSeparator/>
       </w:r>
@@ -3079,6 +2962,7 @@
 <w:hdr xmlns:wpc="http://schemas.microsoft.com/office/word/2010/wordprocessingCanvas" xmlns:cx="http://schemas.microsoft.com/office/drawing/2014/chartex" xmlns:cx1="http://schemas.microsoft.com/office/drawing/2015/9/8/chartex" xmlns:cx2="http://schemas.microsoft.com/office/drawing/2015/10/21/chartex" xmlns:cx3="http://schemas.microsoft.com/office/drawing/2016/5/9/chartex" xmlns:cx4="http://schemas.microsoft.com/office/drawing/2016/5/10/chartex" xmlns:cx5="http://schemas.microsoft.com/office/drawing/2016/5/11/chartex" xmlns:cx6="http://schemas.microsoft.com/office/drawing/2016/5/12/chartex" xmlns:cx7="http://schemas.microsoft.com/office/drawing/2016/5/13/chartex" xmlns:cx8="http://schemas.microsoft.com/office/drawing/2016/5/14/chartex" xmlns:mc="http://schemas.openxmlformats.org/markup-compatibility/2006" xmlns:aink="http://schemas.microsoft.com/office/drawing/2016/ink" xmlns:am3d="http://schemas.microsoft.com/office/drawing/2017/model3d" xmlns:o="urn:schemas-microsoft-com:office:office" xmlns:r="http://schemas.openxmlformats.org/officeDocument/2006/relationships" xmlns:m="http://schemas.openxmlformats.org/officeDocument/2006/math" xmlns:v="urn:schemas-microsoft-com:vml" xmlns:wp14="http://schemas.microsoft.com/office/word/2010/wordprocessingDrawing" xmlns:wp="http://schemas.openxmlformats.org/drawingml/2006/wordprocessingDrawing" xmlns:w10="urn:schemas-microsoft-com:office:word" xmlns:w="http://schemas.openxmlformats.org/wordprocessingml/2006/main" xmlns:w14="http://schemas.microsoft.com/office/word/2010/wordml" xmlns:w15="http://schemas.microsoft.com/office/word/2012/wordml" xmlns:w16cex="http://schemas.microsoft.com/office/word/2018/wordml/cex" xmlns:w16cid="http://schemas.microsoft.com/office/word/2016/wordml/cid" xmlns:w16="http://schemas.microsoft.com/office/word/2018/wordml" xmlns:w16sdtdh="http://schemas.microsoft.com/office/word/2020/wordml/sdtdatahash" xmlns:w16se="http://schemas.microsoft.com/office/word/2015/wordml/symex" xmlns:wpg="http://schemas.microsoft.com/office/word/2010/wordprocessingGroup" xmlns:wpi="http://schemas.microsoft.com/office/word/2010/wordprocessingInk" xmlns:wne="http://schemas.microsoft.com/office/word/2006/wordml" xmlns:wps="http://schemas.microsoft.com/office/word/2010/wordprocessingShape" mc:Ignorable="w14 w15 w16se w16cid w16 w16cex w16sdtdh wp14">
   <w:p>
     <w:pPr>
+      <w:ind w:left="105"/>
       <w:rPr>
         <w:smallCaps/>
       </w:rPr>
@@ -3131,6 +3015,943 @@
     </w:r>
   </w:p>
 </w:hdr>
+</file>
+
+<file path=word/numbering.xml><?xml version="1.0" encoding="utf-8"?>
+<w:numbering xmlns:wpc="http://schemas.microsoft.com/office/word/2010/wordprocessingCanvas" xmlns:cx="http://schemas.microsoft.com/office/drawing/2014/chartex" xmlns:cx1="http://schemas.microsoft.com/office/drawing/2015/9/8/chartex" xmlns:cx2="http://schemas.microsoft.com/office/drawing/2015/10/21/chartex" xmlns:cx3="http://schemas.microsoft.com/office/drawing/2016/5/9/chartex" xmlns:cx4="http://schemas.microsoft.com/office/drawing/2016/5/10/chartex" xmlns:cx5="http://schemas.microsoft.com/office/drawing/2016/5/11/chartex" xmlns:cx6="http://schemas.microsoft.com/office/drawing/2016/5/12/chartex" xmlns:cx7="http://schemas.microsoft.com/office/drawing/2016/5/13/chartex" xmlns:cx8="http://schemas.microsoft.com/office/drawing/2016/5/14/chartex" xmlns:mc="http://schemas.openxmlformats.org/markup-compatibility/2006" xmlns:aink="http://schemas.microsoft.com/office/drawing/2016/ink" xmlns:am3d="http://schemas.microsoft.com/office/drawing/2017/model3d" xmlns:o="urn:schemas-microsoft-com:office:office" xmlns:r="http://schemas.openxmlformats.org/officeDocument/2006/relationships" xmlns:m="http://schemas.openxmlformats.org/officeDocument/2006/math" xmlns:v="urn:schemas-microsoft-com:vml" xmlns:wp14="http://schemas.microsoft.com/office/word/2010/wordprocessingDrawing" xmlns:wp="http://schemas.openxmlformats.org/drawingml/2006/wordprocessingDrawing" xmlns:w10="urn:schemas-microsoft-com:office:word" xmlns:w="http://schemas.openxmlformats.org/wordprocessingml/2006/main" xmlns:w14="http://schemas.microsoft.com/office/word/2010/wordml" xmlns:w15="http://schemas.microsoft.com/office/word/2012/wordml" xmlns:w16cex="http://schemas.microsoft.com/office/word/2018/wordml/cex" xmlns:w16cid="http://schemas.microsoft.com/office/word/2016/wordml/cid" xmlns:w16="http://schemas.microsoft.com/office/word/2018/wordml" xmlns:w16sdtdh="http://schemas.microsoft.com/office/word/2020/wordml/sdtdatahash" xmlns:w16se="http://schemas.microsoft.com/office/word/2015/wordml/symex" xmlns:wpg="http://schemas.microsoft.com/office/word/2010/wordprocessingGroup" xmlns:wpi="http://schemas.microsoft.com/office/word/2010/wordprocessingInk" xmlns:wne="http://schemas.microsoft.com/office/word/2006/wordml" xmlns:wps="http://schemas.microsoft.com/office/word/2010/wordprocessingShape" mc:Ignorable="w14 w15 w16se w16cid w16 w16cex w16sdtdh wp14">
+  <w:abstractNum w:abstractNumId="0" w15:restartNumberingAfterBreak="0">
+    <w:nsid w:val="0F0E3E2D"/>
+    <w:multiLevelType w:val="hybridMultilevel"/>
+    <w:tmpl w:val="17BE226A"/>
+    <w:lvl w:ilvl="0" w:tplc="78FA86FA">
+      <w:start w:val="1"/>
+      <w:numFmt w:val="bullet"/>
+      <w:lvlText w:val="–"/>
+      <w:lvlJc w:val="left"/>
+      <w:pPr>
+        <w:ind w:left="530" w:hanging="420"/>
+      </w:pPr>
+      <w:rPr>
+        <w:rFonts w:ascii="仿宋" w:eastAsia="仿宋" w:hAnsi="仿宋" w:hint="eastAsia"/>
+      </w:rPr>
+    </w:lvl>
+    <w:lvl w:ilvl="1" w:tplc="04090003" w:tentative="1">
+      <w:start w:val="1"/>
+      <w:numFmt w:val="bullet"/>
+      <w:lvlText w:val=""/>
+      <w:lvlJc w:val="left"/>
+      <w:pPr>
+        <w:ind w:left="950" w:hanging="420"/>
+      </w:pPr>
+      <w:rPr>
+        <w:rFonts w:ascii="Wingdings" w:hAnsi="Wingdings" w:hint="default"/>
+      </w:rPr>
+    </w:lvl>
+    <w:lvl w:ilvl="2" w:tplc="04090005" w:tentative="1">
+      <w:start w:val="1"/>
+      <w:numFmt w:val="bullet"/>
+      <w:lvlText w:val=""/>
+      <w:lvlJc w:val="left"/>
+      <w:pPr>
+        <w:ind w:left="1370" w:hanging="420"/>
+      </w:pPr>
+      <w:rPr>
+        <w:rFonts w:ascii="Wingdings" w:hAnsi="Wingdings" w:hint="default"/>
+      </w:rPr>
+    </w:lvl>
+    <w:lvl w:ilvl="3" w:tplc="04090001" w:tentative="1">
+      <w:start w:val="1"/>
+      <w:numFmt w:val="bullet"/>
+      <w:lvlText w:val=""/>
+      <w:lvlJc w:val="left"/>
+      <w:pPr>
+        <w:ind w:left="1790" w:hanging="420"/>
+      </w:pPr>
+      <w:rPr>
+        <w:rFonts w:ascii="Wingdings" w:hAnsi="Wingdings" w:hint="default"/>
+      </w:rPr>
+    </w:lvl>
+    <w:lvl w:ilvl="4" w:tplc="04090003" w:tentative="1">
+      <w:start w:val="1"/>
+      <w:numFmt w:val="bullet"/>
+      <w:lvlText w:val=""/>
+      <w:lvlJc w:val="left"/>
+      <w:pPr>
+        <w:ind w:left="2210" w:hanging="420"/>
+      </w:pPr>
+      <w:rPr>
+        <w:rFonts w:ascii="Wingdings" w:hAnsi="Wingdings" w:hint="default"/>
+      </w:rPr>
+    </w:lvl>
+    <w:lvl w:ilvl="5" w:tplc="04090005" w:tentative="1">
+      <w:start w:val="1"/>
+      <w:numFmt w:val="bullet"/>
+      <w:lvlText w:val=""/>
+      <w:lvlJc w:val="left"/>
+      <w:pPr>
+        <w:ind w:left="2630" w:hanging="420"/>
+      </w:pPr>
+      <w:rPr>
+        <w:rFonts w:ascii="Wingdings" w:hAnsi="Wingdings" w:hint="default"/>
+      </w:rPr>
+    </w:lvl>
+    <w:lvl w:ilvl="6" w:tplc="04090001" w:tentative="1">
+      <w:start w:val="1"/>
+      <w:numFmt w:val="bullet"/>
+      <w:lvlText w:val=""/>
+      <w:lvlJc w:val="left"/>
+      <w:pPr>
+        <w:ind w:left="3050" w:hanging="420"/>
+      </w:pPr>
+      <w:rPr>
+        <w:rFonts w:ascii="Wingdings" w:hAnsi="Wingdings" w:hint="default"/>
+      </w:rPr>
+    </w:lvl>
+    <w:lvl w:ilvl="7" w:tplc="04090003" w:tentative="1">
+      <w:start w:val="1"/>
+      <w:numFmt w:val="bullet"/>
+      <w:lvlText w:val=""/>
+      <w:lvlJc w:val="left"/>
+      <w:pPr>
+        <w:ind w:left="3470" w:hanging="420"/>
+      </w:pPr>
+      <w:rPr>
+        <w:rFonts w:ascii="Wingdings" w:hAnsi="Wingdings" w:hint="default"/>
+      </w:rPr>
+    </w:lvl>
+    <w:lvl w:ilvl="8" w:tplc="04090005" w:tentative="1">
+      <w:start w:val="1"/>
+      <w:numFmt w:val="bullet"/>
+      <w:lvlText w:val=""/>
+      <w:lvlJc w:val="left"/>
+      <w:pPr>
+        <w:ind w:left="3890" w:hanging="420"/>
+      </w:pPr>
+      <w:rPr>
+        <w:rFonts w:ascii="Wingdings" w:hAnsi="Wingdings" w:hint="default"/>
+      </w:rPr>
+    </w:lvl>
+  </w:abstractNum>
+  <w:abstractNum w:abstractNumId="1" w15:restartNumberingAfterBreak="0">
+    <w:nsid w:val="1210132A"/>
+    <w:multiLevelType w:val="hybridMultilevel"/>
+    <w:tmpl w:val="E6F013F6"/>
+    <w:lvl w:ilvl="0" w:tplc="98D0D506">
+      <w:start w:val="1"/>
+      <w:numFmt w:val="bullet"/>
+      <w:lvlText w:val=""/>
+      <w:lvlJc w:val="left"/>
+      <w:pPr>
+        <w:ind w:left="530" w:hanging="420"/>
+      </w:pPr>
+      <w:rPr>
+        <w:rFonts w:ascii="Wingdings" w:hAnsi="Wingdings" w:hint="default"/>
+      </w:rPr>
+    </w:lvl>
+    <w:lvl w:ilvl="1" w:tplc="04090003" w:tentative="1">
+      <w:start w:val="1"/>
+      <w:numFmt w:val="bullet"/>
+      <w:lvlText w:val=""/>
+      <w:lvlJc w:val="left"/>
+      <w:pPr>
+        <w:ind w:left="950" w:hanging="420"/>
+      </w:pPr>
+      <w:rPr>
+        <w:rFonts w:ascii="Wingdings" w:hAnsi="Wingdings" w:hint="default"/>
+      </w:rPr>
+    </w:lvl>
+    <w:lvl w:ilvl="2" w:tplc="04090005" w:tentative="1">
+      <w:start w:val="1"/>
+      <w:numFmt w:val="bullet"/>
+      <w:lvlText w:val=""/>
+      <w:lvlJc w:val="left"/>
+      <w:pPr>
+        <w:ind w:left="1370" w:hanging="420"/>
+      </w:pPr>
+      <w:rPr>
+        <w:rFonts w:ascii="Wingdings" w:hAnsi="Wingdings" w:hint="default"/>
+      </w:rPr>
+    </w:lvl>
+    <w:lvl w:ilvl="3" w:tplc="04090001" w:tentative="1">
+      <w:start w:val="1"/>
+      <w:numFmt w:val="bullet"/>
+      <w:lvlText w:val=""/>
+      <w:lvlJc w:val="left"/>
+      <w:pPr>
+        <w:ind w:left="1790" w:hanging="420"/>
+      </w:pPr>
+      <w:rPr>
+        <w:rFonts w:ascii="Wingdings" w:hAnsi="Wingdings" w:hint="default"/>
+      </w:rPr>
+    </w:lvl>
+    <w:lvl w:ilvl="4" w:tplc="04090003" w:tentative="1">
+      <w:start w:val="1"/>
+      <w:numFmt w:val="bullet"/>
+      <w:lvlText w:val=""/>
+      <w:lvlJc w:val="left"/>
+      <w:pPr>
+        <w:ind w:left="2210" w:hanging="420"/>
+      </w:pPr>
+      <w:rPr>
+        <w:rFonts w:ascii="Wingdings" w:hAnsi="Wingdings" w:hint="default"/>
+      </w:rPr>
+    </w:lvl>
+    <w:lvl w:ilvl="5" w:tplc="04090005" w:tentative="1">
+      <w:start w:val="1"/>
+      <w:numFmt w:val="bullet"/>
+      <w:lvlText w:val=""/>
+      <w:lvlJc w:val="left"/>
+      <w:pPr>
+        <w:ind w:left="2630" w:hanging="420"/>
+      </w:pPr>
+      <w:rPr>
+        <w:rFonts w:ascii="Wingdings" w:hAnsi="Wingdings" w:hint="default"/>
+      </w:rPr>
+    </w:lvl>
+    <w:lvl w:ilvl="6" w:tplc="04090001" w:tentative="1">
+      <w:start w:val="1"/>
+      <w:numFmt w:val="bullet"/>
+      <w:lvlText w:val=""/>
+      <w:lvlJc w:val="left"/>
+      <w:pPr>
+        <w:ind w:left="3050" w:hanging="420"/>
+      </w:pPr>
+      <w:rPr>
+        <w:rFonts w:ascii="Wingdings" w:hAnsi="Wingdings" w:hint="default"/>
+      </w:rPr>
+    </w:lvl>
+    <w:lvl w:ilvl="7" w:tplc="04090003" w:tentative="1">
+      <w:start w:val="1"/>
+      <w:numFmt w:val="bullet"/>
+      <w:lvlText w:val=""/>
+      <w:lvlJc w:val="left"/>
+      <w:pPr>
+        <w:ind w:left="3470" w:hanging="420"/>
+      </w:pPr>
+      <w:rPr>
+        <w:rFonts w:ascii="Wingdings" w:hAnsi="Wingdings" w:hint="default"/>
+      </w:rPr>
+    </w:lvl>
+    <w:lvl w:ilvl="8" w:tplc="04090005" w:tentative="1">
+      <w:start w:val="1"/>
+      <w:numFmt w:val="bullet"/>
+      <w:lvlText w:val=""/>
+      <w:lvlJc w:val="left"/>
+      <w:pPr>
+        <w:ind w:left="3890" w:hanging="420"/>
+      </w:pPr>
+      <w:rPr>
+        <w:rFonts w:ascii="Wingdings" w:hAnsi="Wingdings" w:hint="default"/>
+      </w:rPr>
+    </w:lvl>
+  </w:abstractNum>
+  <w:abstractNum w:abstractNumId="2" w15:restartNumberingAfterBreak="0">
+    <w:nsid w:val="3BE2206F"/>
+    <w:multiLevelType w:val="hybridMultilevel"/>
+    <w:tmpl w:val="66508C1A"/>
+    <w:lvl w:ilvl="0" w:tplc="16DEAE48">
+      <w:start w:val="1"/>
+      <w:numFmt w:val="bullet"/>
+      <w:lvlText w:val="◦"/>
+      <w:lvlJc w:val="left"/>
+      <w:pPr>
+        <w:ind w:left="470" w:hanging="360"/>
+      </w:pPr>
+      <w:rPr>
+        <w:rFonts w:ascii="Georgia" w:eastAsia="仿宋" w:hAnsi="Georgia" w:hint="default"/>
+        <w:i w:val="0"/>
+      </w:rPr>
+    </w:lvl>
+    <w:lvl w:ilvl="1" w:tplc="04090003" w:tentative="1">
+      <w:start w:val="1"/>
+      <w:numFmt w:val="bullet"/>
+      <w:lvlText w:val=""/>
+      <w:lvlJc w:val="left"/>
+      <w:pPr>
+        <w:ind w:left="950" w:hanging="420"/>
+      </w:pPr>
+      <w:rPr>
+        <w:rFonts w:ascii="Wingdings" w:hAnsi="Wingdings" w:hint="default"/>
+      </w:rPr>
+    </w:lvl>
+    <w:lvl w:ilvl="2" w:tplc="04090005" w:tentative="1">
+      <w:start w:val="1"/>
+      <w:numFmt w:val="bullet"/>
+      <w:lvlText w:val=""/>
+      <w:lvlJc w:val="left"/>
+      <w:pPr>
+        <w:ind w:left="1370" w:hanging="420"/>
+      </w:pPr>
+      <w:rPr>
+        <w:rFonts w:ascii="Wingdings" w:hAnsi="Wingdings" w:hint="default"/>
+      </w:rPr>
+    </w:lvl>
+    <w:lvl w:ilvl="3" w:tplc="04090001" w:tentative="1">
+      <w:start w:val="1"/>
+      <w:numFmt w:val="bullet"/>
+      <w:lvlText w:val=""/>
+      <w:lvlJc w:val="left"/>
+      <w:pPr>
+        <w:ind w:left="1790" w:hanging="420"/>
+      </w:pPr>
+      <w:rPr>
+        <w:rFonts w:ascii="Wingdings" w:hAnsi="Wingdings" w:hint="default"/>
+      </w:rPr>
+    </w:lvl>
+    <w:lvl w:ilvl="4" w:tplc="04090003" w:tentative="1">
+      <w:start w:val="1"/>
+      <w:numFmt w:val="bullet"/>
+      <w:lvlText w:val=""/>
+      <w:lvlJc w:val="left"/>
+      <w:pPr>
+        <w:ind w:left="2210" w:hanging="420"/>
+      </w:pPr>
+      <w:rPr>
+        <w:rFonts w:ascii="Wingdings" w:hAnsi="Wingdings" w:hint="default"/>
+      </w:rPr>
+    </w:lvl>
+    <w:lvl w:ilvl="5" w:tplc="04090005" w:tentative="1">
+      <w:start w:val="1"/>
+      <w:numFmt w:val="bullet"/>
+      <w:lvlText w:val=""/>
+      <w:lvlJc w:val="left"/>
+      <w:pPr>
+        <w:ind w:left="2630" w:hanging="420"/>
+      </w:pPr>
+      <w:rPr>
+        <w:rFonts w:ascii="Wingdings" w:hAnsi="Wingdings" w:hint="default"/>
+      </w:rPr>
+    </w:lvl>
+    <w:lvl w:ilvl="6" w:tplc="04090001" w:tentative="1">
+      <w:start w:val="1"/>
+      <w:numFmt w:val="bullet"/>
+      <w:lvlText w:val=""/>
+      <w:lvlJc w:val="left"/>
+      <w:pPr>
+        <w:ind w:left="3050" w:hanging="420"/>
+      </w:pPr>
+      <w:rPr>
+        <w:rFonts w:ascii="Wingdings" w:hAnsi="Wingdings" w:hint="default"/>
+      </w:rPr>
+    </w:lvl>
+    <w:lvl w:ilvl="7" w:tplc="04090003" w:tentative="1">
+      <w:start w:val="1"/>
+      <w:numFmt w:val="bullet"/>
+      <w:lvlText w:val=""/>
+      <w:lvlJc w:val="left"/>
+      <w:pPr>
+        <w:ind w:left="3470" w:hanging="420"/>
+      </w:pPr>
+      <w:rPr>
+        <w:rFonts w:ascii="Wingdings" w:hAnsi="Wingdings" w:hint="default"/>
+      </w:rPr>
+    </w:lvl>
+    <w:lvl w:ilvl="8" w:tplc="04090005" w:tentative="1">
+      <w:start w:val="1"/>
+      <w:numFmt w:val="bullet"/>
+      <w:lvlText w:val=""/>
+      <w:lvlJc w:val="left"/>
+      <w:pPr>
+        <w:ind w:left="3890" w:hanging="420"/>
+      </w:pPr>
+      <w:rPr>
+        <w:rFonts w:ascii="Wingdings" w:hAnsi="Wingdings" w:hint="default"/>
+      </w:rPr>
+    </w:lvl>
+  </w:abstractNum>
+  <w:abstractNum w:abstractNumId="3" w15:restartNumberingAfterBreak="0">
+    <w:nsid w:val="59A318E1"/>
+    <w:multiLevelType w:val="hybridMultilevel"/>
+    <w:tmpl w:val="6840F272"/>
+    <w:lvl w:ilvl="0" w:tplc="98D0D506">
+      <w:start w:val="1"/>
+      <w:numFmt w:val="bullet"/>
+      <w:lvlText w:val=""/>
+      <w:lvlJc w:val="left"/>
+      <w:pPr>
+        <w:ind w:left="470" w:hanging="360"/>
+      </w:pPr>
+      <w:rPr>
+        <w:rFonts w:ascii="Wingdings" w:hAnsi="Wingdings" w:hint="default"/>
+        <w:i/>
+      </w:rPr>
+    </w:lvl>
+    <w:lvl w:ilvl="1" w:tplc="04090003" w:tentative="1">
+      <w:start w:val="1"/>
+      <w:numFmt w:val="bullet"/>
+      <w:lvlText w:val=""/>
+      <w:lvlJc w:val="left"/>
+      <w:pPr>
+        <w:ind w:left="950" w:hanging="420"/>
+      </w:pPr>
+      <w:rPr>
+        <w:rFonts w:ascii="Wingdings" w:hAnsi="Wingdings" w:hint="default"/>
+      </w:rPr>
+    </w:lvl>
+    <w:lvl w:ilvl="2" w:tplc="04090005" w:tentative="1">
+      <w:start w:val="1"/>
+      <w:numFmt w:val="bullet"/>
+      <w:lvlText w:val=""/>
+      <w:lvlJc w:val="left"/>
+      <w:pPr>
+        <w:ind w:left="1370" w:hanging="420"/>
+      </w:pPr>
+      <w:rPr>
+        <w:rFonts w:ascii="Wingdings" w:hAnsi="Wingdings" w:hint="default"/>
+      </w:rPr>
+    </w:lvl>
+    <w:lvl w:ilvl="3" w:tplc="04090001" w:tentative="1">
+      <w:start w:val="1"/>
+      <w:numFmt w:val="bullet"/>
+      <w:lvlText w:val=""/>
+      <w:lvlJc w:val="left"/>
+      <w:pPr>
+        <w:ind w:left="1790" w:hanging="420"/>
+      </w:pPr>
+      <w:rPr>
+        <w:rFonts w:ascii="Wingdings" w:hAnsi="Wingdings" w:hint="default"/>
+      </w:rPr>
+    </w:lvl>
+    <w:lvl w:ilvl="4" w:tplc="04090003" w:tentative="1">
+      <w:start w:val="1"/>
+      <w:numFmt w:val="bullet"/>
+      <w:lvlText w:val=""/>
+      <w:lvlJc w:val="left"/>
+      <w:pPr>
+        <w:ind w:left="2210" w:hanging="420"/>
+      </w:pPr>
+      <w:rPr>
+        <w:rFonts w:ascii="Wingdings" w:hAnsi="Wingdings" w:hint="default"/>
+      </w:rPr>
+    </w:lvl>
+    <w:lvl w:ilvl="5" w:tplc="04090005" w:tentative="1">
+      <w:start w:val="1"/>
+      <w:numFmt w:val="bullet"/>
+      <w:lvlText w:val=""/>
+      <w:lvlJc w:val="left"/>
+      <w:pPr>
+        <w:ind w:left="2630" w:hanging="420"/>
+      </w:pPr>
+      <w:rPr>
+        <w:rFonts w:ascii="Wingdings" w:hAnsi="Wingdings" w:hint="default"/>
+      </w:rPr>
+    </w:lvl>
+    <w:lvl w:ilvl="6" w:tplc="04090001" w:tentative="1">
+      <w:start w:val="1"/>
+      <w:numFmt w:val="bullet"/>
+      <w:lvlText w:val=""/>
+      <w:lvlJc w:val="left"/>
+      <w:pPr>
+        <w:ind w:left="3050" w:hanging="420"/>
+      </w:pPr>
+      <w:rPr>
+        <w:rFonts w:ascii="Wingdings" w:hAnsi="Wingdings" w:hint="default"/>
+      </w:rPr>
+    </w:lvl>
+    <w:lvl w:ilvl="7" w:tplc="04090003" w:tentative="1">
+      <w:start w:val="1"/>
+      <w:numFmt w:val="bullet"/>
+      <w:lvlText w:val=""/>
+      <w:lvlJc w:val="left"/>
+      <w:pPr>
+        <w:ind w:left="3470" w:hanging="420"/>
+      </w:pPr>
+      <w:rPr>
+        <w:rFonts w:ascii="Wingdings" w:hAnsi="Wingdings" w:hint="default"/>
+      </w:rPr>
+    </w:lvl>
+    <w:lvl w:ilvl="8" w:tplc="04090005" w:tentative="1">
+      <w:start w:val="1"/>
+      <w:numFmt w:val="bullet"/>
+      <w:lvlText w:val=""/>
+      <w:lvlJc w:val="left"/>
+      <w:pPr>
+        <w:ind w:left="3890" w:hanging="420"/>
+      </w:pPr>
+      <w:rPr>
+        <w:rFonts w:ascii="Wingdings" w:hAnsi="Wingdings" w:hint="default"/>
+      </w:rPr>
+    </w:lvl>
+  </w:abstractNum>
+  <w:abstractNum w:abstractNumId="4" w15:restartNumberingAfterBreak="0">
+    <w:nsid w:val="5A536B8D"/>
+    <w:multiLevelType w:val="hybridMultilevel"/>
+    <w:tmpl w:val="D3BEDC0A"/>
+    <w:lvl w:ilvl="0" w:tplc="78FA86FA">
+      <w:start w:val="1"/>
+      <w:numFmt w:val="bullet"/>
+      <w:lvlText w:val="–"/>
+      <w:lvlJc w:val="left"/>
+      <w:pPr>
+        <w:ind w:left="470" w:hanging="360"/>
+      </w:pPr>
+      <w:rPr>
+        <w:rFonts w:ascii="仿宋" w:eastAsia="仿宋" w:hAnsi="仿宋" w:hint="eastAsia"/>
+        <w:i w:val="0"/>
+      </w:rPr>
+    </w:lvl>
+    <w:lvl w:ilvl="1" w:tplc="04090003" w:tentative="1">
+      <w:start w:val="1"/>
+      <w:numFmt w:val="bullet"/>
+      <w:lvlText w:val=""/>
+      <w:lvlJc w:val="left"/>
+      <w:pPr>
+        <w:ind w:left="950" w:hanging="420"/>
+      </w:pPr>
+      <w:rPr>
+        <w:rFonts w:ascii="Wingdings" w:hAnsi="Wingdings" w:hint="default"/>
+      </w:rPr>
+    </w:lvl>
+    <w:lvl w:ilvl="2" w:tplc="04090005" w:tentative="1">
+      <w:start w:val="1"/>
+      <w:numFmt w:val="bullet"/>
+      <w:lvlText w:val=""/>
+      <w:lvlJc w:val="left"/>
+      <w:pPr>
+        <w:ind w:left="1370" w:hanging="420"/>
+      </w:pPr>
+      <w:rPr>
+        <w:rFonts w:ascii="Wingdings" w:hAnsi="Wingdings" w:hint="default"/>
+      </w:rPr>
+    </w:lvl>
+    <w:lvl w:ilvl="3" w:tplc="04090001" w:tentative="1">
+      <w:start w:val="1"/>
+      <w:numFmt w:val="bullet"/>
+      <w:lvlText w:val=""/>
+      <w:lvlJc w:val="left"/>
+      <w:pPr>
+        <w:ind w:left="1790" w:hanging="420"/>
+      </w:pPr>
+      <w:rPr>
+        <w:rFonts w:ascii="Wingdings" w:hAnsi="Wingdings" w:hint="default"/>
+      </w:rPr>
+    </w:lvl>
+    <w:lvl w:ilvl="4" w:tplc="04090003" w:tentative="1">
+      <w:start w:val="1"/>
+      <w:numFmt w:val="bullet"/>
+      <w:lvlText w:val=""/>
+      <w:lvlJc w:val="left"/>
+      <w:pPr>
+        <w:ind w:left="2210" w:hanging="420"/>
+      </w:pPr>
+      <w:rPr>
+        <w:rFonts w:ascii="Wingdings" w:hAnsi="Wingdings" w:hint="default"/>
+      </w:rPr>
+    </w:lvl>
+    <w:lvl w:ilvl="5" w:tplc="04090005" w:tentative="1">
+      <w:start w:val="1"/>
+      <w:numFmt w:val="bullet"/>
+      <w:lvlText w:val=""/>
+      <w:lvlJc w:val="left"/>
+      <w:pPr>
+        <w:ind w:left="2630" w:hanging="420"/>
+      </w:pPr>
+      <w:rPr>
+        <w:rFonts w:ascii="Wingdings" w:hAnsi="Wingdings" w:hint="default"/>
+      </w:rPr>
+    </w:lvl>
+    <w:lvl w:ilvl="6" w:tplc="04090001" w:tentative="1">
+      <w:start w:val="1"/>
+      <w:numFmt w:val="bullet"/>
+      <w:lvlText w:val=""/>
+      <w:lvlJc w:val="left"/>
+      <w:pPr>
+        <w:ind w:left="3050" w:hanging="420"/>
+      </w:pPr>
+      <w:rPr>
+        <w:rFonts w:ascii="Wingdings" w:hAnsi="Wingdings" w:hint="default"/>
+      </w:rPr>
+    </w:lvl>
+    <w:lvl w:ilvl="7" w:tplc="04090003" w:tentative="1">
+      <w:start w:val="1"/>
+      <w:numFmt w:val="bullet"/>
+      <w:lvlText w:val=""/>
+      <w:lvlJc w:val="left"/>
+      <w:pPr>
+        <w:ind w:left="3470" w:hanging="420"/>
+      </w:pPr>
+      <w:rPr>
+        <w:rFonts w:ascii="Wingdings" w:hAnsi="Wingdings" w:hint="default"/>
+      </w:rPr>
+    </w:lvl>
+    <w:lvl w:ilvl="8" w:tplc="04090005" w:tentative="1">
+      <w:start w:val="1"/>
+      <w:numFmt w:val="bullet"/>
+      <w:lvlText w:val=""/>
+      <w:lvlJc w:val="left"/>
+      <w:pPr>
+        <w:ind w:left="3890" w:hanging="420"/>
+      </w:pPr>
+      <w:rPr>
+        <w:rFonts w:ascii="Wingdings" w:hAnsi="Wingdings" w:hint="default"/>
+      </w:rPr>
+    </w:lvl>
+  </w:abstractNum>
+  <w:abstractNum w:abstractNumId="5" w15:restartNumberingAfterBreak="0">
+    <w:nsid w:val="637C5FFB"/>
+    <w:multiLevelType w:val="hybridMultilevel"/>
+    <w:tmpl w:val="CDBC4B16"/>
+    <w:lvl w:ilvl="0" w:tplc="98D0D506">
+      <w:start w:val="1"/>
+      <w:numFmt w:val="bullet"/>
+      <w:lvlText w:val=""/>
+      <w:lvlJc w:val="left"/>
+      <w:pPr>
+        <w:ind w:left="530" w:hanging="420"/>
+      </w:pPr>
+      <w:rPr>
+        <w:rFonts w:ascii="Wingdings" w:hAnsi="Wingdings" w:hint="default"/>
+      </w:rPr>
+    </w:lvl>
+    <w:lvl w:ilvl="1" w:tplc="04090003" w:tentative="1">
+      <w:start w:val="1"/>
+      <w:numFmt w:val="bullet"/>
+      <w:lvlText w:val=""/>
+      <w:lvlJc w:val="left"/>
+      <w:pPr>
+        <w:ind w:left="950" w:hanging="420"/>
+      </w:pPr>
+      <w:rPr>
+        <w:rFonts w:ascii="Wingdings" w:hAnsi="Wingdings" w:hint="default"/>
+      </w:rPr>
+    </w:lvl>
+    <w:lvl w:ilvl="2" w:tplc="04090005" w:tentative="1">
+      <w:start w:val="1"/>
+      <w:numFmt w:val="bullet"/>
+      <w:lvlText w:val=""/>
+      <w:lvlJc w:val="left"/>
+      <w:pPr>
+        <w:ind w:left="1370" w:hanging="420"/>
+      </w:pPr>
+      <w:rPr>
+        <w:rFonts w:ascii="Wingdings" w:hAnsi="Wingdings" w:hint="default"/>
+      </w:rPr>
+    </w:lvl>
+    <w:lvl w:ilvl="3" w:tplc="04090001" w:tentative="1">
+      <w:start w:val="1"/>
+      <w:numFmt w:val="bullet"/>
+      <w:lvlText w:val=""/>
+      <w:lvlJc w:val="left"/>
+      <w:pPr>
+        <w:ind w:left="1790" w:hanging="420"/>
+      </w:pPr>
+      <w:rPr>
+        <w:rFonts w:ascii="Wingdings" w:hAnsi="Wingdings" w:hint="default"/>
+      </w:rPr>
+    </w:lvl>
+    <w:lvl w:ilvl="4" w:tplc="04090003" w:tentative="1">
+      <w:start w:val="1"/>
+      <w:numFmt w:val="bullet"/>
+      <w:lvlText w:val=""/>
+      <w:lvlJc w:val="left"/>
+      <w:pPr>
+        <w:ind w:left="2210" w:hanging="420"/>
+      </w:pPr>
+      <w:rPr>
+        <w:rFonts w:ascii="Wingdings" w:hAnsi="Wingdings" w:hint="default"/>
+      </w:rPr>
+    </w:lvl>
+    <w:lvl w:ilvl="5" w:tplc="04090005" w:tentative="1">
+      <w:start w:val="1"/>
+      <w:numFmt w:val="bullet"/>
+      <w:lvlText w:val=""/>
+      <w:lvlJc w:val="left"/>
+      <w:pPr>
+        <w:ind w:left="2630" w:hanging="420"/>
+      </w:pPr>
+      <w:rPr>
+        <w:rFonts w:ascii="Wingdings" w:hAnsi="Wingdings" w:hint="default"/>
+      </w:rPr>
+    </w:lvl>
+    <w:lvl w:ilvl="6" w:tplc="04090001" w:tentative="1">
+      <w:start w:val="1"/>
+      <w:numFmt w:val="bullet"/>
+      <w:lvlText w:val=""/>
+      <w:lvlJc w:val="left"/>
+      <w:pPr>
+        <w:ind w:left="3050" w:hanging="420"/>
+      </w:pPr>
+      <w:rPr>
+        <w:rFonts w:ascii="Wingdings" w:hAnsi="Wingdings" w:hint="default"/>
+      </w:rPr>
+    </w:lvl>
+    <w:lvl w:ilvl="7" w:tplc="04090003" w:tentative="1">
+      <w:start w:val="1"/>
+      <w:numFmt w:val="bullet"/>
+      <w:lvlText w:val=""/>
+      <w:lvlJc w:val="left"/>
+      <w:pPr>
+        <w:ind w:left="3470" w:hanging="420"/>
+      </w:pPr>
+      <w:rPr>
+        <w:rFonts w:ascii="Wingdings" w:hAnsi="Wingdings" w:hint="default"/>
+      </w:rPr>
+    </w:lvl>
+    <w:lvl w:ilvl="8" w:tplc="04090005" w:tentative="1">
+      <w:start w:val="1"/>
+      <w:numFmt w:val="bullet"/>
+      <w:lvlText w:val=""/>
+      <w:lvlJc w:val="left"/>
+      <w:pPr>
+        <w:ind w:left="3890" w:hanging="420"/>
+      </w:pPr>
+      <w:rPr>
+        <w:rFonts w:ascii="Wingdings" w:hAnsi="Wingdings" w:hint="default"/>
+      </w:rPr>
+    </w:lvl>
+  </w:abstractNum>
+  <w:abstractNum w:abstractNumId="6" w15:restartNumberingAfterBreak="0">
+    <w:nsid w:val="6EEA5E15"/>
+    <w:multiLevelType w:val="hybridMultilevel"/>
+    <w:tmpl w:val="774ABF46"/>
+    <w:lvl w:ilvl="0" w:tplc="78FA86FA">
+      <w:start w:val="1"/>
+      <w:numFmt w:val="bullet"/>
+      <w:lvlText w:val="–"/>
+      <w:lvlJc w:val="left"/>
+      <w:pPr>
+        <w:ind w:left="470" w:hanging="360"/>
+      </w:pPr>
+      <w:rPr>
+        <w:rFonts w:ascii="仿宋" w:eastAsia="仿宋" w:hAnsi="仿宋" w:hint="eastAsia"/>
+        <w:color w:val="000000"/>
+      </w:rPr>
+    </w:lvl>
+    <w:lvl w:ilvl="1" w:tplc="04090003" w:tentative="1">
+      <w:start w:val="1"/>
+      <w:numFmt w:val="bullet"/>
+      <w:lvlText w:val=""/>
+      <w:lvlJc w:val="left"/>
+      <w:pPr>
+        <w:ind w:left="950" w:hanging="420"/>
+      </w:pPr>
+      <w:rPr>
+        <w:rFonts w:ascii="Wingdings" w:hAnsi="Wingdings" w:hint="default"/>
+      </w:rPr>
+    </w:lvl>
+    <w:lvl w:ilvl="2" w:tplc="04090005" w:tentative="1">
+      <w:start w:val="1"/>
+      <w:numFmt w:val="bullet"/>
+      <w:lvlText w:val=""/>
+      <w:lvlJc w:val="left"/>
+      <w:pPr>
+        <w:ind w:left="1370" w:hanging="420"/>
+      </w:pPr>
+      <w:rPr>
+        <w:rFonts w:ascii="Wingdings" w:hAnsi="Wingdings" w:hint="default"/>
+      </w:rPr>
+    </w:lvl>
+    <w:lvl w:ilvl="3" w:tplc="04090001" w:tentative="1">
+      <w:start w:val="1"/>
+      <w:numFmt w:val="bullet"/>
+      <w:lvlText w:val=""/>
+      <w:lvlJc w:val="left"/>
+      <w:pPr>
+        <w:ind w:left="1790" w:hanging="420"/>
+      </w:pPr>
+      <w:rPr>
+        <w:rFonts w:ascii="Wingdings" w:hAnsi="Wingdings" w:hint="default"/>
+      </w:rPr>
+    </w:lvl>
+    <w:lvl w:ilvl="4" w:tplc="04090003" w:tentative="1">
+      <w:start w:val="1"/>
+      <w:numFmt w:val="bullet"/>
+      <w:lvlText w:val=""/>
+      <w:lvlJc w:val="left"/>
+      <w:pPr>
+        <w:ind w:left="2210" w:hanging="420"/>
+      </w:pPr>
+      <w:rPr>
+        <w:rFonts w:ascii="Wingdings" w:hAnsi="Wingdings" w:hint="default"/>
+      </w:rPr>
+    </w:lvl>
+    <w:lvl w:ilvl="5" w:tplc="04090005" w:tentative="1">
+      <w:start w:val="1"/>
+      <w:numFmt w:val="bullet"/>
+      <w:lvlText w:val=""/>
+      <w:lvlJc w:val="left"/>
+      <w:pPr>
+        <w:ind w:left="2630" w:hanging="420"/>
+      </w:pPr>
+      <w:rPr>
+        <w:rFonts w:ascii="Wingdings" w:hAnsi="Wingdings" w:hint="default"/>
+      </w:rPr>
+    </w:lvl>
+    <w:lvl w:ilvl="6" w:tplc="04090001" w:tentative="1">
+      <w:start w:val="1"/>
+      <w:numFmt w:val="bullet"/>
+      <w:lvlText w:val=""/>
+      <w:lvlJc w:val="left"/>
+      <w:pPr>
+        <w:ind w:left="3050" w:hanging="420"/>
+      </w:pPr>
+      <w:rPr>
+        <w:rFonts w:ascii="Wingdings" w:hAnsi="Wingdings" w:hint="default"/>
+      </w:rPr>
+    </w:lvl>
+    <w:lvl w:ilvl="7" w:tplc="04090003" w:tentative="1">
+      <w:start w:val="1"/>
+      <w:numFmt w:val="bullet"/>
+      <w:lvlText w:val=""/>
+      <w:lvlJc w:val="left"/>
+      <w:pPr>
+        <w:ind w:left="3470" w:hanging="420"/>
+      </w:pPr>
+      <w:rPr>
+        <w:rFonts w:ascii="Wingdings" w:hAnsi="Wingdings" w:hint="default"/>
+      </w:rPr>
+    </w:lvl>
+    <w:lvl w:ilvl="8" w:tplc="04090005" w:tentative="1">
+      <w:start w:val="1"/>
+      <w:numFmt w:val="bullet"/>
+      <w:lvlText w:val=""/>
+      <w:lvlJc w:val="left"/>
+      <w:pPr>
+        <w:ind w:left="3890" w:hanging="420"/>
+      </w:pPr>
+      <w:rPr>
+        <w:rFonts w:ascii="Wingdings" w:hAnsi="Wingdings" w:hint="default"/>
+      </w:rPr>
+    </w:lvl>
+  </w:abstractNum>
+  <w:abstractNum w:abstractNumId="7" w15:restartNumberingAfterBreak="0">
+    <w:nsid w:val="79C95965"/>
+    <w:multiLevelType w:val="hybridMultilevel"/>
+    <w:tmpl w:val="A81A6D20"/>
+    <w:lvl w:ilvl="0" w:tplc="FDCAE35A">
+      <w:numFmt w:val="bullet"/>
+      <w:lvlText w:val="-"/>
+      <w:lvlJc w:val="left"/>
+      <w:pPr>
+        <w:ind w:left="470" w:hanging="360"/>
+      </w:pPr>
+      <w:rPr>
+        <w:rFonts w:ascii="Georgia-Italic" w:eastAsia="仿宋" w:hAnsi="Georgia-Italic" w:cstheme="minorBidi" w:hint="default"/>
+        <w:i/>
+      </w:rPr>
+    </w:lvl>
+    <w:lvl w:ilvl="1" w:tplc="04090003" w:tentative="1">
+      <w:start w:val="1"/>
+      <w:numFmt w:val="bullet"/>
+      <w:lvlText w:val=""/>
+      <w:lvlJc w:val="left"/>
+      <w:pPr>
+        <w:ind w:left="950" w:hanging="420"/>
+      </w:pPr>
+      <w:rPr>
+        <w:rFonts w:ascii="Wingdings" w:hAnsi="Wingdings" w:hint="default"/>
+      </w:rPr>
+    </w:lvl>
+    <w:lvl w:ilvl="2" w:tplc="04090005" w:tentative="1">
+      <w:start w:val="1"/>
+      <w:numFmt w:val="bullet"/>
+      <w:lvlText w:val=""/>
+      <w:lvlJc w:val="left"/>
+      <w:pPr>
+        <w:ind w:left="1370" w:hanging="420"/>
+      </w:pPr>
+      <w:rPr>
+        <w:rFonts w:ascii="Wingdings" w:hAnsi="Wingdings" w:hint="default"/>
+      </w:rPr>
+    </w:lvl>
+    <w:lvl w:ilvl="3" w:tplc="04090001" w:tentative="1">
+      <w:start w:val="1"/>
+      <w:numFmt w:val="bullet"/>
+      <w:lvlText w:val=""/>
+      <w:lvlJc w:val="left"/>
+      <w:pPr>
+        <w:ind w:left="1790" w:hanging="420"/>
+      </w:pPr>
+      <w:rPr>
+        <w:rFonts w:ascii="Wingdings" w:hAnsi="Wingdings" w:hint="default"/>
+      </w:rPr>
+    </w:lvl>
+    <w:lvl w:ilvl="4" w:tplc="04090003" w:tentative="1">
+      <w:start w:val="1"/>
+      <w:numFmt w:val="bullet"/>
+      <w:lvlText w:val=""/>
+      <w:lvlJc w:val="left"/>
+      <w:pPr>
+        <w:ind w:left="2210" w:hanging="420"/>
+      </w:pPr>
+      <w:rPr>
+        <w:rFonts w:ascii="Wingdings" w:hAnsi="Wingdings" w:hint="default"/>
+      </w:rPr>
+    </w:lvl>
+    <w:lvl w:ilvl="5" w:tplc="04090005" w:tentative="1">
+      <w:start w:val="1"/>
+      <w:numFmt w:val="bullet"/>
+      <w:lvlText w:val=""/>
+      <w:lvlJc w:val="left"/>
+      <w:pPr>
+        <w:ind w:left="2630" w:hanging="420"/>
+      </w:pPr>
+      <w:rPr>
+        <w:rFonts w:ascii="Wingdings" w:hAnsi="Wingdings" w:hint="default"/>
+      </w:rPr>
+    </w:lvl>
+    <w:lvl w:ilvl="6" w:tplc="04090001" w:tentative="1">
+      <w:start w:val="1"/>
+      <w:numFmt w:val="bullet"/>
+      <w:lvlText w:val=""/>
+      <w:lvlJc w:val="left"/>
+      <w:pPr>
+        <w:ind w:left="3050" w:hanging="420"/>
+      </w:pPr>
+      <w:rPr>
+        <w:rFonts w:ascii="Wingdings" w:hAnsi="Wingdings" w:hint="default"/>
+      </w:rPr>
+    </w:lvl>
+    <w:lvl w:ilvl="7" w:tplc="04090003" w:tentative="1">
+      <w:start w:val="1"/>
+      <w:numFmt w:val="bullet"/>
+      <w:lvlText w:val=""/>
+      <w:lvlJc w:val="left"/>
+      <w:pPr>
+        <w:ind w:left="3470" w:hanging="420"/>
+      </w:pPr>
+      <w:rPr>
+        <w:rFonts w:ascii="Wingdings" w:hAnsi="Wingdings" w:hint="default"/>
+      </w:rPr>
+    </w:lvl>
+    <w:lvl w:ilvl="8" w:tplc="04090005" w:tentative="1">
+      <w:start w:val="1"/>
+      <w:numFmt w:val="bullet"/>
+      <w:lvlText w:val=""/>
+      <w:lvlJc w:val="left"/>
+      <w:pPr>
+        <w:ind w:left="3890" w:hanging="420"/>
+      </w:pPr>
+      <w:rPr>
+        <w:rFonts w:ascii="Wingdings" w:hAnsi="Wingdings" w:hint="default"/>
+      </w:rPr>
+    </w:lvl>
+  </w:abstractNum>
+  <w:num w:numId="1">
+    <w:abstractNumId w:val="7"/>
+  </w:num>
+  <w:num w:numId="2">
+    <w:abstractNumId w:val="3"/>
+  </w:num>
+  <w:num w:numId="3">
+    <w:abstractNumId w:val="5"/>
+  </w:num>
+  <w:num w:numId="4">
+    <w:abstractNumId w:val="0"/>
+  </w:num>
+  <w:num w:numId="5">
+    <w:abstractNumId w:val="1"/>
+  </w:num>
+  <w:num w:numId="6">
+    <w:abstractNumId w:val="4"/>
+  </w:num>
+  <w:num w:numId="7">
+    <w:abstractNumId w:val="6"/>
+  </w:num>
+  <w:num w:numId="8">
+    <w:abstractNumId w:val="2"/>
+  </w:num>
+</w:numbering>
 </file>
 
 <file path=word/styles.xml><?xml version="1.0" encoding="utf-8"?>
@@ -3528,18 +4349,19 @@
   <w:style w:type="paragraph" w:default="1" w:styleId="a">
     <w:name w:val="Normal"/>
     <w:qFormat/>
-    <w:rsid w:val="00EC22FD"/>
+    <w:rsid w:val="00A26CB6"/>
     <w:pPr>
       <w:widowControl w:val="0"/>
+      <w:spacing w:line="300" w:lineRule="auto"/>
     </w:pPr>
     <w:rPr>
       <w:rFonts w:ascii="Georgia" w:eastAsia="仿宋" w:hAnsi="Georgia"/>
+      <w:sz w:val="22"/>
     </w:rPr>
   </w:style>
   <w:style w:type="character" w:default="1" w:styleId="a0">
     <w:name w:val="Default Paragraph Font"/>
     <w:uiPriority w:val="1"/>
-    <w:semiHidden/>
     <w:unhideWhenUsed/>
   </w:style>
   <w:style w:type="table" w:default="1" w:styleId="a1">
@@ -3700,6 +4522,46 @@
       <w:color w:val="954F72" w:themeColor="followedHyperlink"/>
       <w:u w:val="single"/>
     </w:rPr>
+  </w:style>
+  <w:style w:type="character" w:customStyle="1" w:styleId="fontstyle01">
+    <w:name w:val="fontstyle01"/>
+    <w:basedOn w:val="a0"/>
+    <w:rsid w:val="005A0EEB"/>
+    <w:rPr>
+      <w:rFonts w:ascii="Georgia-Italic" w:hAnsi="Georgia-Italic" w:hint="default"/>
+      <w:b w:val="0"/>
+      <w:bCs w:val="0"/>
+      <w:i/>
+      <w:iCs/>
+      <w:color w:val="000000"/>
+      <w:sz w:val="22"/>
+      <w:szCs w:val="22"/>
+    </w:rPr>
+  </w:style>
+  <w:style w:type="character" w:customStyle="1" w:styleId="fontstyle21">
+    <w:name w:val="fontstyle21"/>
+    <w:basedOn w:val="a0"/>
+    <w:rsid w:val="00446BB8"/>
+    <w:rPr>
+      <w:rFonts w:ascii="Georgia" w:hAnsi="Georgia" w:hint="default"/>
+      <w:b w:val="0"/>
+      <w:bCs w:val="0"/>
+      <w:i w:val="0"/>
+      <w:iCs w:val="0"/>
+      <w:color w:val="000000"/>
+      <w:sz w:val="22"/>
+      <w:szCs w:val="22"/>
+    </w:rPr>
+  </w:style>
+  <w:style w:type="paragraph" w:styleId="ac">
+    <w:name w:val="List Paragraph"/>
+    <w:basedOn w:val="a"/>
+    <w:uiPriority w:val="34"/>
+    <w:qFormat/>
+    <w:rsid w:val="00B02AB2"/>
+    <w:pPr>
+      <w:ind w:firstLineChars="200" w:firstLine="420"/>
+    </w:pPr>
   </w:style>
 </w:styles>
 </file>
